--- a/equipo 2.docx
+++ b/equipo 2.docx
@@ -9,39 +9,616 @@
           <w:rFonts w:ascii="Arial" w:hAnsi="Arial" w:cs="Arial"/>
           <w:b/>
           <w:bCs/>
-        </w:rPr>
-      </w:pPr>
-      <w:r>
-        <w:rPr>
-          <w:rFonts w:ascii="Arial" w:hAnsi="Arial" w:cs="Arial"/>
-          <w:b/>
-          <w:bCs/>
-        </w:rPr>
-        <w:t>LLUVIA DE IDEAS</w:t>
-      </w:r>
-    </w:p>
-    <w:p/>
-    <w:p>
-      <w:pPr>
-        <w:tabs>
-          <w:tab w:val="left" w:pos="915"/>
-        </w:tabs>
-        <w:rPr>
-          <w:lang w:val="es-419"/>
-        </w:rPr>
-      </w:pPr>
-      <w:r>
-        <w:rPr>
-          <w:lang w:val="es-419"/>
-        </w:rPr>
-        <w:t>En este apartado vamos a t</w:t>
-      </w:r>
-      <w:r>
-        <w:rPr>
-          <w:lang w:val="es-419"/>
-        </w:rPr>
-        <w:t>ener la lluvia de ideas para desarrollar el blog de música, que tiene como objetivo principal, recomendar canciones, tener playlist según el modo y nuevas sugerencias de canciones, descubrimientos semanales y recomendaciones de playlist para aumentar la productividad según la neurociencia.</w:t>
-      </w:r>
+          <w:sz w:val="44"/>
+          <w:szCs w:val="44"/>
+          <w:lang w:val="es-419"/>
+        </w:rPr>
+      </w:pPr>
+      <w:r>
+        <w:rPr>
+          <w:rFonts w:ascii="Arial" w:hAnsi="Arial" w:cs="Arial"/>
+          <w:b/>
+          <w:bCs/>
+          <w:sz w:val="44"/>
+          <w:szCs w:val="44"/>
+          <w:lang w:val="es-419"/>
+        </w:rPr>
+        <w:t>BLOG DE MÚSICA (</w:t>
+      </w:r>
+      <w:proofErr w:type="spellStart"/>
+      <w:r>
+        <w:rPr>
+          <w:rFonts w:ascii="Arial" w:hAnsi="Arial" w:cs="Arial"/>
+          <w:b/>
+          <w:bCs/>
+          <w:sz w:val="44"/>
+          <w:szCs w:val="44"/>
+          <w:lang w:val="es-419"/>
+        </w:rPr>
+        <w:t>F_o</w:t>
+      </w:r>
+      <w:r>
+        <w:rPr>
+          <w:rFonts w:ascii="Arial" w:hAnsi="Arial" w:cs="Arial"/>
+          <w:b/>
+          <w:bCs/>
+          <w:sz w:val="44"/>
+          <w:szCs w:val="44"/>
+          <w:lang w:val="es-419"/>
+        </w:rPr>
+        <w:t>cus</w:t>
+      </w:r>
+      <w:proofErr w:type="spellEnd"/>
+      <w:r>
+        <w:rPr>
+          <w:rFonts w:ascii="Arial" w:hAnsi="Arial" w:cs="Arial"/>
+          <w:b/>
+          <w:bCs/>
+          <w:sz w:val="44"/>
+          <w:szCs w:val="44"/>
+          <w:lang w:val="es-419"/>
+        </w:rPr>
+        <w:t>)</w:t>
+      </w:r>
+    </w:p>
+    <w:p>
+      <w:pPr>
+        <w:rPr>
+          <w:rFonts w:ascii="Arial" w:hAnsi="Arial" w:cs="Arial"/>
+          <w:lang w:val="es-419"/>
+        </w:rPr>
+      </w:pPr>
+    </w:p>
+    <w:p>
+      <w:pPr>
+        <w:tabs>
+          <w:tab w:val="left" w:pos="915"/>
+        </w:tabs>
+        <w:rPr>
+          <w:rFonts w:ascii="Arial" w:hAnsi="Arial" w:cs="Arial"/>
+          <w:lang w:val="es-419"/>
+        </w:rPr>
+      </w:pPr>
+      <w:r>
+        <w:rPr>
+          <w:rFonts w:ascii="Arial" w:hAnsi="Arial" w:cs="Arial"/>
+          <w:lang w:val="es-419"/>
+        </w:rPr>
+        <w:t xml:space="preserve">En este apartado vamos a tener la lluvia de ideas para desarrollar el blog de música, que tiene como objetivo principal, recomendar canciones, tener </w:t>
+      </w:r>
+      <w:proofErr w:type="spellStart"/>
+      <w:r>
+        <w:rPr>
+          <w:rFonts w:ascii="Arial" w:hAnsi="Arial" w:cs="Arial"/>
+          <w:lang w:val="es-419"/>
+        </w:rPr>
+        <w:t>playlist</w:t>
+      </w:r>
+      <w:proofErr w:type="spellEnd"/>
+      <w:r>
+        <w:rPr>
+          <w:rFonts w:ascii="Arial" w:hAnsi="Arial" w:cs="Arial"/>
+          <w:lang w:val="es-419"/>
+        </w:rPr>
+        <w:t xml:space="preserve"> según el modo y nuevas sugerencias de canciones, descubrimientos semanales y recomendaciones de </w:t>
+      </w:r>
+      <w:proofErr w:type="spellStart"/>
+      <w:r>
+        <w:rPr>
+          <w:rFonts w:ascii="Arial" w:hAnsi="Arial" w:cs="Arial"/>
+          <w:lang w:val="es-419"/>
+        </w:rPr>
+        <w:t>playlist</w:t>
+      </w:r>
+      <w:proofErr w:type="spellEnd"/>
+      <w:r>
+        <w:rPr>
+          <w:rFonts w:ascii="Arial" w:hAnsi="Arial" w:cs="Arial"/>
+          <w:lang w:val="es-419"/>
+        </w:rPr>
+        <w:t xml:space="preserve"> para aumentar la productividad según la neurociencia.</w:t>
+      </w:r>
+    </w:p>
+    <w:p>
+      <w:pPr>
+        <w:tabs>
+          <w:tab w:val="left" w:pos="915"/>
+        </w:tabs>
+        <w:rPr>
+          <w:rFonts w:ascii="Arial" w:hAnsi="Arial" w:cs="Arial"/>
+          <w:lang w:val="es-419"/>
+        </w:rPr>
+      </w:pPr>
+    </w:p>
+    <w:p>
+      <w:pPr>
+        <w:tabs>
+          <w:tab w:val="left" w:pos="915"/>
+        </w:tabs>
+        <w:rPr>
+          <w:rFonts w:ascii="Arial" w:hAnsi="Arial" w:cs="Arial"/>
+          <w:lang w:val="es-419"/>
+        </w:rPr>
+      </w:pPr>
+    </w:p>
+    <w:p>
+      <w:pPr>
+        <w:tabs>
+          <w:tab w:val="left" w:pos="915"/>
+        </w:tabs>
+        <w:rPr>
+          <w:rFonts w:ascii="Arial" w:hAnsi="Arial" w:cs="Arial"/>
+          <w:b/>
+          <w:bCs/>
+          <w:color w:val="0070C0"/>
+          <w:sz w:val="44"/>
+          <w:szCs w:val="44"/>
+          <w:lang w:val="es-419"/>
+        </w:rPr>
+      </w:pPr>
+      <w:r>
+        <w:rPr>
+          <w:rFonts w:ascii="Arial" w:hAnsi="Arial" w:cs="Arial"/>
+          <w:b/>
+          <w:bCs/>
+          <w:color w:val="0070C0"/>
+          <w:sz w:val="44"/>
+          <w:szCs w:val="44"/>
+          <w:lang w:val="es-419"/>
+        </w:rPr>
+        <w:t>OBJETIVO GENERAL</w:t>
+      </w:r>
+    </w:p>
+    <w:p>
+      <w:pPr>
+        <w:tabs>
+          <w:tab w:val="left" w:pos="915"/>
+        </w:tabs>
+        <w:rPr>
+          <w:rFonts w:ascii="Arial" w:hAnsi="Arial" w:cs="Arial"/>
+          <w:lang w:val="es-419"/>
+        </w:rPr>
+      </w:pPr>
+      <w:r>
+        <w:rPr>
+          <w:rFonts w:ascii="Arial" w:hAnsi="Arial" w:cs="Arial"/>
+          <w:lang w:val="es-419"/>
+        </w:rPr>
+        <w:t>Un proyecto consiste en el desarrollo de un blog de Música interactivo y especializo, cuyo factor diferenciador es la recomendación de contenidos musicales basados en la neurociencia y los estados de animo</w:t>
+      </w:r>
+    </w:p>
+    <w:p>
+      <w:pPr>
+        <w:tabs>
+          <w:tab w:val="left" w:pos="915"/>
+        </w:tabs>
+        <w:rPr>
+          <w:rFonts w:ascii="Arial" w:hAnsi="Arial" w:cs="Arial"/>
+          <w:lang w:val="es-419"/>
+        </w:rPr>
+      </w:pPr>
+      <w:r>
+        <w:rPr>
+          <w:rFonts w:ascii="Arial" w:hAnsi="Arial" w:cs="Arial"/>
+          <w:lang w:val="es-419"/>
+        </w:rPr>
+        <w:t xml:space="preserve">Ofrecerá sugerencias de canciones, lanzamientos de </w:t>
+      </w:r>
+      <w:proofErr w:type="spellStart"/>
+      <w:r>
+        <w:rPr>
+          <w:rFonts w:ascii="Arial" w:hAnsi="Arial" w:cs="Arial"/>
+          <w:lang w:val="es-419"/>
+        </w:rPr>
+        <w:t>playlist</w:t>
+      </w:r>
+      <w:proofErr w:type="spellEnd"/>
+      <w:r>
+        <w:rPr>
+          <w:rFonts w:ascii="Arial" w:hAnsi="Arial" w:cs="Arial"/>
+          <w:lang w:val="es-419"/>
+        </w:rPr>
+        <w:t xml:space="preserve"> y metodologías específicas de escucha para maximizar el rendimiento cognitivo.</w:t>
+      </w:r>
+    </w:p>
+    <w:p>
+      <w:pPr>
+        <w:tabs>
+          <w:tab w:val="left" w:pos="915"/>
+        </w:tabs>
+        <w:rPr>
+          <w:rFonts w:ascii="Arial" w:hAnsi="Arial" w:cs="Arial"/>
+          <w:lang w:val="es-419"/>
+        </w:rPr>
+      </w:pPr>
+    </w:p>
+    <w:p>
+      <w:pPr>
+        <w:tabs>
+          <w:tab w:val="left" w:pos="915"/>
+        </w:tabs>
+        <w:rPr>
+          <w:rFonts w:ascii="Arial" w:hAnsi="Arial" w:cs="Arial"/>
+          <w:color w:val="0070C0"/>
+          <w:lang w:val="es-419"/>
+        </w:rPr>
+      </w:pPr>
+    </w:p>
+    <w:p>
+      <w:pPr>
+        <w:pStyle w:val="ListParagraph"/>
+        <w:numPr>
+          <w:ilvl w:val="0"/>
+          <w:numId w:val="1"/>
+        </w:numPr>
+        <w:tabs>
+          <w:tab w:val="left" w:pos="915"/>
+        </w:tabs>
+        <w:rPr>
+          <w:rFonts w:ascii="Arial" w:hAnsi="Arial" w:cs="Arial"/>
+          <w:b/>
+          <w:bCs/>
+          <w:color w:val="0070C0"/>
+          <w:lang w:val="es-419"/>
+        </w:rPr>
+      </w:pPr>
+      <w:r>
+        <w:rPr>
+          <w:rFonts w:ascii="Arial" w:hAnsi="Arial" w:cs="Arial"/>
+          <w:b/>
+          <w:bCs/>
+          <w:color w:val="0070C0"/>
+          <w:lang w:val="es-419"/>
+        </w:rPr>
+        <w:t>PLANIFICACIÓN Y REQUERIMIENTOS</w:t>
+      </w:r>
+    </w:p>
+    <w:p>
+      <w:pPr>
+        <w:pStyle w:val="ListParagraph"/>
+        <w:tabs>
+          <w:tab w:val="left" w:pos="915"/>
+        </w:tabs>
+        <w:rPr>
+          <w:rFonts w:ascii="Arial" w:hAnsi="Arial" w:cs="Arial"/>
+          <w:b/>
+          <w:bCs/>
+          <w:color w:val="0070C0"/>
+          <w:lang w:val="es-419"/>
+        </w:rPr>
+      </w:pPr>
+    </w:p>
+    <w:p>
+      <w:pPr>
+        <w:pStyle w:val="ListParagraph"/>
+        <w:tabs>
+          <w:tab w:val="left" w:pos="915"/>
+        </w:tabs>
+        <w:rPr>
+          <w:rFonts w:ascii="Arial" w:hAnsi="Arial" w:cs="Arial"/>
+          <w:b/>
+          <w:bCs/>
+          <w:color w:val="0070C0"/>
+          <w:lang w:val="es-419"/>
+        </w:rPr>
+      </w:pPr>
+    </w:p>
+    <w:p>
+      <w:pPr>
+        <w:pStyle w:val="ListParagraph"/>
+        <w:numPr>
+          <w:ilvl w:val="0"/>
+          <w:numId w:val="1"/>
+        </w:numPr>
+        <w:tabs>
+          <w:tab w:val="left" w:pos="915"/>
+        </w:tabs>
+        <w:rPr>
+          <w:rFonts w:ascii="Arial" w:hAnsi="Arial" w:cs="Arial"/>
+          <w:b/>
+          <w:bCs/>
+          <w:color w:val="0070C0"/>
+          <w:lang w:val="es-419"/>
+        </w:rPr>
+      </w:pPr>
+      <w:r>
+        <w:rPr>
+          <w:rFonts w:ascii="Arial" w:hAnsi="Arial" w:cs="Arial"/>
+          <w:b/>
+          <w:bCs/>
+          <w:color w:val="0070C0"/>
+          <w:lang w:val="es-419"/>
+        </w:rPr>
+        <w:t xml:space="preserve">DISEÑO </w:t>
+      </w:r>
+      <w:proofErr w:type="spellStart"/>
+      <w:r>
+        <w:rPr>
+          <w:rFonts w:ascii="Arial" w:hAnsi="Arial" w:cs="Arial"/>
+          <w:b/>
+          <w:bCs/>
+          <w:color w:val="0070C0"/>
+          <w:lang w:val="es-419"/>
+        </w:rPr>
+        <w:t>UX</w:t>
+      </w:r>
+      <w:proofErr w:type="spellEnd"/>
+      <w:r>
+        <w:rPr>
+          <w:rFonts w:ascii="Arial" w:hAnsi="Arial" w:cs="Arial"/>
+          <w:b/>
+          <w:bCs/>
+          <w:color w:val="0070C0"/>
+          <w:lang w:val="es-419"/>
+        </w:rPr>
+        <w:t>/UI</w:t>
+      </w:r>
+    </w:p>
+    <w:p>
+      <w:pPr>
+        <w:pStyle w:val="ListParagraph"/>
+        <w:rPr>
+          <w:rFonts w:ascii="Arial" w:hAnsi="Arial" w:cs="Arial"/>
+          <w:b/>
+          <w:bCs/>
+          <w:color w:val="0070C0"/>
+          <w:lang w:val="es-419"/>
+        </w:rPr>
+      </w:pPr>
+    </w:p>
+    <w:p>
+      <w:pPr>
+        <w:pStyle w:val="ListParagraph"/>
+        <w:tabs>
+          <w:tab w:val="left" w:pos="915"/>
+        </w:tabs>
+        <w:rPr>
+          <w:rFonts w:ascii="Arial" w:hAnsi="Arial" w:cs="Arial"/>
+          <w:b/>
+          <w:bCs/>
+          <w:color w:val="0070C0"/>
+          <w:lang w:val="es-419"/>
+        </w:rPr>
+      </w:pPr>
+    </w:p>
+    <w:p>
+      <w:pPr>
+        <w:pStyle w:val="ListParagraph"/>
+        <w:numPr>
+          <w:ilvl w:val="0"/>
+          <w:numId w:val="1"/>
+        </w:numPr>
+        <w:tabs>
+          <w:tab w:val="left" w:pos="915"/>
+        </w:tabs>
+        <w:rPr>
+          <w:rFonts w:ascii="Arial" w:hAnsi="Arial" w:cs="Arial"/>
+          <w:b/>
+          <w:bCs/>
+          <w:color w:val="0070C0"/>
+          <w:lang w:val="es-419"/>
+        </w:rPr>
+      </w:pPr>
+      <w:r>
+        <w:rPr>
+          <w:rFonts w:ascii="Arial" w:hAnsi="Arial" w:cs="Arial"/>
+          <w:b/>
+          <w:bCs/>
+          <w:color w:val="0070C0"/>
+          <w:lang w:val="es-419"/>
+        </w:rPr>
+        <w:t>IMPLEMENTACIÓN (CODIFICACIÓN)</w:t>
+      </w:r>
+    </w:p>
+    <w:p>
+      <w:pPr>
+        <w:pStyle w:val="ListParagraph"/>
+        <w:tabs>
+          <w:tab w:val="left" w:pos="915"/>
+        </w:tabs>
+        <w:rPr>
+          <w:rFonts w:ascii="Arial" w:hAnsi="Arial" w:cs="Arial"/>
+          <w:b/>
+          <w:bCs/>
+          <w:color w:val="0070C0"/>
+          <w:lang w:val="es-419"/>
+        </w:rPr>
+      </w:pPr>
+    </w:p>
+    <w:p>
+      <w:pPr>
+        <w:pStyle w:val="ListParagraph"/>
+        <w:numPr>
+          <w:ilvl w:val="0"/>
+          <w:numId w:val="1"/>
+        </w:numPr>
+        <w:tabs>
+          <w:tab w:val="left" w:pos="915"/>
+        </w:tabs>
+        <w:rPr>
+          <w:rFonts w:ascii="Arial" w:hAnsi="Arial" w:cs="Arial"/>
+          <w:b/>
+          <w:bCs/>
+          <w:color w:val="0070C0"/>
+          <w:lang w:val="es-419"/>
+        </w:rPr>
+      </w:pPr>
+      <w:r>
+        <w:rPr>
+          <w:rFonts w:ascii="Arial" w:hAnsi="Arial" w:cs="Arial"/>
+          <w:b/>
+          <w:bCs/>
+          <w:color w:val="0070C0"/>
+          <w:lang w:val="es-419"/>
+        </w:rPr>
+        <w:t>PRUEBAS E INTEGRACIÓN</w:t>
+      </w:r>
+    </w:p>
+    <w:p>
+      <w:pPr>
+        <w:pStyle w:val="ListParagraph"/>
+        <w:rPr>
+          <w:rFonts w:ascii="Arial" w:hAnsi="Arial" w:cs="Arial"/>
+          <w:b/>
+          <w:bCs/>
+          <w:color w:val="0070C0"/>
+          <w:lang w:val="es-419"/>
+        </w:rPr>
+      </w:pPr>
+    </w:p>
+    <w:p>
+      <w:pPr>
+        <w:pStyle w:val="ListParagraph"/>
+        <w:tabs>
+          <w:tab w:val="left" w:pos="915"/>
+        </w:tabs>
+        <w:rPr>
+          <w:rFonts w:ascii="Arial" w:hAnsi="Arial" w:cs="Arial"/>
+          <w:b/>
+          <w:bCs/>
+          <w:color w:val="0070C0"/>
+          <w:lang w:val="es-419"/>
+        </w:rPr>
+      </w:pPr>
+    </w:p>
+    <w:p>
+      <w:pPr>
+        <w:pStyle w:val="ListParagraph"/>
+        <w:numPr>
+          <w:ilvl w:val="0"/>
+          <w:numId w:val="1"/>
+        </w:numPr>
+        <w:tabs>
+          <w:tab w:val="left" w:pos="915"/>
+        </w:tabs>
+        <w:rPr>
+          <w:rFonts w:ascii="Arial" w:hAnsi="Arial" w:cs="Arial"/>
+          <w:b/>
+          <w:bCs/>
+          <w:color w:val="0070C0"/>
+          <w:lang w:val="es-419"/>
+        </w:rPr>
+      </w:pPr>
+      <w:r>
+        <w:rPr>
+          <w:rFonts w:ascii="Arial" w:hAnsi="Arial" w:cs="Arial"/>
+          <w:b/>
+          <w:bCs/>
+          <w:color w:val="0070C0"/>
+          <w:lang w:val="es-419"/>
+        </w:rPr>
+        <w:t>DESPLIEGUE</w:t>
+      </w:r>
+    </w:p>
+    <w:p>
+      <w:pPr>
+        <w:pStyle w:val="ListParagraph"/>
+        <w:tabs>
+          <w:tab w:val="left" w:pos="915"/>
+        </w:tabs>
+        <w:rPr>
+          <w:rFonts w:ascii="Arial" w:hAnsi="Arial" w:cs="Arial"/>
+          <w:b/>
+          <w:bCs/>
+          <w:color w:val="0070C0"/>
+          <w:lang w:val="es-419"/>
+        </w:rPr>
+      </w:pPr>
+    </w:p>
+    <w:p>
+      <w:pPr>
+        <w:pStyle w:val="ListParagraph"/>
+        <w:numPr>
+          <w:ilvl w:val="0"/>
+          <w:numId w:val="1"/>
+        </w:numPr>
+        <w:tabs>
+          <w:tab w:val="left" w:pos="915"/>
+        </w:tabs>
+        <w:rPr>
+          <w:rFonts w:ascii="Arial" w:hAnsi="Arial" w:cs="Arial"/>
+          <w:b/>
+          <w:bCs/>
+          <w:color w:val="0070C0"/>
+          <w:lang w:val="es-419"/>
+        </w:rPr>
+      </w:pPr>
+      <w:r>
+        <w:rPr>
+          <w:rFonts w:ascii="Arial" w:hAnsi="Arial" w:cs="Arial"/>
+          <w:b/>
+          <w:bCs/>
+          <w:color w:val="0070C0"/>
+          <w:lang w:val="es-419"/>
+        </w:rPr>
+        <w:t>MANTENIMIENTO</w:t>
+      </w:r>
+    </w:p>
+    <w:p>
+      <w:pPr>
+        <w:tabs>
+          <w:tab w:val="left" w:pos="915"/>
+        </w:tabs>
+        <w:rPr>
+          <w:rFonts w:ascii="Arial" w:hAnsi="Arial" w:cs="Arial"/>
+          <w:lang w:val="es-419"/>
+        </w:rPr>
+      </w:pPr>
+    </w:p>
+    <w:p>
+      <w:pPr>
+        <w:tabs>
+          <w:tab w:val="left" w:pos="915"/>
+        </w:tabs>
+        <w:rPr>
+          <w:rFonts w:ascii="Arial" w:hAnsi="Arial" w:cs="Arial"/>
+          <w:lang w:val="es-419"/>
+        </w:rPr>
+      </w:pPr>
+    </w:p>
+    <w:p>
+      <w:pPr>
+        <w:tabs>
+          <w:tab w:val="left" w:pos="915"/>
+        </w:tabs>
+        <w:rPr>
+          <w:rFonts w:ascii="Arial" w:hAnsi="Arial" w:cs="Arial"/>
+          <w:lang w:val="es-419"/>
+        </w:rPr>
+      </w:pPr>
+    </w:p>
+    <w:p>
+      <w:pPr>
+        <w:tabs>
+          <w:tab w:val="left" w:pos="915"/>
+        </w:tabs>
+        <w:rPr>
+          <w:rFonts w:ascii="Arial" w:hAnsi="Arial" w:cs="Arial"/>
+          <w:lang w:val="es-419"/>
+        </w:rPr>
+      </w:pPr>
+    </w:p>
+    <w:p>
+      <w:pPr>
+        <w:tabs>
+          <w:tab w:val="left" w:pos="915"/>
+        </w:tabs>
+        <w:rPr>
+          <w:rFonts w:ascii="Arial" w:hAnsi="Arial" w:cs="Arial"/>
+          <w:lang w:val="es-419"/>
+        </w:rPr>
+      </w:pPr>
+    </w:p>
+    <w:p>
+      <w:pPr>
+        <w:tabs>
+          <w:tab w:val="left" w:pos="915"/>
+        </w:tabs>
+        <w:rPr>
+          <w:rFonts w:ascii="Arial" w:hAnsi="Arial" w:cs="Arial"/>
+          <w:lang w:val="es-419"/>
+        </w:rPr>
+      </w:pPr>
     </w:p>
     <w:sectPr>
       <w:pgSz w:w="12240" w:h="15840"/>
@@ -51,6 +628,103 @@
     </w:sectPr>
   </w:body>
 </w:document>
+</file>
+
+<file path=word/numbering.xml><?xml version="1.0" encoding="utf-8"?>
+<w:numbering xmlns:wpc="http://schemas.microsoft.com/office/word/2010/wordprocessingCanvas" xmlns:cx="http://schemas.microsoft.com/office/drawing/2014/chartex" xmlns:cx1="http://schemas.microsoft.com/office/drawing/2015/9/8/chartex" xmlns:cx2="http://schemas.microsoft.com/office/drawing/2015/10/21/chartex" xmlns:cx3="http://schemas.microsoft.com/office/drawing/2016/5/9/chartex" xmlns:cx4="http://schemas.microsoft.com/office/drawing/2016/5/10/chartex" xmlns:cx5="http://schemas.microsoft.com/office/drawing/2016/5/11/chartex" xmlns:cx6="http://schemas.microsoft.com/office/drawing/2016/5/12/chartex" xmlns:cx7="http://schemas.microsoft.com/office/drawing/2016/5/13/chartex" xmlns:cx8="http://schemas.microsoft.com/office/drawing/2016/5/14/chartex" xmlns:mc="http://schemas.openxmlformats.org/markup-compatibility/2006" xmlns:aink="http://schemas.microsoft.com/office/drawing/2016/ink" xmlns:am3d="http://schemas.microsoft.com/office/drawing/2017/model3d" xmlns:o="urn:schemas-microsoft-com:office:office" xmlns:r="http://schemas.openxmlformats.org/officeDocument/2006/relationships" xmlns:m="http://schemas.openxmlformats.org/officeDocument/2006/math" xmlns:v="urn:schemas-microsoft-com:vml" xmlns:wp14="http://schemas.microsoft.com/office/word/2010/wordprocessingDrawing" xmlns:wp="http://schemas.openxmlformats.org/drawingml/2006/wordprocessingDrawing" xmlns:w10="urn:schemas-microsoft-com:office:word" xmlns:w="http://schemas.openxmlformats.org/wordprocessingml/2006/main" xmlns:w14="http://schemas.microsoft.com/office/word/2010/wordml" xmlns:w15="http://schemas.microsoft.com/office/word/2012/wordml" xmlns:w16cex="http://schemas.microsoft.com/office/word/2018/wordml/cex" xmlns:w16cid="http://schemas.microsoft.com/office/word/2016/wordml/cid" xmlns:w16="http://schemas.microsoft.com/office/word/2018/wordml" xmlns:w16sdtdh="http://schemas.microsoft.com/office/word/2020/wordml/sdtdatahash" xmlns:w16se="http://schemas.microsoft.com/office/word/2015/wordml/symex" xmlns:wpg="http://schemas.microsoft.com/office/word/2010/wordprocessingGroup" xmlns:wpi="http://schemas.microsoft.com/office/word/2010/wordprocessingInk" xmlns:wne="http://schemas.microsoft.com/office/word/2006/wordml" xmlns:wps="http://schemas.microsoft.com/office/word/2010/wordprocessingShape" mc:Ignorable="w14 w15 w16se w16cid w16 w16cex w16sdtdh wp14">
+  <w:abstractNum w:abstractNumId="0" w15:restartNumberingAfterBreak="0">
+    <w:nsid w:val="5BCB39C2"/>
+    <w:multiLevelType w:val="hybridMultilevel"/>
+    <w:tmpl w:val="203276A6"/>
+    <w:lvl w:ilvl="0" w:tplc="0409000F">
+      <w:start w:val="1"/>
+      <w:numFmt w:val="decimal"/>
+      <w:lvlText w:val="%1."/>
+      <w:lvlJc w:val="left"/>
+      <w:pPr>
+        <w:ind w:left="720" w:hanging="360"/>
+      </w:pPr>
+      <w:rPr>
+        <w:rFonts w:hint="default"/>
+      </w:rPr>
+    </w:lvl>
+    <w:lvl w:ilvl="1" w:tplc="04090019" w:tentative="1">
+      <w:start w:val="1"/>
+      <w:numFmt w:val="lowerLetter"/>
+      <w:lvlText w:val="%2."/>
+      <w:lvlJc w:val="left"/>
+      <w:pPr>
+        <w:ind w:left="1440" w:hanging="360"/>
+      </w:pPr>
+    </w:lvl>
+    <w:lvl w:ilvl="2" w:tplc="0409001B" w:tentative="1">
+      <w:start w:val="1"/>
+      <w:numFmt w:val="lowerRoman"/>
+      <w:lvlText w:val="%3."/>
+      <w:lvlJc w:val="right"/>
+      <w:pPr>
+        <w:ind w:left="2160" w:hanging="180"/>
+      </w:pPr>
+    </w:lvl>
+    <w:lvl w:ilvl="3" w:tplc="0409000F" w:tentative="1">
+      <w:start w:val="1"/>
+      <w:numFmt w:val="decimal"/>
+      <w:lvlText w:val="%4."/>
+      <w:lvlJc w:val="left"/>
+      <w:pPr>
+        <w:ind w:left="2880" w:hanging="360"/>
+      </w:pPr>
+    </w:lvl>
+    <w:lvl w:ilvl="4" w:tplc="04090019" w:tentative="1">
+      <w:start w:val="1"/>
+      <w:numFmt w:val="lowerLetter"/>
+      <w:lvlText w:val="%5."/>
+      <w:lvlJc w:val="left"/>
+      <w:pPr>
+        <w:ind w:left="3600" w:hanging="360"/>
+      </w:pPr>
+    </w:lvl>
+    <w:lvl w:ilvl="5" w:tplc="0409001B" w:tentative="1">
+      <w:start w:val="1"/>
+      <w:numFmt w:val="lowerRoman"/>
+      <w:lvlText w:val="%6."/>
+      <w:lvlJc w:val="right"/>
+      <w:pPr>
+        <w:ind w:left="4320" w:hanging="180"/>
+      </w:pPr>
+    </w:lvl>
+    <w:lvl w:ilvl="6" w:tplc="0409000F" w:tentative="1">
+      <w:start w:val="1"/>
+      <w:numFmt w:val="decimal"/>
+      <w:lvlText w:val="%7."/>
+      <w:lvlJc w:val="left"/>
+      <w:pPr>
+        <w:ind w:left="5040" w:hanging="360"/>
+      </w:pPr>
+    </w:lvl>
+    <w:lvl w:ilvl="7" w:tplc="04090019" w:tentative="1">
+      <w:start w:val="1"/>
+      <w:numFmt w:val="lowerLetter"/>
+      <w:lvlText w:val="%8."/>
+      <w:lvlJc w:val="left"/>
+      <w:pPr>
+        <w:ind w:left="5760" w:hanging="360"/>
+      </w:pPr>
+    </w:lvl>
+    <w:lvl w:ilvl="8" w:tplc="0409001B" w:tentative="1">
+      <w:start w:val="1"/>
+      <w:numFmt w:val="lowerRoman"/>
+      <w:lvlText w:val="%9."/>
+      <w:lvlJc w:val="right"/>
+      <w:pPr>
+        <w:ind w:left="6480" w:hanging="180"/>
+      </w:pPr>
+    </w:lvl>
+  </w:abstractNum>
+  <w:num w:numId="1">
+    <w:abstractNumId w:val="0"/>
+  </w:num>
+</w:numbering>
 </file>
 
 <file path=word/styles.xml><?xml version="1.0" encoding="utf-8"?>
@@ -513,6 +1187,17 @@
       <w:szCs w:val="32"/>
     </w:rPr>
   </w:style>
+  <w:style w:type="paragraph" w:styleId="ListParagraph">
+    <w:name w:val="List Paragraph"/>
+    <w:basedOn w:val="Normal"/>
+    <w:uiPriority w:val="34"/>
+    <w:qFormat/>
+    <w:rsid w:val="00914FFD"/>
+    <w:pPr>
+      <w:ind w:left="720"/>
+      <w:contextualSpacing/>
+    </w:pPr>
+  </w:style>
 </w:styles>
 </file>
 

--- a/equipo 2.docx
+++ b/equipo 2.docx
@@ -1,6 +1,6 @@
 
 <file path=word/document.xml><?xml version="1.0" encoding="utf-8"?>
-<w:document xmlns:wpc="http://schemas.microsoft.com/office/word/2010/wordprocessingCanvas" xmlns:cx="http://schemas.microsoft.com/office/drawing/2014/chartex" xmlns:cx1="http://schemas.microsoft.com/office/drawing/2015/9/8/chartex" xmlns:cx2="http://schemas.microsoft.com/office/drawing/2015/10/21/chartex" xmlns:cx3="http://schemas.microsoft.com/office/drawing/2016/5/9/chartex" xmlns:cx4="http://schemas.microsoft.com/office/drawing/2016/5/10/chartex" xmlns:cx5="http://schemas.microsoft.com/office/drawing/2016/5/11/chartex" xmlns:cx6="http://schemas.microsoft.com/office/drawing/2016/5/12/chartex" xmlns:cx7="http://schemas.microsoft.com/office/drawing/2016/5/13/chartex" xmlns:cx8="http://schemas.microsoft.com/office/drawing/2016/5/14/chartex" xmlns:mc="http://schemas.openxmlformats.org/markup-compatibility/2006" xmlns:aink="http://schemas.microsoft.com/office/drawing/2016/ink" xmlns:am3d="http://schemas.microsoft.com/office/drawing/2017/model3d" xmlns:o="urn:schemas-microsoft-com:office:office" xmlns:r="http://schemas.openxmlformats.org/officeDocument/2006/relationships" xmlns:m="http://schemas.openxmlformats.org/officeDocument/2006/math" xmlns:v="urn:schemas-microsoft-com:vml" xmlns:wp14="http://schemas.microsoft.com/office/word/2010/wordprocessingDrawing" xmlns:wp="http://schemas.openxmlformats.org/drawingml/2006/wordprocessingDrawing" xmlns:w10="urn:schemas-microsoft-com:office:word" xmlns:w="http://schemas.openxmlformats.org/wordprocessingml/2006/main" xmlns:w14="http://schemas.microsoft.com/office/word/2010/wordml" xmlns:w15="http://schemas.microsoft.com/office/word/2012/wordml" xmlns:w16cex="http://schemas.microsoft.com/office/word/2018/wordml/cex" xmlns:w16cid="http://schemas.microsoft.com/office/word/2016/wordml/cid" xmlns:w16="http://schemas.microsoft.com/office/word/2018/wordml" xmlns:w16sdtdh="http://schemas.microsoft.com/office/word/2020/wordml/sdtdatahash" xmlns:w16se="http://schemas.microsoft.com/office/word/2015/wordml/symex" xmlns:wpg="http://schemas.microsoft.com/office/word/2010/wordprocessingGroup" xmlns:wpi="http://schemas.microsoft.com/office/word/2010/wordprocessingInk" xmlns:wne="http://schemas.microsoft.com/office/word/2006/wordml" xmlns:wps="http://schemas.microsoft.com/office/word/2010/wordprocessingShape" mc:Ignorable="w14 w15 w16se w16cid w16 w16cex w16sdtdh wp14">
+<w:document xmlns:wpc="http://schemas.microsoft.com/office/word/2010/wordprocessingCanvas" xmlns:mc="http://schemas.openxmlformats.org/markup-compatibility/2006" xmlns:o="urn:schemas-microsoft-com:office:office" xmlns:r="http://schemas.openxmlformats.org/officeDocument/2006/relationships" xmlns:m="http://schemas.openxmlformats.org/officeDocument/2006/math" xmlns:v="urn:schemas-microsoft-com:vml" xmlns:wp14="http://schemas.microsoft.com/office/word/2010/wordprocessingDrawing" xmlns:wp="http://schemas.openxmlformats.org/drawingml/2006/wordprocessingDrawing" xmlns:w10="urn:schemas-microsoft-com:office:word" xmlns:w="http://schemas.openxmlformats.org/wordprocessingml/2006/main" xmlns:w14="http://schemas.microsoft.com/office/word/2010/wordml" xmlns:w15="http://schemas.microsoft.com/office/word/2012/wordml" xmlns:w16se="http://schemas.microsoft.com/office/word/2015/wordml/symex" xmlns:w16cid="http://schemas.microsoft.com/office/word/2016/wordml/cid" xmlns:w16="http://schemas.microsoft.com/office/word/2018/wordml" xmlns:w16cex="http://schemas.microsoft.com/office/word/2018/wordml/cex" xmlns:w16sdtdh="http://schemas.microsoft.com/office/word/2020/wordml/sdtdatahash" xmlns:wne="http://schemas.microsoft.com/office/word/2006/wordml" xmlns:wpg="http://schemas.microsoft.com/office/word/2010/wordprocessingGroup" xmlns:wps="http://schemas.microsoft.com/office/word/2010/wordprocessingShape" mc:Ignorable="w14 w15 w16se w16cid w16 w16cex w16sdtdh wp14">
   <w:body>
     <w:p>
       <w:pPr>
@@ -11,52 +11,49 @@
           <w:bCs/>
           <w:sz w:val="44"/>
           <w:szCs w:val="44"/>
-          <w:lang w:val="es-419"/>
-        </w:rPr>
-      </w:pPr>
-      <w:r>
-        <w:rPr>
-          <w:rFonts w:ascii="Arial" w:hAnsi="Arial" w:cs="Arial"/>
-          <w:b/>
-          <w:bCs/>
+        </w:rPr>
+      </w:pPr>
+      <w:r>
+        <w:rPr>
+          <w:rFonts w:ascii="Arial" w:hAnsi="Arial" w:cs="Arial" w:eastAsiaTheme="majorEastAsia"/>
+          <w:b/>
+          <w:bCs/>
+          <w:color w:val="2F5496" w:themeColor="accent1" w:themeShade="BF"/>
           <w:sz w:val="44"/>
           <w:szCs w:val="44"/>
-          <w:lang w:val="es-419"/>
         </w:rPr>
         <w:t>BLOG DE MÚSICA (</w:t>
       </w:r>
-      <w:proofErr w:type="spellStart"/>
-      <w:r>
-        <w:rPr>
-          <w:rFonts w:ascii="Arial" w:hAnsi="Arial" w:cs="Arial"/>
-          <w:b/>
-          <w:bCs/>
+      <w:r>
+        <w:rPr>
+          <w:rFonts w:ascii="Arial" w:hAnsi="Arial" w:cs="Arial" w:eastAsiaTheme="majorEastAsia"/>
+          <w:b/>
+          <w:bCs/>
+          <w:color w:val="2F5496" w:themeColor="accent1" w:themeShade="BF"/>
           <w:sz w:val="44"/>
           <w:szCs w:val="44"/>
-          <w:lang w:val="es-419"/>
         </w:rPr>
         <w:t>F_o</w:t>
       </w:r>
       <w:r>
         <w:rPr>
-          <w:rFonts w:ascii="Arial" w:hAnsi="Arial" w:cs="Arial"/>
-          <w:b/>
-          <w:bCs/>
+          <w:rFonts w:ascii="Arial" w:hAnsi="Arial" w:cs="Arial" w:eastAsiaTheme="majorEastAsia"/>
+          <w:b/>
+          <w:bCs/>
+          <w:color w:val="2F5496" w:themeColor="accent1" w:themeShade="BF"/>
           <w:sz w:val="44"/>
           <w:szCs w:val="44"/>
-          <w:lang w:val="es-419"/>
         </w:rPr>
         <w:t>cus</w:t>
       </w:r>
-      <w:proofErr w:type="spellEnd"/>
-      <w:r>
-        <w:rPr>
-          <w:rFonts w:ascii="Arial" w:hAnsi="Arial" w:cs="Arial"/>
-          <w:b/>
-          <w:bCs/>
+      <w:r>
+        <w:rPr>
+          <w:rFonts w:ascii="Arial" w:hAnsi="Arial" w:cs="Arial" w:eastAsiaTheme="majorEastAsia"/>
+          <w:b/>
+          <w:bCs/>
+          <w:color w:val="2F5496" w:themeColor="accent1" w:themeShade="BF"/>
           <w:sz w:val="44"/>
           <w:szCs w:val="44"/>
-          <w:lang w:val="es-419"/>
         </w:rPr>
         <w:t>)</w:t>
       </w:r>
@@ -65,56 +62,55 @@
       <w:pPr>
         <w:rPr>
           <w:rFonts w:ascii="Arial" w:hAnsi="Arial" w:cs="Arial"/>
-          <w:lang w:val="es-419"/>
-        </w:rPr>
-      </w:pPr>
-    </w:p>
-    <w:p>
-      <w:pPr>
-        <w:tabs>
-          <w:tab w:val="left" w:pos="915"/>
-        </w:tabs>
-        <w:rPr>
-          <w:rFonts w:ascii="Arial" w:hAnsi="Arial" w:cs="Arial"/>
-          <w:lang w:val="es-419"/>
-        </w:rPr>
-      </w:pPr>
-      <w:r>
-        <w:rPr>
-          <w:rFonts w:ascii="Arial" w:hAnsi="Arial" w:cs="Arial"/>
-          <w:lang w:val="es-419"/>
+        </w:rPr>
+      </w:pPr>
+    </w:p>
+    <w:p>
+      <w:pPr>
+        <w:tabs>
+          <w:tab w:val="left" w:pos="915"/>
+        </w:tabs>
+        <w:rPr>
+          <w:rFonts w:ascii="Arial" w:hAnsi="Arial" w:cs="Arial"/>
+        </w:rPr>
+      </w:pPr>
+      <w:r>
+        <w:rPr>
+          <w:rFonts w:ascii="Arial" w:hAnsi="Arial" w:eastAsia="Calibri" w:cs="Arial" w:eastAsiaTheme="minorHAnsi"/>
+          <w:sz w:val="22"/>
+          <w:szCs w:val="22"/>
         </w:rPr>
         <w:t xml:space="preserve">En este apartado vamos a tener la lluvia de ideas para desarrollar el blog de música, que tiene como objetivo principal, recomendar canciones, tener </w:t>
       </w:r>
-      <w:proofErr w:type="spellStart"/>
-      <w:r>
-        <w:rPr>
-          <w:rFonts w:ascii="Arial" w:hAnsi="Arial" w:cs="Arial"/>
-          <w:lang w:val="es-419"/>
+      <w:r>
+        <w:rPr>
+          <w:rFonts w:ascii="Arial" w:hAnsi="Arial" w:eastAsia="Calibri" w:cs="Arial" w:eastAsiaTheme="minorHAnsi"/>
+          <w:sz w:val="22"/>
+          <w:szCs w:val="22"/>
         </w:rPr>
         <w:t>playlist</w:t>
       </w:r>
-      <w:proofErr w:type="spellEnd"/>
-      <w:r>
-        <w:rPr>
-          <w:rFonts w:ascii="Arial" w:hAnsi="Arial" w:cs="Arial"/>
-          <w:lang w:val="es-419"/>
+      <w:r>
+        <w:rPr>
+          <w:rFonts w:ascii="Arial" w:hAnsi="Arial" w:eastAsia="Calibri" w:cs="Arial" w:eastAsiaTheme="minorHAnsi"/>
+          <w:sz w:val="22"/>
+          <w:szCs w:val="22"/>
         </w:rPr>
         <w:t xml:space="preserve"> según el modo y nuevas sugerencias de canciones, descubrimientos semanales y recomendaciones de </w:t>
       </w:r>
-      <w:proofErr w:type="spellStart"/>
-      <w:r>
-        <w:rPr>
-          <w:rFonts w:ascii="Arial" w:hAnsi="Arial" w:cs="Arial"/>
-          <w:lang w:val="es-419"/>
+      <w:r>
+        <w:rPr>
+          <w:rFonts w:ascii="Arial" w:hAnsi="Arial" w:eastAsia="Calibri" w:cs="Arial" w:eastAsiaTheme="minorHAnsi"/>
+          <w:sz w:val="22"/>
+          <w:szCs w:val="22"/>
         </w:rPr>
         <w:t>playlist</w:t>
       </w:r>
-      <w:proofErr w:type="spellEnd"/>
-      <w:r>
-        <w:rPr>
-          <w:rFonts w:ascii="Arial" w:hAnsi="Arial" w:cs="Arial"/>
-          <w:lang w:val="es-419"/>
+      <w:r>
+        <w:rPr>
+          <w:rFonts w:ascii="Arial" w:hAnsi="Arial" w:eastAsia="Calibri" w:cs="Arial" w:eastAsiaTheme="minorHAnsi"/>
+          <w:sz w:val="22"/>
+          <w:szCs w:val="22"/>
         </w:rPr>
         <w:t xml:space="preserve"> para aumentar la productividad según la neurociencia.</w:t>
       </w:r>
@@ -126,18 +122,16 @@
         </w:tabs>
         <w:rPr>
           <w:rFonts w:ascii="Arial" w:hAnsi="Arial" w:cs="Arial"/>
-          <w:lang w:val="es-419"/>
-        </w:rPr>
-      </w:pPr>
-    </w:p>
-    <w:p>
-      <w:pPr>
-        <w:tabs>
-          <w:tab w:val="left" w:pos="915"/>
-        </w:tabs>
-        <w:rPr>
-          <w:rFonts w:ascii="Arial" w:hAnsi="Arial" w:cs="Arial"/>
-          <w:lang w:val="es-419"/>
+        </w:rPr>
+      </w:pPr>
+    </w:p>
+    <w:p>
+      <w:pPr>
+        <w:tabs>
+          <w:tab w:val="left" w:pos="915"/>
+        </w:tabs>
+        <w:rPr>
+          <w:rFonts w:ascii="Arial" w:hAnsi="Arial" w:cs="Arial"/>
         </w:rPr>
       </w:pPr>
     </w:p>
@@ -153,18 +147,16 @@
           <w:color w:val="0070C0"/>
           <w:sz w:val="44"/>
           <w:szCs w:val="44"/>
-          <w:lang w:val="es-419"/>
-        </w:rPr>
-      </w:pPr>
-      <w:r>
-        <w:rPr>
-          <w:rFonts w:ascii="Arial" w:hAnsi="Arial" w:cs="Arial"/>
+        </w:rPr>
+      </w:pPr>
+      <w:r>
+        <w:rPr>
+          <w:rFonts w:ascii="Arial" w:hAnsi="Arial" w:eastAsia="Calibri" w:cs="Arial" w:eastAsiaTheme="minorHAnsi"/>
           <w:b/>
           <w:bCs/>
           <w:color w:val="0070C0"/>
           <w:sz w:val="44"/>
           <w:szCs w:val="44"/>
-          <w:lang w:val="es-419"/>
         </w:rPr>
         <w:t>OBJETIVO GENERAL</w:t>
       </w:r>
@@ -176,13 +168,13 @@
         </w:tabs>
         <w:rPr>
           <w:rFonts w:ascii="Arial" w:hAnsi="Arial" w:cs="Arial"/>
-          <w:lang w:val="es-419"/>
-        </w:rPr>
-      </w:pPr>
-      <w:r>
-        <w:rPr>
-          <w:rFonts w:ascii="Arial" w:hAnsi="Arial" w:cs="Arial"/>
-          <w:lang w:val="es-419"/>
+        </w:rPr>
+      </w:pPr>
+      <w:r>
+        <w:rPr>
+          <w:rFonts w:ascii="Arial" w:hAnsi="Arial" w:eastAsia="Calibri" w:cs="Arial" w:eastAsiaTheme="minorHAnsi"/>
+          <w:sz w:val="22"/>
+          <w:szCs w:val="22"/>
         </w:rPr>
         <w:t>Un proyecto consiste en el desarrollo de un blog de Música interactivo y especializo, cuyo factor diferenciador es la recomendación de contenidos musicales basados en la neurociencia y los estados de animo</w:t>
       </w:r>
@@ -194,29 +186,29 @@
         </w:tabs>
         <w:rPr>
           <w:rFonts w:ascii="Arial" w:hAnsi="Arial" w:cs="Arial"/>
-          <w:lang w:val="es-419"/>
-        </w:rPr>
-      </w:pPr>
-      <w:r>
-        <w:rPr>
-          <w:rFonts w:ascii="Arial" w:hAnsi="Arial" w:cs="Arial"/>
-          <w:lang w:val="es-419"/>
+        </w:rPr>
+      </w:pPr>
+      <w:r>
+        <w:rPr>
+          <w:rFonts w:ascii="Arial" w:hAnsi="Arial" w:eastAsia="Calibri" w:cs="Arial" w:eastAsiaTheme="minorHAnsi"/>
+          <w:sz w:val="22"/>
+          <w:szCs w:val="22"/>
         </w:rPr>
         <w:t xml:space="preserve">Ofrecerá sugerencias de canciones, lanzamientos de </w:t>
       </w:r>
-      <w:proofErr w:type="spellStart"/>
-      <w:r>
-        <w:rPr>
-          <w:rFonts w:ascii="Arial" w:hAnsi="Arial" w:cs="Arial"/>
-          <w:lang w:val="es-419"/>
+      <w:r>
+        <w:rPr>
+          <w:rFonts w:ascii="Arial" w:hAnsi="Arial" w:eastAsia="Calibri" w:cs="Arial" w:eastAsiaTheme="minorHAnsi"/>
+          <w:sz w:val="22"/>
+          <w:szCs w:val="22"/>
         </w:rPr>
         <w:t>playlist</w:t>
       </w:r>
-      <w:proofErr w:type="spellEnd"/>
-      <w:r>
-        <w:rPr>
-          <w:rFonts w:ascii="Arial" w:hAnsi="Arial" w:cs="Arial"/>
-          <w:lang w:val="es-419"/>
+      <w:r>
+        <w:rPr>
+          <w:rFonts w:ascii="Arial" w:hAnsi="Arial" w:eastAsia="Calibri" w:cs="Arial" w:eastAsiaTheme="minorHAnsi"/>
+          <w:sz w:val="22"/>
+          <w:szCs w:val="22"/>
         </w:rPr>
         <w:t xml:space="preserve"> y metodologías específicas de escucha para maximizar el rendimiento cognitivo.</w:t>
       </w:r>
@@ -228,19 +220,17 @@
         </w:tabs>
         <w:rPr>
           <w:rFonts w:ascii="Arial" w:hAnsi="Arial" w:cs="Arial"/>
-          <w:lang w:val="es-419"/>
-        </w:rPr>
-      </w:pPr>
-    </w:p>
-    <w:p>
-      <w:pPr>
-        <w:tabs>
-          <w:tab w:val="left" w:pos="915"/>
-        </w:tabs>
-        <w:rPr>
-          <w:rFonts w:ascii="Arial" w:hAnsi="Arial" w:cs="Arial"/>
-          <w:color w:val="0070C0"/>
-          <w:lang w:val="es-419"/>
+        </w:rPr>
+      </w:pPr>
+    </w:p>
+    <w:p>
+      <w:pPr>
+        <w:tabs>
+          <w:tab w:val="left" w:pos="915"/>
+        </w:tabs>
+        <w:rPr>
+          <w:rFonts w:ascii="Arial" w:hAnsi="Arial" w:cs="Arial"/>
+          <w:color w:val="0070C0"/>
         </w:rPr>
       </w:pPr>
     </w:p>
@@ -254,21 +244,22 @@
         <w:tabs>
           <w:tab w:val="left" w:pos="915"/>
         </w:tabs>
-        <w:rPr>
-          <w:rFonts w:ascii="Arial" w:hAnsi="Arial" w:cs="Arial"/>
-          <w:b/>
-          <w:bCs/>
-          <w:color w:val="0070C0"/>
-          <w:lang w:val="es-419"/>
-        </w:rPr>
-      </w:pPr>
-      <w:r>
-        <w:rPr>
-          <w:rFonts w:ascii="Arial" w:hAnsi="Arial" w:cs="Arial"/>
-          <w:b/>
-          <w:bCs/>
-          <w:color w:val="0070C0"/>
-          <w:lang w:val="es-419"/>
+        <w:ind w:left="720" w:hanging="360"/>
+        <w:rPr>
+          <w:rFonts w:ascii="Arial" w:hAnsi="Arial" w:cs="Arial"/>
+          <w:b/>
+          <w:bCs/>
+          <w:color w:val="0070C0"/>
+        </w:rPr>
+      </w:pPr>
+      <w:r>
+        <w:rPr>
+          <w:rFonts w:ascii="Arial" w:hAnsi="Arial" w:eastAsia="Calibri" w:cs="Arial" w:eastAsiaTheme="minorHAnsi"/>
+          <w:b/>
+          <w:bCs/>
+          <w:color w:val="0070C0"/>
+          <w:sz w:val="22"/>
+          <w:szCs w:val="22"/>
         </w:rPr>
         <w:t>PLANIFICACIÓN Y REQUERIMIENTOS</w:t>
       </w:r>
@@ -284,7 +275,6 @@
           <w:b/>
           <w:bCs/>
           <w:color w:val="0070C0"/>
-          <w:lang w:val="es-419"/>
         </w:rPr>
       </w:pPr>
     </w:p>
@@ -299,7 +289,6 @@
           <w:b/>
           <w:bCs/>
           <w:color w:val="0070C0"/>
-          <w:lang w:val="es-419"/>
         </w:rPr>
       </w:pPr>
     </w:p>
@@ -313,43 +302,44 @@
         <w:tabs>
           <w:tab w:val="left" w:pos="915"/>
         </w:tabs>
-        <w:rPr>
-          <w:rFonts w:ascii="Arial" w:hAnsi="Arial" w:cs="Arial"/>
-          <w:b/>
-          <w:bCs/>
-          <w:color w:val="0070C0"/>
-          <w:lang w:val="es-419"/>
-        </w:rPr>
-      </w:pPr>
-      <w:r>
-        <w:rPr>
-          <w:rFonts w:ascii="Arial" w:hAnsi="Arial" w:cs="Arial"/>
-          <w:b/>
-          <w:bCs/>
-          <w:color w:val="0070C0"/>
-          <w:lang w:val="es-419"/>
+        <w:ind w:left="720" w:hanging="360"/>
+        <w:rPr>
+          <w:rFonts w:ascii="Arial" w:hAnsi="Arial" w:cs="Arial"/>
+          <w:b/>
+          <w:bCs/>
+          <w:color w:val="0070C0"/>
+        </w:rPr>
+      </w:pPr>
+      <w:r>
+        <w:rPr>
+          <w:rFonts w:ascii="Arial" w:hAnsi="Arial" w:eastAsia="Calibri" w:cs="Arial" w:eastAsiaTheme="minorHAnsi"/>
+          <w:b/>
+          <w:bCs/>
+          <w:color w:val="0070C0"/>
+          <w:sz w:val="22"/>
+          <w:szCs w:val="22"/>
         </w:rPr>
         <w:t xml:space="preserve">DISEÑO </w:t>
       </w:r>
-      <w:proofErr w:type="spellStart"/>
-      <w:r>
-        <w:rPr>
-          <w:rFonts w:ascii="Arial" w:hAnsi="Arial" w:cs="Arial"/>
-          <w:b/>
-          <w:bCs/>
-          <w:color w:val="0070C0"/>
-          <w:lang w:val="es-419"/>
+      <w:r>
+        <w:rPr>
+          <w:rFonts w:ascii="Arial" w:hAnsi="Arial" w:eastAsia="Calibri" w:cs="Arial" w:eastAsiaTheme="minorHAnsi"/>
+          <w:b/>
+          <w:bCs/>
+          <w:color w:val="0070C0"/>
+          <w:sz w:val="22"/>
+          <w:szCs w:val="22"/>
         </w:rPr>
         <w:t>UX</w:t>
       </w:r>
-      <w:proofErr w:type="spellEnd"/>
-      <w:r>
-        <w:rPr>
-          <w:rFonts w:ascii="Arial" w:hAnsi="Arial" w:cs="Arial"/>
-          <w:b/>
-          <w:bCs/>
-          <w:color w:val="0070C0"/>
-          <w:lang w:val="es-419"/>
+      <w:r>
+        <w:rPr>
+          <w:rFonts w:ascii="Arial" w:hAnsi="Arial" w:eastAsia="Calibri" w:cs="Arial" w:eastAsiaTheme="minorHAnsi"/>
+          <w:b/>
+          <w:bCs/>
+          <w:color w:val="0070C0"/>
+          <w:sz w:val="22"/>
+          <w:szCs w:val="22"/>
         </w:rPr>
         <w:t>/UI</w:t>
       </w:r>
@@ -362,9 +352,21 @@
           <w:b/>
           <w:bCs/>
           <w:color w:val="0070C0"/>
-          <w:lang w:val="es-419"/>
-        </w:rPr>
-      </w:pPr>
+        </w:rPr>
+      </w:pPr>
+      <w:r>
+        <w:t xml:space="preserve">  </w:t>
+      </w:r>
+    </w:p>
+    <w:p>
+      <w:r>
+        <w:t>se definen los bocetos de las pantallas para el blog de musica, aqui se decide la psicologia del color de cada "mood" colores relajantes para estudiar, colores vivos para energia, y la disposicion del reproductor.</w:t>
+      </w:r>
+    </w:p>
+    <w:p>
+      <w:r>
+        <w:t xml:space="preserve">  </w:t>
+      </w:r>
     </w:p>
     <w:p>
       <w:pPr>
@@ -377,7 +379,6 @@
           <w:b/>
           <w:bCs/>
           <w:color w:val="0070C0"/>
-          <w:lang w:val="es-419"/>
         </w:rPr>
       </w:pPr>
     </w:p>
@@ -391,21 +392,22 @@
         <w:tabs>
           <w:tab w:val="left" w:pos="915"/>
         </w:tabs>
-        <w:rPr>
-          <w:rFonts w:ascii="Arial" w:hAnsi="Arial" w:cs="Arial"/>
-          <w:b/>
-          <w:bCs/>
-          <w:color w:val="0070C0"/>
-          <w:lang w:val="es-419"/>
-        </w:rPr>
-      </w:pPr>
-      <w:r>
-        <w:rPr>
-          <w:rFonts w:ascii="Arial" w:hAnsi="Arial" w:cs="Arial"/>
-          <w:b/>
-          <w:bCs/>
-          <w:color w:val="0070C0"/>
-          <w:lang w:val="es-419"/>
+        <w:ind w:left="720" w:hanging="360"/>
+        <w:rPr>
+          <w:rFonts w:ascii="Arial" w:hAnsi="Arial" w:cs="Arial"/>
+          <w:b/>
+          <w:bCs/>
+          <w:color w:val="0070C0"/>
+        </w:rPr>
+      </w:pPr>
+      <w:r>
+        <w:rPr>
+          <w:rFonts w:ascii="Arial" w:hAnsi="Arial" w:eastAsia="Calibri" w:cs="Arial" w:eastAsiaTheme="minorHAnsi"/>
+          <w:b/>
+          <w:bCs/>
+          <w:color w:val="0070C0"/>
+          <w:sz w:val="22"/>
+          <w:szCs w:val="22"/>
         </w:rPr>
         <w:t>IMPLEMENTACIÓN (CODIFICACIÓN)</w:t>
       </w:r>
@@ -421,7 +423,6 @@
           <w:b/>
           <w:bCs/>
           <w:color w:val="0070C0"/>
-          <w:lang w:val="es-419"/>
         </w:rPr>
       </w:pPr>
     </w:p>
@@ -435,21 +436,22 @@
         <w:tabs>
           <w:tab w:val="left" w:pos="915"/>
         </w:tabs>
-        <w:rPr>
-          <w:rFonts w:ascii="Arial" w:hAnsi="Arial" w:cs="Arial"/>
-          <w:b/>
-          <w:bCs/>
-          <w:color w:val="0070C0"/>
-          <w:lang w:val="es-419"/>
-        </w:rPr>
-      </w:pPr>
-      <w:r>
-        <w:rPr>
-          <w:rFonts w:ascii="Arial" w:hAnsi="Arial" w:cs="Arial"/>
-          <w:b/>
-          <w:bCs/>
-          <w:color w:val="0070C0"/>
-          <w:lang w:val="es-419"/>
+        <w:ind w:left="720" w:hanging="360"/>
+        <w:rPr>
+          <w:rFonts w:ascii="Arial" w:hAnsi="Arial" w:cs="Arial"/>
+          <w:b/>
+          <w:bCs/>
+          <w:color w:val="0070C0"/>
+        </w:rPr>
+      </w:pPr>
+      <w:r>
+        <w:rPr>
+          <w:rFonts w:ascii="Arial" w:hAnsi="Arial" w:eastAsia="Calibri" w:cs="Arial" w:eastAsiaTheme="minorHAnsi"/>
+          <w:b/>
+          <w:bCs/>
+          <w:color w:val="0070C0"/>
+          <w:sz w:val="22"/>
+          <w:szCs w:val="22"/>
         </w:rPr>
         <w:t>PRUEBAS E INTEGRACIÓN</w:t>
       </w:r>
@@ -462,7 +464,6 @@
           <w:b/>
           <w:bCs/>
           <w:color w:val="0070C0"/>
-          <w:lang w:val="es-419"/>
         </w:rPr>
       </w:pPr>
     </w:p>
@@ -477,7 +478,6 @@
           <w:b/>
           <w:bCs/>
           <w:color w:val="0070C0"/>
-          <w:lang w:val="es-419"/>
         </w:rPr>
       </w:pPr>
     </w:p>
@@ -491,21 +491,22 @@
         <w:tabs>
           <w:tab w:val="left" w:pos="915"/>
         </w:tabs>
-        <w:rPr>
-          <w:rFonts w:ascii="Arial" w:hAnsi="Arial" w:cs="Arial"/>
-          <w:b/>
-          <w:bCs/>
-          <w:color w:val="0070C0"/>
-          <w:lang w:val="es-419"/>
-        </w:rPr>
-      </w:pPr>
-      <w:r>
-        <w:rPr>
-          <w:rFonts w:ascii="Arial" w:hAnsi="Arial" w:cs="Arial"/>
-          <w:b/>
-          <w:bCs/>
-          <w:color w:val="0070C0"/>
-          <w:lang w:val="es-419"/>
+        <w:ind w:left="720" w:hanging="360"/>
+        <w:rPr>
+          <w:rFonts w:ascii="Arial" w:hAnsi="Arial" w:cs="Arial"/>
+          <w:b/>
+          <w:bCs/>
+          <w:color w:val="0070C0"/>
+        </w:rPr>
+      </w:pPr>
+      <w:r>
+        <w:rPr>
+          <w:rFonts w:ascii="Arial" w:hAnsi="Arial" w:eastAsia="Calibri" w:cs="Arial" w:eastAsiaTheme="minorHAnsi"/>
+          <w:b/>
+          <w:bCs/>
+          <w:color w:val="0070C0"/>
+          <w:sz w:val="22"/>
+          <w:szCs w:val="22"/>
         </w:rPr>
         <w:t>DESPLIEGUE</w:t>
       </w:r>
@@ -521,7 +522,6 @@
           <w:b/>
           <w:bCs/>
           <w:color w:val="0070C0"/>
-          <w:lang w:val="es-419"/>
         </w:rPr>
       </w:pPr>
     </w:p>
@@ -535,21 +535,22 @@
         <w:tabs>
           <w:tab w:val="left" w:pos="915"/>
         </w:tabs>
-        <w:rPr>
-          <w:rFonts w:ascii="Arial" w:hAnsi="Arial" w:cs="Arial"/>
-          <w:b/>
-          <w:bCs/>
-          <w:color w:val="0070C0"/>
-          <w:lang w:val="es-419"/>
-        </w:rPr>
-      </w:pPr>
-      <w:r>
-        <w:rPr>
-          <w:rFonts w:ascii="Arial" w:hAnsi="Arial" w:cs="Arial"/>
-          <w:b/>
-          <w:bCs/>
-          <w:color w:val="0070C0"/>
-          <w:lang w:val="es-419"/>
+        <w:ind w:left="720" w:hanging="360"/>
+        <w:rPr>
+          <w:rFonts w:ascii="Arial" w:hAnsi="Arial" w:cs="Arial"/>
+          <w:b/>
+          <w:bCs/>
+          <w:color w:val="0070C0"/>
+        </w:rPr>
+      </w:pPr>
+      <w:r>
+        <w:rPr>
+          <w:rFonts w:ascii="Arial" w:hAnsi="Arial" w:eastAsia="Calibri" w:cs="Arial" w:eastAsiaTheme="minorHAnsi"/>
+          <w:b/>
+          <w:bCs/>
+          <w:color w:val="0070C0"/>
+          <w:sz w:val="22"/>
+          <w:szCs w:val="22"/>
         </w:rPr>
         <w:t>MANTENIMIENTO</w:t>
       </w:r>
@@ -561,69 +562,62 @@
         </w:tabs>
         <w:rPr>
           <w:rFonts w:ascii="Arial" w:hAnsi="Arial" w:cs="Arial"/>
-          <w:lang w:val="es-419"/>
-        </w:rPr>
-      </w:pPr>
-    </w:p>
-    <w:p>
-      <w:pPr>
-        <w:tabs>
-          <w:tab w:val="left" w:pos="915"/>
-        </w:tabs>
-        <w:rPr>
-          <w:rFonts w:ascii="Arial" w:hAnsi="Arial" w:cs="Arial"/>
-          <w:lang w:val="es-419"/>
-        </w:rPr>
-      </w:pPr>
-    </w:p>
-    <w:p>
-      <w:pPr>
-        <w:tabs>
-          <w:tab w:val="left" w:pos="915"/>
-        </w:tabs>
-        <w:rPr>
-          <w:rFonts w:ascii="Arial" w:hAnsi="Arial" w:cs="Arial"/>
-          <w:lang w:val="es-419"/>
-        </w:rPr>
-      </w:pPr>
-    </w:p>
-    <w:p>
-      <w:pPr>
-        <w:tabs>
-          <w:tab w:val="left" w:pos="915"/>
-        </w:tabs>
-        <w:rPr>
-          <w:rFonts w:ascii="Arial" w:hAnsi="Arial" w:cs="Arial"/>
-          <w:lang w:val="es-419"/>
-        </w:rPr>
-      </w:pPr>
-    </w:p>
-    <w:p>
-      <w:pPr>
-        <w:tabs>
-          <w:tab w:val="left" w:pos="915"/>
-        </w:tabs>
-        <w:rPr>
-          <w:rFonts w:ascii="Arial" w:hAnsi="Arial" w:cs="Arial"/>
-          <w:lang w:val="es-419"/>
-        </w:rPr>
-      </w:pPr>
-    </w:p>
-    <w:p>
-      <w:pPr>
-        <w:tabs>
-          <w:tab w:val="left" w:pos="915"/>
-        </w:tabs>
-        <w:rPr>
-          <w:rFonts w:ascii="Arial" w:hAnsi="Arial" w:cs="Arial"/>
-          <w:lang w:val="es-419"/>
+        </w:rPr>
+      </w:pPr>
+    </w:p>
+    <w:p>
+      <w:pPr>
+        <w:tabs>
+          <w:tab w:val="left" w:pos="915"/>
+        </w:tabs>
+        <w:rPr>
+          <w:rFonts w:ascii="Arial" w:hAnsi="Arial" w:cs="Arial"/>
+        </w:rPr>
+      </w:pPr>
+    </w:p>
+    <w:p>
+      <w:pPr>
+        <w:tabs>
+          <w:tab w:val="left" w:pos="915"/>
+        </w:tabs>
+        <w:rPr>
+          <w:rFonts w:ascii="Arial" w:hAnsi="Arial" w:cs="Arial"/>
+        </w:rPr>
+      </w:pPr>
+    </w:p>
+    <w:p>
+      <w:pPr>
+        <w:tabs>
+          <w:tab w:val="left" w:pos="915"/>
+        </w:tabs>
+        <w:rPr>
+          <w:rFonts w:ascii="Arial" w:hAnsi="Arial" w:cs="Arial"/>
+        </w:rPr>
+      </w:pPr>
+    </w:p>
+    <w:p>
+      <w:pPr>
+        <w:tabs>
+          <w:tab w:val="left" w:pos="915"/>
+        </w:tabs>
+        <w:rPr>
+          <w:rFonts w:ascii="Arial" w:hAnsi="Arial" w:cs="Arial"/>
+        </w:rPr>
+      </w:pPr>
+    </w:p>
+    <w:p>
+      <w:pPr>
+        <w:tabs>
+          <w:tab w:val="left" w:pos="915"/>
+        </w:tabs>
+        <w:rPr>
+          <w:rFonts w:ascii="Arial" w:hAnsi="Arial" w:cs="Arial"/>
         </w:rPr>
       </w:pPr>
     </w:p>
     <w:sectPr>
       <w:pgSz w:w="12240" w:h="15840"/>
       <w:pgMar w:top="1440" w:right="1440" w:bottom="1440" w:left="1440" w:header="720" w:footer="720" w:gutter="0"/>
-      <w:cols w:space="720"/>
       <w:docGrid w:linePitch="360"/>
     </w:sectPr>
   </w:body>

--- a/equipo 2.docx
+++ b/equipo 2.docx
@@ -9,18 +9,18 @@
           <w:rFonts w:ascii="Arial" w:hAnsi="Arial" w:cs="Arial"/>
           <w:b/>
           <w:bCs/>
-          <w:sz w:val="44"/>
-          <w:szCs w:val="44"/>
-          <w:lang w:val="es-419"/>
-        </w:rPr>
-      </w:pPr>
-      <w:r>
-        <w:rPr>
-          <w:rFonts w:ascii="Arial" w:hAnsi="Arial" w:cs="Arial"/>
-          <w:b/>
-          <w:bCs/>
-          <w:sz w:val="44"/>
-          <w:szCs w:val="44"/>
+          <w:sz w:val="24"/>
+          <w:szCs w:val="24"/>
+          <w:lang w:val="es-419"/>
+        </w:rPr>
+      </w:pPr>
+      <w:r>
+        <w:rPr>
+          <w:rFonts w:ascii="Arial" w:hAnsi="Arial" w:cs="Arial"/>
+          <w:b/>
+          <w:bCs/>
+          <w:sz w:val="24"/>
+          <w:szCs w:val="24"/>
           <w:lang w:val="es-419"/>
         </w:rPr>
         <w:t>BLOG DE MÚSICA (</w:t>
@@ -31,22 +31,11 @@
           <w:rFonts w:ascii="Arial" w:hAnsi="Arial" w:cs="Arial"/>
           <w:b/>
           <w:bCs/>
-          <w:sz w:val="44"/>
-          <w:szCs w:val="44"/>
-          <w:lang w:val="es-419"/>
-        </w:rPr>
-        <w:t>F_o</w:t>
-      </w:r>
-      <w:r>
-        <w:rPr>
-          <w:rFonts w:ascii="Arial" w:hAnsi="Arial" w:cs="Arial"/>
-          <w:b/>
-          <w:bCs/>
-          <w:sz w:val="44"/>
-          <w:szCs w:val="44"/>
-          <w:lang w:val="es-419"/>
-        </w:rPr>
-        <w:t>cus</w:t>
+          <w:sz w:val="24"/>
+          <w:szCs w:val="24"/>
+          <w:lang w:val="es-419"/>
+        </w:rPr>
+        <w:t>F_ocus</w:t>
       </w:r>
       <w:proofErr w:type="spellEnd"/>
       <w:r>
@@ -54,8 +43,8 @@
           <w:rFonts w:ascii="Arial" w:hAnsi="Arial" w:cs="Arial"/>
           <w:b/>
           <w:bCs/>
-          <w:sz w:val="44"/>
-          <w:szCs w:val="44"/>
+          <w:sz w:val="24"/>
+          <w:szCs w:val="24"/>
           <w:lang w:val="es-419"/>
         </w:rPr>
         <w:t>)</w:t>
@@ -65,6 +54,8 @@
       <w:pPr>
         <w:rPr>
           <w:rFonts w:ascii="Arial" w:hAnsi="Arial" w:cs="Arial"/>
+          <w:sz w:val="24"/>
+          <w:szCs w:val="24"/>
           <w:lang w:val="es-419"/>
         </w:rPr>
       </w:pPr>
@@ -76,12 +67,16 @@
         </w:tabs>
         <w:rPr>
           <w:rFonts w:ascii="Arial" w:hAnsi="Arial" w:cs="Arial"/>
-          <w:lang w:val="es-419"/>
-        </w:rPr>
-      </w:pPr>
-      <w:r>
-        <w:rPr>
-          <w:rFonts w:ascii="Arial" w:hAnsi="Arial" w:cs="Arial"/>
+          <w:sz w:val="24"/>
+          <w:szCs w:val="24"/>
+          <w:lang w:val="es-419"/>
+        </w:rPr>
+      </w:pPr>
+      <w:r>
+        <w:rPr>
+          <w:rFonts w:ascii="Arial" w:hAnsi="Arial" w:cs="Arial"/>
+          <w:sz w:val="24"/>
+          <w:szCs w:val="24"/>
           <w:lang w:val="es-419"/>
         </w:rPr>
         <w:t xml:space="preserve">En este apartado vamos a tener la lluvia de ideas para desarrollar el blog de música, que tiene como objetivo principal, recomendar canciones, tener </w:t>
@@ -90,6 +85,8 @@
       <w:r>
         <w:rPr>
           <w:rFonts w:ascii="Arial" w:hAnsi="Arial" w:cs="Arial"/>
+          <w:sz w:val="24"/>
+          <w:szCs w:val="24"/>
           <w:lang w:val="es-419"/>
         </w:rPr>
         <w:t>playlist</w:t>
@@ -98,6 +95,8 @@
       <w:r>
         <w:rPr>
           <w:rFonts w:ascii="Arial" w:hAnsi="Arial" w:cs="Arial"/>
+          <w:sz w:val="24"/>
+          <w:szCs w:val="24"/>
           <w:lang w:val="es-419"/>
         </w:rPr>
         <w:t xml:space="preserve"> según el modo y nuevas sugerencias de canciones, descubrimientos semanales y recomendaciones de </w:t>
@@ -106,6 +105,8 @@
       <w:r>
         <w:rPr>
           <w:rFonts w:ascii="Arial" w:hAnsi="Arial" w:cs="Arial"/>
+          <w:sz w:val="24"/>
+          <w:szCs w:val="24"/>
           <w:lang w:val="es-419"/>
         </w:rPr>
         <w:t>playlist</w:t>
@@ -114,6 +115,8 @@
       <w:r>
         <w:rPr>
           <w:rFonts w:ascii="Arial" w:hAnsi="Arial" w:cs="Arial"/>
+          <w:sz w:val="24"/>
+          <w:szCs w:val="24"/>
           <w:lang w:val="es-419"/>
         </w:rPr>
         <w:t xml:space="preserve"> para aumentar la productividad según la neurociencia.</w:t>
@@ -126,6 +129,8 @@
         </w:tabs>
         <w:rPr>
           <w:rFonts w:ascii="Arial" w:hAnsi="Arial" w:cs="Arial"/>
+          <w:sz w:val="24"/>
+          <w:szCs w:val="24"/>
           <w:lang w:val="es-419"/>
         </w:rPr>
       </w:pPr>
@@ -137,6 +142,8 @@
         </w:tabs>
         <w:rPr>
           <w:rFonts w:ascii="Arial" w:hAnsi="Arial" w:cs="Arial"/>
+          <w:sz w:val="24"/>
+          <w:szCs w:val="24"/>
           <w:lang w:val="es-419"/>
         </w:rPr>
       </w:pPr>
@@ -151,19 +158,19 @@
           <w:b/>
           <w:bCs/>
           <w:color w:val="0070C0"/>
-          <w:sz w:val="44"/>
-          <w:szCs w:val="44"/>
-          <w:lang w:val="es-419"/>
-        </w:rPr>
-      </w:pPr>
-      <w:r>
-        <w:rPr>
-          <w:rFonts w:ascii="Arial" w:hAnsi="Arial" w:cs="Arial"/>
-          <w:b/>
-          <w:bCs/>
-          <w:color w:val="0070C0"/>
-          <w:sz w:val="44"/>
-          <w:szCs w:val="44"/>
+          <w:sz w:val="24"/>
+          <w:szCs w:val="24"/>
+          <w:lang w:val="es-419"/>
+        </w:rPr>
+      </w:pPr>
+      <w:r>
+        <w:rPr>
+          <w:rFonts w:ascii="Arial" w:hAnsi="Arial" w:cs="Arial"/>
+          <w:b/>
+          <w:bCs/>
+          <w:color w:val="0070C0"/>
+          <w:sz w:val="24"/>
+          <w:szCs w:val="24"/>
           <w:lang w:val="es-419"/>
         </w:rPr>
         <w:t>OBJETIVO GENERAL</w:t>
@@ -176,12 +183,16 @@
         </w:tabs>
         <w:rPr>
           <w:rFonts w:ascii="Arial" w:hAnsi="Arial" w:cs="Arial"/>
-          <w:lang w:val="es-419"/>
-        </w:rPr>
-      </w:pPr>
-      <w:r>
-        <w:rPr>
-          <w:rFonts w:ascii="Arial" w:hAnsi="Arial" w:cs="Arial"/>
+          <w:sz w:val="24"/>
+          <w:szCs w:val="24"/>
+          <w:lang w:val="es-419"/>
+        </w:rPr>
+      </w:pPr>
+      <w:r>
+        <w:rPr>
+          <w:rFonts w:ascii="Arial" w:hAnsi="Arial" w:cs="Arial"/>
+          <w:sz w:val="24"/>
+          <w:szCs w:val="24"/>
           <w:lang w:val="es-419"/>
         </w:rPr>
         <w:t>Un proyecto consiste en el desarrollo de un blog de Música interactivo y especializo, cuyo factor diferenciador es la recomendación de contenidos musicales basados en la neurociencia y los estados de animo</w:t>
@@ -194,12 +205,16 @@
         </w:tabs>
         <w:rPr>
           <w:rFonts w:ascii="Arial" w:hAnsi="Arial" w:cs="Arial"/>
-          <w:lang w:val="es-419"/>
-        </w:rPr>
-      </w:pPr>
-      <w:r>
-        <w:rPr>
-          <w:rFonts w:ascii="Arial" w:hAnsi="Arial" w:cs="Arial"/>
+          <w:sz w:val="24"/>
+          <w:szCs w:val="24"/>
+          <w:lang w:val="es-419"/>
+        </w:rPr>
+      </w:pPr>
+      <w:r>
+        <w:rPr>
+          <w:rFonts w:ascii="Arial" w:hAnsi="Arial" w:cs="Arial"/>
+          <w:sz w:val="24"/>
+          <w:szCs w:val="24"/>
           <w:lang w:val="es-419"/>
         </w:rPr>
         <w:t xml:space="preserve">Ofrecerá sugerencias de canciones, lanzamientos de </w:t>
@@ -208,6 +223,8 @@
       <w:r>
         <w:rPr>
           <w:rFonts w:ascii="Arial" w:hAnsi="Arial" w:cs="Arial"/>
+          <w:sz w:val="24"/>
+          <w:szCs w:val="24"/>
           <w:lang w:val="es-419"/>
         </w:rPr>
         <w:t>playlist</w:t>
@@ -216,6 +233,8 @@
       <w:r>
         <w:rPr>
           <w:rFonts w:ascii="Arial" w:hAnsi="Arial" w:cs="Arial"/>
+          <w:sz w:val="24"/>
+          <w:szCs w:val="24"/>
           <w:lang w:val="es-419"/>
         </w:rPr>
         <w:t xml:space="preserve"> y metodologías específicas de escucha para maximizar el rendimiento cognitivo.</w:t>
@@ -228,6 +247,8 @@
         </w:tabs>
         <w:rPr>
           <w:rFonts w:ascii="Arial" w:hAnsi="Arial" w:cs="Arial"/>
+          <w:sz w:val="24"/>
+          <w:szCs w:val="24"/>
           <w:lang w:val="es-419"/>
         </w:rPr>
       </w:pPr>
@@ -240,6 +261,8 @@
         <w:rPr>
           <w:rFonts w:ascii="Arial" w:hAnsi="Arial" w:cs="Arial"/>
           <w:color w:val="0070C0"/>
+          <w:sz w:val="24"/>
+          <w:szCs w:val="24"/>
           <w:lang w:val="es-419"/>
         </w:rPr>
       </w:pPr>
@@ -259,18 +282,67 @@
           <w:b/>
           <w:bCs/>
           <w:color w:val="0070C0"/>
-          <w:lang w:val="es-419"/>
-        </w:rPr>
-      </w:pPr>
-      <w:r>
-        <w:rPr>
-          <w:rFonts w:ascii="Arial" w:hAnsi="Arial" w:cs="Arial"/>
-          <w:b/>
-          <w:bCs/>
-          <w:color w:val="0070C0"/>
+          <w:sz w:val="24"/>
+          <w:szCs w:val="24"/>
+          <w:lang w:val="es-419"/>
+        </w:rPr>
+      </w:pPr>
+      <w:r>
+        <w:rPr>
+          <w:rFonts w:ascii="Arial" w:hAnsi="Arial" w:cs="Arial"/>
+          <w:b/>
+          <w:bCs/>
+          <w:color w:val="0070C0"/>
+          <w:sz w:val="24"/>
+          <w:szCs w:val="24"/>
           <w:lang w:val="es-419"/>
         </w:rPr>
         <w:t>PLANIFICACIÓN Y REQUERIMIENTOS</w:t>
+      </w:r>
+    </w:p>
+    <w:p>
+      <w:pPr>
+        <w:tabs>
+          <w:tab w:val="left" w:pos="915"/>
+        </w:tabs>
+        <w:rPr>
+          <w:rFonts w:ascii="Arial" w:hAnsi="Arial" w:cs="Arial"/>
+          <w:b/>
+          <w:bCs/>
+          <w:color w:val="0070C0"/>
+          <w:sz w:val="24"/>
+          <w:szCs w:val="24"/>
+          <w:lang w:val="es-419"/>
+        </w:rPr>
+      </w:pPr>
+    </w:p>
+    <w:p>
+      <w:pPr>
+        <w:tabs>
+          <w:tab w:val="left" w:pos="915"/>
+        </w:tabs>
+        <w:rPr>
+          <w:rFonts w:ascii="Arial" w:hAnsi="Arial" w:cs="Arial"/>
+          <w:b/>
+          <w:bCs/>
+          <w:color w:val="0070C0"/>
+          <w:sz w:val="24"/>
+          <w:szCs w:val="24"/>
+          <w:lang w:val="es-419"/>
+        </w:rPr>
+      </w:pPr>
+      <w:r>
+        <w:rPr>
+          <w:rFonts w:ascii="Arial" w:hAnsi="Arial" w:cs="Arial"/>
+          <w:b/>
+          <w:bCs/>
+          <w:color w:val="0070C0"/>
+          <w:sz w:val="24"/>
+          <w:szCs w:val="24"/>
+          <w:lang w:val="es-419"/>
+        </w:rPr>
+        <w:tab/>
+        <w:t>FUNCIONALES</w:t>
       </w:r>
     </w:p>
     <w:p>
@@ -284,6 +356,8 @@
           <w:b/>
           <w:bCs/>
           <w:color w:val="0070C0"/>
+          <w:sz w:val="24"/>
+          <w:szCs w:val="24"/>
           <w:lang w:val="es-419"/>
         </w:rPr>
       </w:pPr>
@@ -293,22 +367,104 @@
         <w:pStyle w:val="ListParagraph"/>
         <w:numPr>
           <w:ilvl w:val="0"/>
-          <w:numId w:val="2"/>
+          <w:numId w:val="3"/>
         </w:numPr>
         <w:tabs>
           <w:tab w:val="left" w:pos="915"/>
         </w:tabs>
         <w:rPr>
           <w:rFonts w:ascii="Arial" w:hAnsi="Arial" w:cs="Arial"/>
-          <w:lang w:val="es-419"/>
-        </w:rPr>
-      </w:pPr>
-      <w:r>
-        <w:rPr>
-          <w:rFonts w:ascii="Arial" w:hAnsi="Arial" w:cs="Arial"/>
-          <w:lang w:val="es-419"/>
-        </w:rPr>
-        <w:t>Desarrollo de sistema de filtro por estados de animo</w:t>
+          <w:b/>
+          <w:bCs/>
+          <w:color w:val="0070C0"/>
+          <w:sz w:val="24"/>
+          <w:szCs w:val="24"/>
+          <w:lang w:val="es-419"/>
+        </w:rPr>
+      </w:pPr>
+      <w:r>
+        <w:rPr>
+          <w:rFonts w:ascii="Arial" w:hAnsi="Arial" w:cs="Arial"/>
+          <w:b/>
+          <w:bCs/>
+          <w:sz w:val="24"/>
+          <w:szCs w:val="24"/>
+          <w:lang w:val="es-419"/>
+        </w:rPr>
+        <w:t>Sistema de Filtro por Estados de Ánimo (</w:t>
+      </w:r>
+      <w:proofErr w:type="spellStart"/>
+      <w:r>
+        <w:rPr>
+          <w:rFonts w:ascii="Arial" w:hAnsi="Arial" w:cs="Arial"/>
+          <w:b/>
+          <w:bCs/>
+          <w:sz w:val="24"/>
+          <w:szCs w:val="24"/>
+          <w:lang w:val="es-419"/>
+        </w:rPr>
+        <w:t>Mood</w:t>
+      </w:r>
+      <w:proofErr w:type="spellEnd"/>
+      <w:r>
+        <w:rPr>
+          <w:rFonts w:ascii="Arial" w:hAnsi="Arial" w:cs="Arial"/>
+          <w:b/>
+          <w:bCs/>
+          <w:sz w:val="24"/>
+          <w:szCs w:val="24"/>
+          <w:lang w:val="es-419"/>
+        </w:rPr>
+        <w:t xml:space="preserve"> Selector):</w:t>
+      </w:r>
+      <w:r>
+        <w:rPr>
+          <w:rFonts w:ascii="Arial" w:hAnsi="Arial" w:cs="Arial"/>
+          <w:sz w:val="24"/>
+          <w:szCs w:val="24"/>
+          <w:lang w:val="es-419"/>
+        </w:rPr>
+        <w:t xml:space="preserve"> La página principal debe contar con un menú interactivo para que el usuario elija su estado de ánimo actual o actividad (</w:t>
+      </w:r>
+      <w:proofErr w:type="spellStart"/>
+      <w:r>
+        <w:rPr>
+          <w:rFonts w:ascii="Arial" w:hAnsi="Arial" w:cs="Arial"/>
+          <w:sz w:val="24"/>
+          <w:szCs w:val="24"/>
+          <w:lang w:val="es-419"/>
+        </w:rPr>
+        <w:t>ej</w:t>
+      </w:r>
+      <w:proofErr w:type="spellEnd"/>
+      <w:r>
+        <w:rPr>
+          <w:rFonts w:ascii="Arial" w:hAnsi="Arial" w:cs="Arial"/>
+          <w:sz w:val="24"/>
+          <w:szCs w:val="24"/>
+          <w:lang w:val="es-419"/>
+        </w:rPr>
+        <w:t xml:space="preserve">: </w:t>
+      </w:r>
+      <w:r>
+        <w:rPr>
+          <w:rFonts w:ascii="Arial" w:hAnsi="Arial" w:cs="Arial"/>
+          <w:i/>
+          <w:iCs/>
+          <w:sz w:val="24"/>
+          <w:szCs w:val="24"/>
+          <w:lang w:val="es-419"/>
+        </w:rPr>
+        <w:t>Estudiar con Neurociencia, Enérgico/Entrenar, Relajación/Estrés, Enfoque Máximo</w:t>
+      </w:r>
+      <w:r>
+        <w:rPr>
+          <w:rFonts w:ascii="Arial" w:hAnsi="Arial" w:cs="Arial"/>
+          <w:sz w:val="24"/>
+          <w:szCs w:val="24"/>
+          <w:lang w:val="es-419"/>
+        </w:rPr>
+        <w:t>).</w:t>
       </w:r>
     </w:p>
     <w:p>
@@ -316,23 +472,271 @@
         <w:pStyle w:val="ListParagraph"/>
         <w:numPr>
           <w:ilvl w:val="0"/>
-          <w:numId w:val="2"/>
+          <w:numId w:val="3"/>
         </w:numPr>
         <w:tabs>
           <w:tab w:val="left" w:pos="915"/>
         </w:tabs>
         <w:rPr>
           <w:rFonts w:ascii="Arial" w:hAnsi="Arial" w:cs="Arial"/>
-          <w:lang w:val="es-419"/>
-        </w:rPr>
-      </w:pPr>
-      <w:r>
-        <w:rPr>
-          <w:rFonts w:ascii="Arial" w:hAnsi="Arial" w:cs="Arial"/>
-          <w:lang w:val="es-419"/>
-        </w:rPr>
-        <w:t>Sección de Artículos y sugerencias</w:t>
-      </w:r>
+          <w:b/>
+          <w:bCs/>
+          <w:color w:val="0070C0"/>
+          <w:sz w:val="24"/>
+          <w:szCs w:val="24"/>
+          <w:lang w:val="es-419"/>
+        </w:rPr>
+      </w:pPr>
+      <w:r>
+        <w:rPr>
+          <w:rFonts w:ascii="Arial" w:hAnsi="Arial" w:cs="Arial"/>
+          <w:b/>
+          <w:bCs/>
+          <w:sz w:val="24"/>
+          <w:szCs w:val="24"/>
+          <w:lang w:val="es-419"/>
+        </w:rPr>
+        <w:t>Sección de Artículos y Sugerencias:</w:t>
+      </w:r>
+      <w:r>
+        <w:rPr>
+          <w:rFonts w:ascii="Arial" w:hAnsi="Arial" w:cs="Arial"/>
+          <w:sz w:val="24"/>
+          <w:szCs w:val="24"/>
+          <w:lang w:val="es-419"/>
+        </w:rPr>
+        <w:t xml:space="preserve"> Cada estado de ánimo cargará una sección con artículos explicativos breves sobre cómo influye la música en el cerebro para esa actividad y sugerencias de canciones específicas.</w:t>
+      </w:r>
+    </w:p>
+    <w:p>
+      <w:pPr>
+        <w:pStyle w:val="ListParagraph"/>
+        <w:numPr>
+          <w:ilvl w:val="0"/>
+          <w:numId w:val="3"/>
+        </w:numPr>
+        <w:tabs>
+          <w:tab w:val="left" w:pos="915"/>
+        </w:tabs>
+        <w:rPr>
+          <w:rFonts w:ascii="Arial" w:hAnsi="Arial" w:cs="Arial"/>
+          <w:b/>
+          <w:bCs/>
+          <w:color w:val="0070C0"/>
+          <w:sz w:val="24"/>
+          <w:szCs w:val="24"/>
+          <w:lang w:val="es-419"/>
+        </w:rPr>
+      </w:pPr>
+      <w:r>
+        <w:rPr>
+          <w:rFonts w:ascii="Arial" w:hAnsi="Arial" w:cs="Arial"/>
+          <w:b/>
+          <w:bCs/>
+          <w:sz w:val="24"/>
+          <w:szCs w:val="24"/>
+          <w:lang w:val="es-419"/>
+        </w:rPr>
+        <w:t>Integración de Reproductores (</w:t>
+      </w:r>
+      <w:proofErr w:type="spellStart"/>
+      <w:r>
+        <w:rPr>
+          <w:rFonts w:ascii="Arial" w:hAnsi="Arial" w:cs="Arial"/>
+          <w:b/>
+          <w:bCs/>
+          <w:sz w:val="24"/>
+          <w:szCs w:val="24"/>
+          <w:lang w:val="es-419"/>
+        </w:rPr>
+        <w:t>Playlists</w:t>
+      </w:r>
+      <w:proofErr w:type="spellEnd"/>
+      <w:r>
+        <w:rPr>
+          <w:rFonts w:ascii="Arial" w:hAnsi="Arial" w:cs="Arial"/>
+          <w:b/>
+          <w:bCs/>
+          <w:sz w:val="24"/>
+          <w:szCs w:val="24"/>
+          <w:lang w:val="es-419"/>
+        </w:rPr>
+        <w:t>):</w:t>
+      </w:r>
+      <w:r>
+        <w:rPr>
+          <w:rFonts w:ascii="Arial" w:hAnsi="Arial" w:cs="Arial"/>
+          <w:sz w:val="24"/>
+          <w:szCs w:val="24"/>
+          <w:lang w:val="es-419"/>
+        </w:rPr>
+        <w:t xml:space="preserve"> El sitio debe permitir la reproducción directa de las listas de canciones recomendadas mediante la inserción de reproductores embebidos de plataformas externas (como los widgets de Spotify o YouTube).</w:t>
+      </w:r>
+    </w:p>
+    <w:p>
+      <w:pPr>
+        <w:tabs>
+          <w:tab w:val="left" w:pos="915"/>
+        </w:tabs>
+        <w:rPr>
+          <w:rFonts w:ascii="Arial" w:hAnsi="Arial" w:cs="Arial"/>
+          <w:b/>
+          <w:bCs/>
+          <w:color w:val="0070C0"/>
+          <w:sz w:val="24"/>
+          <w:szCs w:val="24"/>
+          <w:lang w:val="es-419"/>
+        </w:rPr>
+      </w:pPr>
+    </w:p>
+    <w:p>
+      <w:pPr>
+        <w:tabs>
+          <w:tab w:val="left" w:pos="915"/>
+        </w:tabs>
+        <w:rPr>
+          <w:rFonts w:ascii="Arial" w:hAnsi="Arial" w:cs="Arial"/>
+          <w:b/>
+          <w:bCs/>
+          <w:color w:val="0070C0"/>
+          <w:sz w:val="24"/>
+          <w:szCs w:val="24"/>
+          <w:lang w:val="es-419"/>
+        </w:rPr>
+      </w:pPr>
+    </w:p>
+    <w:p>
+      <w:pPr>
+        <w:tabs>
+          <w:tab w:val="left" w:pos="915"/>
+        </w:tabs>
+        <w:rPr>
+          <w:rFonts w:ascii="Arial" w:hAnsi="Arial" w:cs="Arial"/>
+          <w:b/>
+          <w:bCs/>
+          <w:color w:val="0070C0"/>
+          <w:sz w:val="24"/>
+          <w:szCs w:val="24"/>
+          <w:lang w:val="es-419"/>
+        </w:rPr>
+      </w:pPr>
+      <w:r>
+        <w:rPr>
+          <w:rFonts w:ascii="Arial" w:hAnsi="Arial" w:cs="Arial"/>
+          <w:b/>
+          <w:bCs/>
+          <w:color w:val="0070C0"/>
+          <w:sz w:val="24"/>
+          <w:szCs w:val="24"/>
+          <w:lang w:val="es-419"/>
+        </w:rPr>
+        <w:lastRenderedPageBreak/>
+        <w:tab/>
+        <w:t>NO FUNCIONALES</w:t>
+      </w:r>
+    </w:p>
+    <w:p>
+      <w:pPr>
+        <w:pStyle w:val="NormalWeb"/>
+        <w:numPr>
+          <w:ilvl w:val="0"/>
+          <w:numId w:val="3"/>
+        </w:numPr>
+        <w:rPr>
+          <w:rFonts w:ascii="Arial" w:hAnsi="Arial" w:cs="Arial"/>
+          <w:lang w:val="es-419"/>
+        </w:rPr>
+      </w:pPr>
+      <w:r>
+        <w:rPr>
+          <w:rFonts w:ascii="Arial" w:hAnsi="Arial" w:cs="Arial"/>
+          <w:b/>
+          <w:bCs/>
+          <w:lang w:val="es-419"/>
+        </w:rPr>
+        <w:t>Diseño Responsivo (Adaptabilidad):</w:t>
+      </w:r>
+      <w:r>
+        <w:rPr>
+          <w:rFonts w:ascii="Arial" w:hAnsi="Arial" w:cs="Arial"/>
+          <w:lang w:val="es-419"/>
+        </w:rPr>
+        <w:t xml:space="preserve"> La interfaz de usuario (UI) debe adaptarse perfectamente a pantallas de teléfonos móviles, tabletas y computadores de escritorio.</w:t>
+      </w:r>
+    </w:p>
+    <w:p>
+      <w:pPr>
+        <w:pStyle w:val="NormalWeb"/>
+        <w:numPr>
+          <w:ilvl w:val="0"/>
+          <w:numId w:val="3"/>
+        </w:numPr>
+        <w:rPr>
+          <w:rFonts w:ascii="Arial" w:hAnsi="Arial" w:cs="Arial"/>
+          <w:lang w:val="es-419"/>
+        </w:rPr>
+      </w:pPr>
+      <w:r>
+        <w:rPr>
+          <w:rFonts w:ascii="Arial" w:hAnsi="Arial" w:cs="Arial"/>
+          <w:b/>
+          <w:bCs/>
+          <w:lang w:val="es-419"/>
+        </w:rPr>
+        <w:t>Velocidad de Carga (Rendimiento):</w:t>
+      </w:r>
+      <w:r>
+        <w:rPr>
+          <w:rFonts w:ascii="Arial" w:hAnsi="Arial" w:cs="Arial"/>
+          <w:lang w:val="es-419"/>
+        </w:rPr>
+        <w:t xml:space="preserve"> El blog debe cargar de manera rápida (en menos de 3 segundos), optimizando el tamaño de las imágenes de las portadas de los álbumes para no trabar el navegador.</w:t>
+      </w:r>
+    </w:p>
+    <w:p>
+      <w:pPr>
+        <w:pStyle w:val="NormalWeb"/>
+        <w:numPr>
+          <w:ilvl w:val="0"/>
+          <w:numId w:val="3"/>
+        </w:numPr>
+        <w:rPr>
+          <w:rFonts w:ascii="Arial" w:hAnsi="Arial" w:cs="Arial"/>
+          <w:lang w:val="es-419"/>
+        </w:rPr>
+      </w:pPr>
+      <w:r>
+        <w:rPr>
+          <w:rFonts w:ascii="Arial" w:hAnsi="Arial" w:cs="Arial"/>
+          <w:b/>
+          <w:bCs/>
+          <w:lang w:val="es-419"/>
+        </w:rPr>
+        <w:t>Control de Versiones Colaborativo:</w:t>
+      </w:r>
+      <w:r>
+        <w:rPr>
+          <w:rFonts w:ascii="Arial" w:hAnsi="Arial" w:cs="Arial"/>
+          <w:lang w:val="es-419"/>
+        </w:rPr>
+        <w:t xml:space="preserve"> El código de la plataforma debe estar alojado en un repositorio central en GitHub, donde cada integrante trabaje de forma aislada en su propia rama antes de fusionar los cambios al</w:t>
+      </w:r>
+    </w:p>
+    <w:p>
+      <w:pPr>
+        <w:tabs>
+          <w:tab w:val="left" w:pos="915"/>
+        </w:tabs>
+        <w:rPr>
+          <w:rFonts w:ascii="Arial" w:hAnsi="Arial" w:cs="Arial"/>
+          <w:b/>
+          <w:bCs/>
+          <w:color w:val="0070C0"/>
+          <w:sz w:val="24"/>
+          <w:szCs w:val="24"/>
+          <w:lang w:val="es-419"/>
+        </w:rPr>
+      </w:pPr>
     </w:p>
     <w:p>
       <w:pPr>
@@ -345,6 +749,8 @@
           <w:b/>
           <w:bCs/>
           <w:color w:val="0070C0"/>
+          <w:sz w:val="24"/>
+          <w:szCs w:val="24"/>
           <w:lang w:val="es-419"/>
         </w:rPr>
       </w:pPr>
@@ -360,21 +766,8 @@
           <w:b/>
           <w:bCs/>
           <w:color w:val="0070C0"/>
-          <w:lang w:val="es-419"/>
-        </w:rPr>
-      </w:pPr>
-    </w:p>
-    <w:p>
-      <w:pPr>
-        <w:pStyle w:val="ListParagraph"/>
-        <w:tabs>
-          <w:tab w:val="left" w:pos="915"/>
-        </w:tabs>
-        <w:rPr>
-          <w:rFonts w:ascii="Arial" w:hAnsi="Arial" w:cs="Arial"/>
-          <w:b/>
-          <w:bCs/>
-          <w:color w:val="0070C0"/>
+          <w:sz w:val="24"/>
+          <w:szCs w:val="24"/>
           <w:lang w:val="es-419"/>
         </w:rPr>
       </w:pPr>
@@ -394,15 +787,19 @@
           <w:b/>
           <w:bCs/>
           <w:color w:val="0070C0"/>
-          <w:lang w:val="es-419"/>
-        </w:rPr>
-      </w:pPr>
-      <w:r>
-        <w:rPr>
-          <w:rFonts w:ascii="Arial" w:hAnsi="Arial" w:cs="Arial"/>
-          <w:b/>
-          <w:bCs/>
-          <w:color w:val="0070C0"/>
+          <w:sz w:val="24"/>
+          <w:szCs w:val="24"/>
+          <w:lang w:val="es-419"/>
+        </w:rPr>
+      </w:pPr>
+      <w:r>
+        <w:rPr>
+          <w:rFonts w:ascii="Arial" w:hAnsi="Arial" w:cs="Arial"/>
+          <w:b/>
+          <w:bCs/>
+          <w:color w:val="0070C0"/>
+          <w:sz w:val="24"/>
+          <w:szCs w:val="24"/>
           <w:lang w:val="es-419"/>
         </w:rPr>
         <w:t xml:space="preserve">DISEÑO </w:t>
@@ -414,6 +811,8 @@
           <w:b/>
           <w:bCs/>
           <w:color w:val="0070C0"/>
+          <w:sz w:val="24"/>
+          <w:szCs w:val="24"/>
           <w:lang w:val="es-419"/>
         </w:rPr>
         <w:t>UX</w:t>
@@ -425,6 +824,8 @@
           <w:b/>
           <w:bCs/>
           <w:color w:val="0070C0"/>
+          <w:sz w:val="24"/>
+          <w:szCs w:val="24"/>
           <w:lang w:val="es-419"/>
         </w:rPr>
         <w:t>/UI</w:t>
@@ -438,6 +839,912 @@
           <w:b/>
           <w:bCs/>
           <w:color w:val="0070C0"/>
+          <w:sz w:val="24"/>
+          <w:szCs w:val="24"/>
+          <w:lang w:val="es-419"/>
+        </w:rPr>
+      </w:pPr>
+    </w:p>
+    <w:p>
+      <w:pPr>
+        <w:pStyle w:val="ListParagraph"/>
+        <w:rPr>
+          <w:rFonts w:ascii="Arial" w:hAnsi="Arial" w:cs="Arial"/>
+          <w:sz w:val="24"/>
+          <w:szCs w:val="24"/>
+          <w:lang w:val="es-419"/>
+        </w:rPr>
+      </w:pPr>
+      <w:r>
+        <w:rPr>
+          <w:rFonts w:ascii="Arial" w:hAnsi="Arial" w:cs="Arial"/>
+          <w:sz w:val="24"/>
+          <w:szCs w:val="24"/>
+          <w:lang w:val="es-419"/>
+        </w:rPr>
+        <w:t>El diseño de la experiencia de usuario (</w:t>
+      </w:r>
+      <w:proofErr w:type="spellStart"/>
+      <w:r>
+        <w:rPr>
+          <w:rFonts w:ascii="Arial" w:hAnsi="Arial" w:cs="Arial"/>
+          <w:sz w:val="24"/>
+          <w:szCs w:val="24"/>
+          <w:lang w:val="es-419"/>
+        </w:rPr>
+        <w:t>UX</w:t>
+      </w:r>
+      <w:proofErr w:type="spellEnd"/>
+      <w:r>
+        <w:rPr>
+          <w:rFonts w:ascii="Arial" w:hAnsi="Arial" w:cs="Arial"/>
+          <w:sz w:val="24"/>
+          <w:szCs w:val="24"/>
+          <w:lang w:val="es-419"/>
+        </w:rPr>
+        <w:t xml:space="preserve">) y la interfaz visual (UI) de nuestro blog de música se trabajará bajo un enfoque ágil e iterativo. En lugar de diseñar todo el sitio web de golpe, el equipo de diseño utilizará </w:t>
+      </w:r>
+      <w:proofErr w:type="spellStart"/>
+      <w:r>
+        <w:rPr>
+          <w:rFonts w:ascii="Arial" w:hAnsi="Arial" w:cs="Arial"/>
+          <w:b/>
+          <w:bCs/>
+          <w:sz w:val="24"/>
+          <w:szCs w:val="24"/>
+          <w:lang w:val="es-419"/>
+        </w:rPr>
+        <w:t>Figma</w:t>
+      </w:r>
+      <w:proofErr w:type="spellEnd"/>
+      <w:r>
+        <w:rPr>
+          <w:rFonts w:ascii="Arial" w:hAnsi="Arial" w:cs="Arial"/>
+          <w:sz w:val="24"/>
+          <w:szCs w:val="24"/>
+          <w:lang w:val="es-419"/>
+        </w:rPr>
+        <w:t xml:space="preserve"> para crear componentes funcionales que puedan ser codificados de inmediato en cada Sprint</w:t>
+      </w:r>
+      <w:r>
+        <w:rPr>
+          <w:rFonts w:ascii="Arial" w:hAnsi="Arial" w:cs="Arial"/>
+          <w:sz w:val="24"/>
+          <w:szCs w:val="24"/>
+          <w:lang w:val="es-419"/>
+        </w:rPr>
+        <w:t>.</w:t>
+      </w:r>
+    </w:p>
+    <w:p>
+      <w:pPr>
+        <w:pStyle w:val="ListParagraph"/>
+        <w:rPr>
+          <w:rFonts w:ascii="Arial" w:hAnsi="Arial" w:cs="Arial"/>
+          <w:sz w:val="24"/>
+          <w:szCs w:val="24"/>
+          <w:lang w:val="es-419"/>
+        </w:rPr>
+      </w:pPr>
+    </w:p>
+    <w:p>
+      <w:pPr>
+        <w:pStyle w:val="ListParagraph"/>
+        <w:rPr>
+          <w:rFonts w:ascii="Arial" w:hAnsi="Arial" w:cs="Arial"/>
+          <w:sz w:val="24"/>
+          <w:szCs w:val="24"/>
+          <w:lang w:val="es-419"/>
+        </w:rPr>
+      </w:pPr>
+    </w:p>
+    <w:p>
+      <w:pPr>
+        <w:pStyle w:val="Heading3"/>
+        <w:ind w:left="720"/>
+        <w:rPr>
+          <w:rFonts w:ascii="Arial" w:hAnsi="Arial" w:cs="Arial"/>
+          <w:b/>
+          <w:bCs/>
+          <w:lang w:val="es-419"/>
+        </w:rPr>
+      </w:pPr>
+      <w:r>
+        <w:rPr>
+          <w:rFonts w:ascii="Arial" w:hAnsi="Arial" w:cs="Arial"/>
+          <w:b/>
+          <w:bCs/>
+          <w:lang w:val="es-419"/>
+        </w:rPr>
+        <w:t>Paleta de Colores y Concepto Visual (</w:t>
+      </w:r>
+      <w:proofErr w:type="spellStart"/>
+      <w:r>
+        <w:rPr>
+          <w:rFonts w:ascii="Arial" w:hAnsi="Arial" w:cs="Arial"/>
+          <w:b/>
+          <w:bCs/>
+          <w:lang w:val="es-419"/>
+        </w:rPr>
+        <w:t>Dark</w:t>
+      </w:r>
+      <w:proofErr w:type="spellEnd"/>
+      <w:r>
+        <w:rPr>
+          <w:rFonts w:ascii="Arial" w:hAnsi="Arial" w:cs="Arial"/>
+          <w:b/>
+          <w:bCs/>
+          <w:lang w:val="es-419"/>
+        </w:rPr>
+        <w:t xml:space="preserve"> </w:t>
+      </w:r>
+      <w:proofErr w:type="spellStart"/>
+      <w:r>
+        <w:rPr>
+          <w:rFonts w:ascii="Arial" w:hAnsi="Arial" w:cs="Arial"/>
+          <w:b/>
+          <w:bCs/>
+          <w:lang w:val="es-419"/>
+        </w:rPr>
+        <w:t>Mode</w:t>
+      </w:r>
+      <w:proofErr w:type="spellEnd"/>
+      <w:r>
+        <w:rPr>
+          <w:rFonts w:ascii="Arial" w:hAnsi="Arial" w:cs="Arial"/>
+          <w:b/>
+          <w:bCs/>
+          <w:lang w:val="es-419"/>
+        </w:rPr>
+        <w:t xml:space="preserve"> Premium)</w:t>
+      </w:r>
+    </w:p>
+    <w:p>
+      <w:pPr>
+        <w:pStyle w:val="NormalWeb"/>
+        <w:ind w:left="720"/>
+        <w:rPr>
+          <w:rFonts w:ascii="Arial" w:hAnsi="Arial" w:cs="Arial"/>
+          <w:lang w:val="es-419"/>
+        </w:rPr>
+      </w:pPr>
+      <w:r>
+        <w:rPr>
+          <w:rFonts w:ascii="Arial" w:hAnsi="Arial" w:cs="Arial"/>
+          <w:lang w:val="es-419"/>
+        </w:rPr>
+        <w:t xml:space="preserve">Para sumergir al usuario en una experiencia musical inmersiva y de alta concentración, se ha seleccionado una </w:t>
+      </w:r>
+      <w:r>
+        <w:rPr>
+          <w:rFonts w:ascii="Arial" w:hAnsi="Arial" w:cs="Arial"/>
+          <w:b/>
+          <w:bCs/>
+          <w:lang w:val="es-419"/>
+        </w:rPr>
+        <w:t>paleta de colores oscura</w:t>
+      </w:r>
+      <w:r>
+        <w:rPr>
+          <w:rFonts w:ascii="Arial" w:hAnsi="Arial" w:cs="Arial"/>
+          <w:lang w:val="es-419"/>
+        </w:rPr>
+        <w:t xml:space="preserve">, donde el protagonista absoluto y color de acento principal es el </w:t>
+      </w:r>
+      <w:r>
+        <w:rPr>
+          <w:rFonts w:ascii="Arial" w:hAnsi="Arial" w:cs="Arial"/>
+          <w:b/>
+          <w:bCs/>
+          <w:lang w:val="es-419"/>
+        </w:rPr>
+        <w:t>Azul Rey</w:t>
+      </w:r>
+      <w:r>
+        <w:rPr>
+          <w:rFonts w:ascii="Arial" w:hAnsi="Arial" w:cs="Arial"/>
+          <w:lang w:val="es-419"/>
+        </w:rPr>
+        <w:t xml:space="preserve">. El azul rey estimula la estabilidad mental, el enfoque cognitivo y la profundidad, lo cual es ideal para las secciones de </w:t>
+      </w:r>
+      <w:proofErr w:type="spellStart"/>
+      <w:r>
+        <w:rPr>
+          <w:rFonts w:ascii="Arial" w:hAnsi="Arial" w:cs="Arial"/>
+          <w:lang w:val="es-419"/>
+        </w:rPr>
+        <w:t>playlists</w:t>
+      </w:r>
+      <w:proofErr w:type="spellEnd"/>
+      <w:r>
+        <w:rPr>
+          <w:rFonts w:ascii="Arial" w:hAnsi="Arial" w:cs="Arial"/>
+          <w:lang w:val="es-419"/>
+        </w:rPr>
+        <w:t xml:space="preserve"> de estudio avaladas por la neurociencia.</w:t>
+      </w:r>
+    </w:p>
+    <w:p>
+      <w:pPr>
+        <w:pStyle w:val="NormalWeb"/>
+        <w:ind w:left="720"/>
+        <w:rPr>
+          <w:rFonts w:ascii="Arial" w:hAnsi="Arial" w:cs="Arial"/>
+          <w:lang w:val="es-419"/>
+        </w:rPr>
+      </w:pPr>
+    </w:p>
+    <w:p>
+      <w:pPr>
+        <w:pStyle w:val="NormalWeb"/>
+        <w:numPr>
+          <w:ilvl w:val="0"/>
+          <w:numId w:val="5"/>
+        </w:numPr>
+        <w:rPr>
+          <w:rFonts w:ascii="Arial" w:hAnsi="Arial" w:cs="Arial"/>
+          <w:lang w:val="es-419"/>
+        </w:rPr>
+      </w:pPr>
+      <w:r>
+        <w:rPr>
+          <w:rFonts w:ascii="Arial" w:hAnsi="Arial" w:cs="Arial"/>
+          <w:b/>
+          <w:bCs/>
+          <w:lang w:val="es-419"/>
+        </w:rPr>
+        <w:t>Color de Fondo Principal (</w:t>
+      </w:r>
+      <w:proofErr w:type="spellStart"/>
+      <w:r>
+        <w:rPr>
+          <w:rFonts w:ascii="Arial" w:hAnsi="Arial" w:cs="Arial"/>
+          <w:b/>
+          <w:bCs/>
+          <w:lang w:val="es-419"/>
+        </w:rPr>
+        <w:t>Background</w:t>
+      </w:r>
+      <w:proofErr w:type="spellEnd"/>
+      <w:r>
+        <w:rPr>
+          <w:rFonts w:ascii="Arial" w:hAnsi="Arial" w:cs="Arial"/>
+          <w:b/>
+          <w:bCs/>
+          <w:lang w:val="es-419"/>
+        </w:rPr>
+        <w:t>):</w:t>
+      </w:r>
+      <w:r>
+        <w:rPr>
+          <w:rFonts w:ascii="Arial" w:hAnsi="Arial" w:cs="Arial"/>
+          <w:lang w:val="es-419"/>
+        </w:rPr>
+        <w:t xml:space="preserve"> </w:t>
+      </w:r>
+      <w:r>
+        <w:rPr>
+          <w:rStyle w:val="HTMLCode"/>
+          <w:rFonts w:ascii="Arial" w:hAnsi="Arial" w:cs="Arial"/>
+          <w:sz w:val="24"/>
+          <w:szCs w:val="24"/>
+          <w:lang w:val="es-419"/>
+        </w:rPr>
+        <w:t>#0B0F19</w:t>
+      </w:r>
+      <w:r>
+        <w:rPr>
+          <w:rFonts w:ascii="Arial" w:hAnsi="Arial" w:cs="Arial"/>
+          <w:lang w:val="es-419"/>
+        </w:rPr>
+        <w:t xml:space="preserve"> (Un azul oscuro casi negro profundo que reduce la fatiga visual nocturna).</w:t>
+      </w:r>
+    </w:p>
+    <w:p>
+      <w:pPr>
+        <w:pStyle w:val="NormalWeb"/>
+        <w:numPr>
+          <w:ilvl w:val="0"/>
+          <w:numId w:val="5"/>
+        </w:numPr>
+        <w:rPr>
+          <w:rFonts w:ascii="Arial" w:hAnsi="Arial" w:cs="Arial"/>
+          <w:lang w:val="es-419"/>
+        </w:rPr>
+      </w:pPr>
+      <w:r>
+        <w:rPr>
+          <w:rFonts w:ascii="Arial" w:hAnsi="Arial" w:cs="Arial"/>
+          <w:b/>
+          <w:bCs/>
+          <w:lang w:val="es-419"/>
+        </w:rPr>
+        <w:t>Color de Contenedores y Tarjetas (Surface):</w:t>
+      </w:r>
+      <w:r>
+        <w:rPr>
+          <w:rFonts w:ascii="Arial" w:hAnsi="Arial" w:cs="Arial"/>
+          <w:lang w:val="es-419"/>
+        </w:rPr>
+        <w:t xml:space="preserve"> </w:t>
+      </w:r>
+      <w:r>
+        <w:rPr>
+          <w:rStyle w:val="HTMLCode"/>
+          <w:rFonts w:ascii="Arial" w:hAnsi="Arial" w:cs="Arial"/>
+          <w:sz w:val="24"/>
+          <w:szCs w:val="24"/>
+          <w:lang w:val="es-419"/>
+        </w:rPr>
+        <w:t>#161F30</w:t>
+      </w:r>
+      <w:r>
+        <w:rPr>
+          <w:rFonts w:ascii="Arial" w:hAnsi="Arial" w:cs="Arial"/>
+          <w:lang w:val="es-419"/>
+        </w:rPr>
+        <w:t xml:space="preserve"> (Un azul marino oscuro texturizado para dar volumen y separar los artículos del fondo).</w:t>
+      </w:r>
+    </w:p>
+    <w:p>
+      <w:pPr>
+        <w:pStyle w:val="NormalWeb"/>
+        <w:numPr>
+          <w:ilvl w:val="0"/>
+          <w:numId w:val="5"/>
+        </w:numPr>
+        <w:rPr>
+          <w:rFonts w:ascii="Arial" w:hAnsi="Arial" w:cs="Arial"/>
+          <w:lang w:val="es-419"/>
+        </w:rPr>
+      </w:pPr>
+      <w:r>
+        <w:rPr>
+          <w:rFonts w:ascii="Arial" w:hAnsi="Arial" w:cs="Arial"/>
+          <w:b/>
+          <w:bCs/>
+          <w:lang w:val="es-419"/>
+        </w:rPr>
+        <w:t>Color Primario de Acento (</w:t>
+      </w:r>
+      <w:proofErr w:type="spellStart"/>
+      <w:r>
+        <w:rPr>
+          <w:rFonts w:ascii="Arial" w:hAnsi="Arial" w:cs="Arial"/>
+          <w:b/>
+          <w:bCs/>
+          <w:lang w:val="es-419"/>
+        </w:rPr>
+        <w:t>Main</w:t>
+      </w:r>
+      <w:proofErr w:type="spellEnd"/>
+      <w:r>
+        <w:rPr>
+          <w:rFonts w:ascii="Arial" w:hAnsi="Arial" w:cs="Arial"/>
+          <w:b/>
+          <w:bCs/>
+          <w:lang w:val="es-419"/>
+        </w:rPr>
+        <w:t xml:space="preserve"> </w:t>
+      </w:r>
+      <w:proofErr w:type="spellStart"/>
+      <w:r>
+        <w:rPr>
+          <w:rFonts w:ascii="Arial" w:hAnsi="Arial" w:cs="Arial"/>
+          <w:b/>
+          <w:bCs/>
+          <w:lang w:val="es-419"/>
+        </w:rPr>
+        <w:t>Accent</w:t>
+      </w:r>
+      <w:proofErr w:type="spellEnd"/>
+      <w:r>
+        <w:rPr>
+          <w:rFonts w:ascii="Arial" w:hAnsi="Arial" w:cs="Arial"/>
+          <w:b/>
+          <w:bCs/>
+          <w:lang w:val="es-419"/>
+        </w:rPr>
+        <w:t>):</w:t>
+      </w:r>
+      <w:r>
+        <w:rPr>
+          <w:rFonts w:ascii="Arial" w:hAnsi="Arial" w:cs="Arial"/>
+          <w:lang w:val="es-419"/>
+        </w:rPr>
+        <w:t xml:space="preserve"> </w:t>
+      </w:r>
+      <w:r>
+        <w:rPr>
+          <w:rStyle w:val="HTMLCode"/>
+          <w:rFonts w:ascii="Arial" w:hAnsi="Arial" w:cs="Arial"/>
+          <w:sz w:val="24"/>
+          <w:szCs w:val="24"/>
+          <w:lang w:val="es-419"/>
+        </w:rPr>
+        <w:t>#4169E1</w:t>
+      </w:r>
+      <w:r>
+        <w:rPr>
+          <w:rFonts w:ascii="Arial" w:hAnsi="Arial" w:cs="Arial"/>
+          <w:lang w:val="es-419"/>
+        </w:rPr>
+        <w:t xml:space="preserve"> o </w:t>
+      </w:r>
+      <w:r>
+        <w:rPr>
+          <w:rStyle w:val="HTMLCode"/>
+          <w:rFonts w:ascii="Arial" w:hAnsi="Arial" w:cs="Arial"/>
+          <w:sz w:val="24"/>
+          <w:szCs w:val="24"/>
+          <w:lang w:val="es-419"/>
+        </w:rPr>
+        <w:t>#1E40AF</w:t>
+      </w:r>
+      <w:r>
+        <w:rPr>
+          <w:rFonts w:ascii="Arial" w:hAnsi="Arial" w:cs="Arial"/>
+          <w:lang w:val="es-419"/>
+        </w:rPr>
+        <w:t xml:space="preserve"> (</w:t>
+      </w:r>
+      <w:r>
+        <w:rPr>
+          <w:rFonts w:ascii="Arial" w:hAnsi="Arial" w:cs="Arial"/>
+          <w:b/>
+          <w:bCs/>
+          <w:lang w:val="es-419"/>
+        </w:rPr>
+        <w:t>Azul Rey / Royal Blue</w:t>
+      </w:r>
+      <w:r>
+        <w:rPr>
+          <w:rFonts w:ascii="Arial" w:hAnsi="Arial" w:cs="Arial"/>
+          <w:lang w:val="es-419"/>
+        </w:rPr>
+        <w:t xml:space="preserve">, utilizado exclusivamente para botones de </w:t>
+      </w:r>
+      <w:r>
+        <w:rPr>
+          <w:rFonts w:ascii="Arial" w:hAnsi="Arial" w:cs="Arial"/>
+          <w:i/>
+          <w:iCs/>
+          <w:lang w:val="es-419"/>
+        </w:rPr>
+        <w:t>Play</w:t>
+      </w:r>
+      <w:r>
+        <w:rPr>
+          <w:rFonts w:ascii="Arial" w:hAnsi="Arial" w:cs="Arial"/>
+          <w:lang w:val="es-419"/>
+        </w:rPr>
+        <w:t>, filtros activos, enlaces clave y elementos de interacción del usuario).</w:t>
+      </w:r>
+    </w:p>
+    <w:p>
+      <w:pPr>
+        <w:pStyle w:val="NormalWeb"/>
+        <w:numPr>
+          <w:ilvl w:val="0"/>
+          <w:numId w:val="5"/>
+        </w:numPr>
+        <w:rPr>
+          <w:rFonts w:ascii="Arial" w:hAnsi="Arial" w:cs="Arial"/>
+          <w:lang w:val="es-419"/>
+        </w:rPr>
+      </w:pPr>
+      <w:r>
+        <w:rPr>
+          <w:rFonts w:ascii="Arial" w:hAnsi="Arial" w:cs="Arial"/>
+          <w:b/>
+          <w:bCs/>
+          <w:lang w:val="es-419"/>
+        </w:rPr>
+        <w:lastRenderedPageBreak/>
+        <w:t>Color del Texto Principal:</w:t>
+      </w:r>
+      <w:r>
+        <w:rPr>
+          <w:rFonts w:ascii="Arial" w:hAnsi="Arial" w:cs="Arial"/>
+          <w:lang w:val="es-419"/>
+        </w:rPr>
+        <w:t xml:space="preserve"> </w:t>
+      </w:r>
+      <w:r>
+        <w:rPr>
+          <w:rStyle w:val="HTMLCode"/>
+          <w:rFonts w:ascii="Arial" w:hAnsi="Arial" w:cs="Arial"/>
+          <w:sz w:val="24"/>
+          <w:szCs w:val="24"/>
+          <w:lang w:val="es-419"/>
+        </w:rPr>
+        <w:t>#F8FAFC</w:t>
+      </w:r>
+      <w:r>
+        <w:rPr>
+          <w:rFonts w:ascii="Arial" w:hAnsi="Arial" w:cs="Arial"/>
+          <w:lang w:val="es-419"/>
+        </w:rPr>
+        <w:t xml:space="preserve"> (Blanco hueso/gris muy claro para garantizar un contraste limpio, accesible y legible según las normas </w:t>
+      </w:r>
+      <w:proofErr w:type="spellStart"/>
+      <w:r>
+        <w:rPr>
+          <w:rFonts w:ascii="Arial" w:hAnsi="Arial" w:cs="Arial"/>
+          <w:lang w:val="es-419"/>
+        </w:rPr>
+        <w:t>WCAG</w:t>
+      </w:r>
+      <w:proofErr w:type="spellEnd"/>
+      <w:r>
+        <w:rPr>
+          <w:rFonts w:ascii="Arial" w:hAnsi="Arial" w:cs="Arial"/>
+          <w:lang w:val="es-419"/>
+        </w:rPr>
+        <w:t>).</w:t>
+      </w:r>
+    </w:p>
+    <w:p>
+      <w:pPr>
+        <w:pStyle w:val="NormalWeb"/>
+        <w:ind w:left="720" w:firstLine="720"/>
+        <w:rPr>
+          <w:rFonts w:ascii="Arial" w:hAnsi="Arial" w:cs="Arial"/>
+          <w:lang w:val="es-419"/>
+        </w:rPr>
+      </w:pPr>
+      <w:r>
+        <w:rPr>
+          <w:rFonts w:ascii="Arial" w:hAnsi="Arial" w:cs="Arial"/>
+          <w:lang w:val="es-419"/>
+        </w:rPr>
+        <w:t>Colores Secundarios para Estados de Ánimo (</w:t>
+      </w:r>
+      <w:proofErr w:type="spellStart"/>
+      <w:r>
+        <w:rPr>
+          <w:rFonts w:ascii="Arial" w:hAnsi="Arial" w:cs="Arial"/>
+          <w:lang w:val="es-419"/>
+        </w:rPr>
+        <w:t>Moods</w:t>
+      </w:r>
+      <w:proofErr w:type="spellEnd"/>
+      <w:r>
+        <w:rPr>
+          <w:rFonts w:ascii="Arial" w:hAnsi="Arial" w:cs="Arial"/>
+          <w:lang w:val="es-419"/>
+        </w:rPr>
+        <w:t>):</w:t>
+      </w:r>
+    </w:p>
+    <w:p>
+      <w:pPr>
+        <w:pStyle w:val="NormalWeb"/>
+        <w:numPr>
+          <w:ilvl w:val="1"/>
+          <w:numId w:val="5"/>
+        </w:numPr>
+        <w:rPr>
+          <w:rFonts w:ascii="Arial" w:hAnsi="Arial" w:cs="Arial"/>
+          <w:lang w:val="es-419"/>
+        </w:rPr>
+      </w:pPr>
+      <w:r>
+        <w:rPr>
+          <w:rFonts w:ascii="Arial" w:hAnsi="Arial" w:cs="Arial"/>
+          <w:i/>
+          <w:iCs/>
+          <w:lang w:val="es-419"/>
+        </w:rPr>
+        <w:t>Modo Enfoque/Estudio:</w:t>
+      </w:r>
+      <w:r>
+        <w:rPr>
+          <w:rFonts w:ascii="Arial" w:hAnsi="Arial" w:cs="Arial"/>
+          <w:lang w:val="es-419"/>
+        </w:rPr>
+        <w:t xml:space="preserve"> Destellos de Azul Rey y Cian (estimulan concentración).</w:t>
+      </w:r>
+    </w:p>
+    <w:p>
+      <w:pPr>
+        <w:pStyle w:val="NormalWeb"/>
+        <w:numPr>
+          <w:ilvl w:val="1"/>
+          <w:numId w:val="5"/>
+        </w:numPr>
+        <w:rPr>
+          <w:rFonts w:ascii="Arial" w:hAnsi="Arial" w:cs="Arial"/>
+          <w:lang w:val="es-419"/>
+        </w:rPr>
+      </w:pPr>
+      <w:r>
+        <w:rPr>
+          <w:rFonts w:ascii="Arial" w:hAnsi="Arial" w:cs="Arial"/>
+          <w:i/>
+          <w:iCs/>
+          <w:lang w:val="es-419"/>
+        </w:rPr>
+        <w:t>Modo Enérgico:</w:t>
+      </w:r>
+      <w:r>
+        <w:rPr>
+          <w:rFonts w:ascii="Arial" w:hAnsi="Arial" w:cs="Arial"/>
+          <w:lang w:val="es-419"/>
+        </w:rPr>
+        <w:t xml:space="preserve"> Toques sutiles de Neón para activar la atención</w:t>
+      </w:r>
+    </w:p>
+    <w:p>
+      <w:pPr>
+        <w:pStyle w:val="Heading3"/>
+        <w:rPr>
+          <w:rFonts w:ascii="Arial" w:hAnsi="Arial" w:cs="Arial"/>
+          <w:b/>
+          <w:bCs/>
+          <w:lang w:val="es-419"/>
+        </w:rPr>
+      </w:pPr>
+      <w:r>
+        <w:rPr>
+          <w:rFonts w:ascii="Arial" w:hAnsi="Arial" w:cs="Arial"/>
+          <w:b/>
+          <w:bCs/>
+          <w:lang w:val="es-419"/>
+        </w:rPr>
+        <w:t>Diseño de la Interfaz (UI) y Elementos Clave</w:t>
+      </w:r>
+    </w:p>
+    <w:p>
+      <w:pPr>
+        <w:pStyle w:val="NormalWeb"/>
+        <w:rPr>
+          <w:rFonts w:ascii="Arial" w:hAnsi="Arial" w:cs="Arial"/>
+          <w:lang w:val="es-419"/>
+        </w:rPr>
+      </w:pPr>
+      <w:r>
+        <w:rPr>
+          <w:rFonts w:ascii="Arial" w:hAnsi="Arial" w:cs="Arial"/>
+          <w:lang w:val="es-419"/>
+        </w:rPr>
+        <w:t xml:space="preserve">El diseño se estructurará a través de componentes limpios y minimalistas en </w:t>
+      </w:r>
+      <w:proofErr w:type="spellStart"/>
+      <w:r>
+        <w:rPr>
+          <w:rFonts w:ascii="Arial" w:hAnsi="Arial" w:cs="Arial"/>
+          <w:lang w:val="es-419"/>
+        </w:rPr>
+        <w:t>Figma</w:t>
+      </w:r>
+      <w:proofErr w:type="spellEnd"/>
+      <w:r>
+        <w:rPr>
+          <w:rFonts w:ascii="Arial" w:hAnsi="Arial" w:cs="Arial"/>
+          <w:lang w:val="es-419"/>
+        </w:rPr>
+        <w:t>, priorizando los siguientes elementos:</w:t>
+      </w:r>
+    </w:p>
+    <w:p>
+      <w:pPr>
+        <w:pStyle w:val="NormalWeb"/>
+        <w:rPr>
+          <w:rFonts w:ascii="Arial" w:hAnsi="Arial" w:cs="Arial"/>
+          <w:lang w:val="es-419"/>
+        </w:rPr>
+      </w:pPr>
+    </w:p>
+    <w:p>
+      <w:pPr>
+        <w:pStyle w:val="NormalWeb"/>
+        <w:numPr>
+          <w:ilvl w:val="0"/>
+          <w:numId w:val="5"/>
+        </w:numPr>
+        <w:rPr>
+          <w:rFonts w:ascii="Arial" w:hAnsi="Arial" w:cs="Arial"/>
+          <w:lang w:val="es-419"/>
+        </w:rPr>
+      </w:pPr>
+      <w:r>
+        <w:rPr>
+          <w:rFonts w:ascii="Arial" w:hAnsi="Arial" w:cs="Arial"/>
+          <w:b/>
+          <w:bCs/>
+          <w:lang w:val="es-419"/>
+        </w:rPr>
+        <w:t>Selector de Estados de Ánimo (</w:t>
+      </w:r>
+      <w:proofErr w:type="spellStart"/>
+      <w:r>
+        <w:rPr>
+          <w:rFonts w:ascii="Arial" w:hAnsi="Arial" w:cs="Arial"/>
+          <w:b/>
+          <w:bCs/>
+          <w:lang w:val="es-419"/>
+        </w:rPr>
+        <w:t>Mood</w:t>
+      </w:r>
+      <w:proofErr w:type="spellEnd"/>
+      <w:r>
+        <w:rPr>
+          <w:rFonts w:ascii="Arial" w:hAnsi="Arial" w:cs="Arial"/>
+          <w:b/>
+          <w:bCs/>
+          <w:lang w:val="es-419"/>
+        </w:rPr>
+        <w:t xml:space="preserve"> </w:t>
+      </w:r>
+      <w:proofErr w:type="spellStart"/>
+      <w:r>
+        <w:rPr>
+          <w:rFonts w:ascii="Arial" w:hAnsi="Arial" w:cs="Arial"/>
+          <w:b/>
+          <w:bCs/>
+          <w:lang w:val="es-419"/>
+        </w:rPr>
+        <w:t>Grid</w:t>
+      </w:r>
+      <w:proofErr w:type="spellEnd"/>
+      <w:r>
+        <w:rPr>
+          <w:rFonts w:ascii="Arial" w:hAnsi="Arial" w:cs="Arial"/>
+          <w:b/>
+          <w:bCs/>
+          <w:lang w:val="es-419"/>
+        </w:rPr>
+        <w:t>):</w:t>
+      </w:r>
+      <w:r>
+        <w:rPr>
+          <w:rFonts w:ascii="Arial" w:hAnsi="Arial" w:cs="Arial"/>
+          <w:lang w:val="es-419"/>
+        </w:rPr>
+        <w:t xml:space="preserve"> Una botonera interactiva en la parte superior donde el usuario selecciona su actividad actual o estado mental (ej. "Estudiar con Neurociencia", "Relajación Máxima"). Al activarse, las tarjetas del blog se filtran dinámicamente.</w:t>
+      </w:r>
+    </w:p>
+    <w:p>
+      <w:pPr>
+        <w:pStyle w:val="NormalWeb"/>
+        <w:numPr>
+          <w:ilvl w:val="0"/>
+          <w:numId w:val="5"/>
+        </w:numPr>
+        <w:rPr>
+          <w:rFonts w:ascii="Arial" w:hAnsi="Arial" w:cs="Arial"/>
+          <w:lang w:val="es-419"/>
+        </w:rPr>
+      </w:pPr>
+      <w:r>
+        <w:rPr>
+          <w:rFonts w:ascii="Arial" w:hAnsi="Arial" w:cs="Arial"/>
+          <w:b/>
+          <w:bCs/>
+          <w:lang w:val="es-419"/>
+        </w:rPr>
+        <w:t xml:space="preserve">Tarjetas de Contenido Musical (Music </w:t>
+      </w:r>
+      <w:proofErr w:type="spellStart"/>
+      <w:r>
+        <w:rPr>
+          <w:rFonts w:ascii="Arial" w:hAnsi="Arial" w:cs="Arial"/>
+          <w:b/>
+          <w:bCs/>
+          <w:lang w:val="es-419"/>
+        </w:rPr>
+        <w:t>Cards</w:t>
+      </w:r>
+      <w:proofErr w:type="spellEnd"/>
+      <w:r>
+        <w:rPr>
+          <w:rFonts w:ascii="Arial" w:hAnsi="Arial" w:cs="Arial"/>
+          <w:b/>
+          <w:bCs/>
+          <w:lang w:val="es-419"/>
+        </w:rPr>
+        <w:t>):</w:t>
+      </w:r>
+      <w:r>
+        <w:rPr>
+          <w:rFonts w:ascii="Arial" w:hAnsi="Arial" w:cs="Arial"/>
+          <w:lang w:val="es-419"/>
+        </w:rPr>
+        <w:t xml:space="preserve"> Tarjetas con esquinas sutilmente redondeadas que muestran la portada del álbum o </w:t>
+      </w:r>
+      <w:proofErr w:type="spellStart"/>
+      <w:r>
+        <w:rPr>
+          <w:rFonts w:ascii="Arial" w:hAnsi="Arial" w:cs="Arial"/>
+          <w:lang w:val="es-419"/>
+        </w:rPr>
+        <w:t>playlist</w:t>
+      </w:r>
+      <w:proofErr w:type="spellEnd"/>
+      <w:r>
+        <w:rPr>
+          <w:rFonts w:ascii="Arial" w:hAnsi="Arial" w:cs="Arial"/>
+          <w:lang w:val="es-419"/>
+        </w:rPr>
+        <w:t>, un título llamativo, un indicador del beneficio cognitivo (ej. "Aumenta retención +20%") y un botón flotante de reproducción en Azul Rey.</w:t>
+      </w:r>
+    </w:p>
+    <w:p>
+      <w:pPr>
+        <w:pStyle w:val="NormalWeb"/>
+        <w:numPr>
+          <w:ilvl w:val="0"/>
+          <w:numId w:val="5"/>
+        </w:numPr>
+        <w:rPr>
+          <w:rFonts w:ascii="Arial" w:hAnsi="Arial" w:cs="Arial"/>
+          <w:lang w:val="es-419"/>
+        </w:rPr>
+      </w:pPr>
+      <w:r>
+        <w:rPr>
+          <w:rFonts w:ascii="Arial" w:hAnsi="Arial" w:cs="Arial"/>
+          <w:b/>
+          <w:bCs/>
+          <w:lang w:val="es-419"/>
+        </w:rPr>
+        <w:t>Reproductor Persistente (</w:t>
+      </w:r>
+      <w:proofErr w:type="spellStart"/>
+      <w:r>
+        <w:rPr>
+          <w:rFonts w:ascii="Arial" w:hAnsi="Arial" w:cs="Arial"/>
+          <w:b/>
+          <w:bCs/>
+          <w:lang w:val="es-419"/>
+        </w:rPr>
+        <w:t>Sticky</w:t>
+      </w:r>
+      <w:proofErr w:type="spellEnd"/>
+      <w:r>
+        <w:rPr>
+          <w:rFonts w:ascii="Arial" w:hAnsi="Arial" w:cs="Arial"/>
+          <w:b/>
+          <w:bCs/>
+          <w:lang w:val="es-419"/>
+        </w:rPr>
+        <w:t xml:space="preserve"> Audio Player):</w:t>
+      </w:r>
+      <w:r>
+        <w:rPr>
+          <w:rFonts w:ascii="Arial" w:hAnsi="Arial" w:cs="Arial"/>
+          <w:lang w:val="es-419"/>
+        </w:rPr>
+        <w:t xml:space="preserve"> Una barra fija en la parte inferior de la pantalla que permite pausar, saltar canciones o ver el progreso de la </w:t>
+      </w:r>
+      <w:proofErr w:type="spellStart"/>
+      <w:r>
+        <w:rPr>
+          <w:rFonts w:ascii="Arial" w:hAnsi="Arial" w:cs="Arial"/>
+          <w:lang w:val="es-419"/>
+        </w:rPr>
+        <w:t>playlist</w:t>
+      </w:r>
+      <w:proofErr w:type="spellEnd"/>
+      <w:r>
+        <w:rPr>
+          <w:rFonts w:ascii="Arial" w:hAnsi="Arial" w:cs="Arial"/>
+          <w:lang w:val="es-419"/>
+        </w:rPr>
+        <w:t xml:space="preserve"> de Spotify/YouTube embebida mientras el usuario sigue navegando y leyendo los artículos del blog.</w:t>
+      </w:r>
+    </w:p>
+    <w:p>
+      <w:pPr>
+        <w:pStyle w:val="ListParagraph"/>
+        <w:rPr>
+          <w:rFonts w:ascii="Arial" w:hAnsi="Arial" w:cs="Arial"/>
+          <w:i/>
+          <w:iCs/>
+          <w:color w:val="0070C0"/>
+          <w:sz w:val="24"/>
+          <w:szCs w:val="24"/>
           <w:lang w:val="es-419"/>
         </w:rPr>
       </w:pPr>
@@ -453,6 +1760,8 @@
           <w:b/>
           <w:bCs/>
           <w:color w:val="0070C0"/>
+          <w:sz w:val="24"/>
+          <w:szCs w:val="24"/>
           <w:lang w:val="es-419"/>
         </w:rPr>
       </w:pPr>
@@ -472,15 +1781,19 @@
           <w:b/>
           <w:bCs/>
           <w:color w:val="0070C0"/>
-          <w:lang w:val="es-419"/>
-        </w:rPr>
-      </w:pPr>
-      <w:r>
-        <w:rPr>
-          <w:rFonts w:ascii="Arial" w:hAnsi="Arial" w:cs="Arial"/>
-          <w:b/>
-          <w:bCs/>
-          <w:color w:val="0070C0"/>
+          <w:sz w:val="24"/>
+          <w:szCs w:val="24"/>
+          <w:lang w:val="es-419"/>
+        </w:rPr>
+      </w:pPr>
+      <w:r>
+        <w:rPr>
+          <w:rFonts w:ascii="Arial" w:hAnsi="Arial" w:cs="Arial"/>
+          <w:b/>
+          <w:bCs/>
+          <w:color w:val="0070C0"/>
+          <w:sz w:val="24"/>
+          <w:szCs w:val="24"/>
           <w:lang w:val="es-419"/>
         </w:rPr>
         <w:t>IMPLEMENTACIÓN (CODIFICACIÓN)</w:t>
@@ -497,6 +1810,8 @@
           <w:b/>
           <w:bCs/>
           <w:color w:val="0070C0"/>
+          <w:sz w:val="24"/>
+          <w:szCs w:val="24"/>
           <w:lang w:val="es-419"/>
         </w:rPr>
       </w:pPr>
@@ -516,15 +1831,19 @@
           <w:b/>
           <w:bCs/>
           <w:color w:val="0070C0"/>
-          <w:lang w:val="es-419"/>
-        </w:rPr>
-      </w:pPr>
-      <w:r>
-        <w:rPr>
-          <w:rFonts w:ascii="Arial" w:hAnsi="Arial" w:cs="Arial"/>
-          <w:b/>
-          <w:bCs/>
-          <w:color w:val="0070C0"/>
+          <w:sz w:val="24"/>
+          <w:szCs w:val="24"/>
+          <w:lang w:val="es-419"/>
+        </w:rPr>
+      </w:pPr>
+      <w:r>
+        <w:rPr>
+          <w:rFonts w:ascii="Arial" w:hAnsi="Arial" w:cs="Arial"/>
+          <w:b/>
+          <w:bCs/>
+          <w:color w:val="0070C0"/>
+          <w:sz w:val="24"/>
+          <w:szCs w:val="24"/>
           <w:lang w:val="es-419"/>
         </w:rPr>
         <w:t>PRUEBAS E INTEGRACIÓN</w:t>
@@ -538,6 +1857,8 @@
           <w:b/>
           <w:bCs/>
           <w:color w:val="0070C0"/>
+          <w:sz w:val="24"/>
+          <w:szCs w:val="24"/>
           <w:lang w:val="es-419"/>
         </w:rPr>
       </w:pPr>
@@ -553,6 +1874,8 @@
           <w:b/>
           <w:bCs/>
           <w:color w:val="0070C0"/>
+          <w:sz w:val="24"/>
+          <w:szCs w:val="24"/>
           <w:lang w:val="es-419"/>
         </w:rPr>
       </w:pPr>
@@ -572,15 +1895,19 @@
           <w:b/>
           <w:bCs/>
           <w:color w:val="0070C0"/>
-          <w:lang w:val="es-419"/>
-        </w:rPr>
-      </w:pPr>
-      <w:r>
-        <w:rPr>
-          <w:rFonts w:ascii="Arial" w:hAnsi="Arial" w:cs="Arial"/>
-          <w:b/>
-          <w:bCs/>
-          <w:color w:val="0070C0"/>
+          <w:sz w:val="24"/>
+          <w:szCs w:val="24"/>
+          <w:lang w:val="es-419"/>
+        </w:rPr>
+      </w:pPr>
+      <w:r>
+        <w:rPr>
+          <w:rFonts w:ascii="Arial" w:hAnsi="Arial" w:cs="Arial"/>
+          <w:b/>
+          <w:bCs/>
+          <w:color w:val="0070C0"/>
+          <w:sz w:val="24"/>
+          <w:szCs w:val="24"/>
           <w:lang w:val="es-419"/>
         </w:rPr>
         <w:t>DESPLIEGUE</w:t>
@@ -597,6 +1924,8 @@
           <w:b/>
           <w:bCs/>
           <w:color w:val="0070C0"/>
+          <w:sz w:val="24"/>
+          <w:szCs w:val="24"/>
           <w:lang w:val="es-419"/>
         </w:rPr>
       </w:pPr>
@@ -616,15 +1945,19 @@
           <w:b/>
           <w:bCs/>
           <w:color w:val="0070C0"/>
-          <w:lang w:val="es-419"/>
-        </w:rPr>
-      </w:pPr>
-      <w:r>
-        <w:rPr>
-          <w:rFonts w:ascii="Arial" w:hAnsi="Arial" w:cs="Arial"/>
-          <w:b/>
-          <w:bCs/>
-          <w:color w:val="0070C0"/>
+          <w:sz w:val="24"/>
+          <w:szCs w:val="24"/>
+          <w:lang w:val="es-419"/>
+        </w:rPr>
+      </w:pPr>
+      <w:r>
+        <w:rPr>
+          <w:rFonts w:ascii="Arial" w:hAnsi="Arial" w:cs="Arial"/>
+          <w:b/>
+          <w:bCs/>
+          <w:color w:val="0070C0"/>
+          <w:sz w:val="24"/>
+          <w:szCs w:val="24"/>
           <w:lang w:val="es-419"/>
         </w:rPr>
         <w:t>MANTENIMIENTO</w:t>
@@ -637,6 +1970,8 @@
         </w:tabs>
         <w:rPr>
           <w:rFonts w:ascii="Arial" w:hAnsi="Arial" w:cs="Arial"/>
+          <w:sz w:val="24"/>
+          <w:szCs w:val="24"/>
           <w:lang w:val="es-419"/>
         </w:rPr>
       </w:pPr>
@@ -648,6 +1983,8 @@
         </w:tabs>
         <w:rPr>
           <w:rFonts w:ascii="Arial" w:hAnsi="Arial" w:cs="Arial"/>
+          <w:sz w:val="24"/>
+          <w:szCs w:val="24"/>
           <w:lang w:val="es-419"/>
         </w:rPr>
       </w:pPr>
@@ -659,6 +1996,8 @@
         </w:tabs>
         <w:rPr>
           <w:rFonts w:ascii="Arial" w:hAnsi="Arial" w:cs="Arial"/>
+          <w:sz w:val="24"/>
+          <w:szCs w:val="24"/>
           <w:lang w:val="es-419"/>
         </w:rPr>
       </w:pPr>
@@ -670,6 +2009,8 @@
         </w:tabs>
         <w:rPr>
           <w:rFonts w:ascii="Arial" w:hAnsi="Arial" w:cs="Arial"/>
+          <w:sz w:val="24"/>
+          <w:szCs w:val="24"/>
           <w:lang w:val="es-419"/>
         </w:rPr>
       </w:pPr>
@@ -681,6 +2022,8 @@
         </w:tabs>
         <w:rPr>
           <w:rFonts w:ascii="Arial" w:hAnsi="Arial" w:cs="Arial"/>
+          <w:sz w:val="24"/>
+          <w:szCs w:val="24"/>
           <w:lang w:val="es-419"/>
         </w:rPr>
       </w:pPr>
@@ -692,6 +2035,8 @@
         </w:tabs>
         <w:rPr>
           <w:rFonts w:ascii="Arial" w:hAnsi="Arial" w:cs="Arial"/>
+          <w:sz w:val="24"/>
+          <w:szCs w:val="24"/>
           <w:lang w:val="es-419"/>
         </w:rPr>
       </w:pPr>
@@ -709,6 +2054,119 @@
 <file path=word/numbering.xml><?xml version="1.0" encoding="utf-8"?>
 <w:numbering xmlns:wpc="http://schemas.microsoft.com/office/word/2010/wordprocessingCanvas" xmlns:cx="http://schemas.microsoft.com/office/drawing/2014/chartex" xmlns:cx1="http://schemas.microsoft.com/office/drawing/2015/9/8/chartex" xmlns:cx2="http://schemas.microsoft.com/office/drawing/2015/10/21/chartex" xmlns:cx3="http://schemas.microsoft.com/office/drawing/2016/5/9/chartex" xmlns:cx4="http://schemas.microsoft.com/office/drawing/2016/5/10/chartex" xmlns:cx5="http://schemas.microsoft.com/office/drawing/2016/5/11/chartex" xmlns:cx6="http://schemas.microsoft.com/office/drawing/2016/5/12/chartex" xmlns:cx7="http://schemas.microsoft.com/office/drawing/2016/5/13/chartex" xmlns:cx8="http://schemas.microsoft.com/office/drawing/2016/5/14/chartex" xmlns:mc="http://schemas.openxmlformats.org/markup-compatibility/2006" xmlns:aink="http://schemas.microsoft.com/office/drawing/2016/ink" xmlns:am3d="http://schemas.microsoft.com/office/drawing/2017/model3d" xmlns:o="urn:schemas-microsoft-com:office:office" xmlns:r="http://schemas.openxmlformats.org/officeDocument/2006/relationships" xmlns:m="http://schemas.openxmlformats.org/officeDocument/2006/math" xmlns:v="urn:schemas-microsoft-com:vml" xmlns:wp14="http://schemas.microsoft.com/office/word/2010/wordprocessingDrawing" xmlns:wp="http://schemas.openxmlformats.org/drawingml/2006/wordprocessingDrawing" xmlns:w10="urn:schemas-microsoft-com:office:word" xmlns:w="http://schemas.openxmlformats.org/wordprocessingml/2006/main" xmlns:w14="http://schemas.microsoft.com/office/word/2010/wordml" xmlns:w15="http://schemas.microsoft.com/office/word/2012/wordml" xmlns:w16cex="http://schemas.microsoft.com/office/word/2018/wordml/cex" xmlns:w16cid="http://schemas.microsoft.com/office/word/2016/wordml/cid" xmlns:w16="http://schemas.microsoft.com/office/word/2018/wordml" xmlns:w16sdtdh="http://schemas.microsoft.com/office/word/2020/wordml/sdtdatahash" xmlns:w16se="http://schemas.microsoft.com/office/word/2015/wordml/symex" xmlns:wpg="http://schemas.microsoft.com/office/word/2010/wordprocessingGroup" xmlns:wpi="http://schemas.microsoft.com/office/word/2010/wordprocessingInk" xmlns:wne="http://schemas.microsoft.com/office/word/2006/wordml" xmlns:wps="http://schemas.microsoft.com/office/word/2010/wordprocessingShape" mc:Ignorable="w14 w15 w16se w16cid w16 w16cex w16sdtdh wp14">
   <w:abstractNum w:abstractNumId="0" w15:restartNumberingAfterBreak="0">
+    <w:nsid w:val="02301B98"/>
+    <w:multiLevelType w:val="hybridMultilevel"/>
+    <w:tmpl w:val="AF667846"/>
+    <w:lvl w:ilvl="0" w:tplc="04090001">
+      <w:start w:val="1"/>
+      <w:numFmt w:val="bullet"/>
+      <w:lvlText w:val=""/>
+      <w:lvlJc w:val="left"/>
+      <w:pPr>
+        <w:ind w:left="720" w:hanging="360"/>
+      </w:pPr>
+      <w:rPr>
+        <w:rFonts w:ascii="Symbol" w:hAnsi="Symbol" w:hint="default"/>
+      </w:rPr>
+    </w:lvl>
+    <w:lvl w:ilvl="1" w:tplc="04090003" w:tentative="1">
+      <w:start w:val="1"/>
+      <w:numFmt w:val="bullet"/>
+      <w:lvlText w:val="o"/>
+      <w:lvlJc w:val="left"/>
+      <w:pPr>
+        <w:ind w:left="1440" w:hanging="360"/>
+      </w:pPr>
+      <w:rPr>
+        <w:rFonts w:ascii="Courier New" w:hAnsi="Courier New" w:cs="Courier New" w:hint="default"/>
+      </w:rPr>
+    </w:lvl>
+    <w:lvl w:ilvl="2" w:tplc="04090005" w:tentative="1">
+      <w:start w:val="1"/>
+      <w:numFmt w:val="bullet"/>
+      <w:lvlText w:val=""/>
+      <w:lvlJc w:val="left"/>
+      <w:pPr>
+        <w:ind w:left="2160" w:hanging="360"/>
+      </w:pPr>
+      <w:rPr>
+        <w:rFonts w:ascii="Wingdings" w:hAnsi="Wingdings" w:hint="default"/>
+      </w:rPr>
+    </w:lvl>
+    <w:lvl w:ilvl="3" w:tplc="04090001" w:tentative="1">
+      <w:start w:val="1"/>
+      <w:numFmt w:val="bullet"/>
+      <w:lvlText w:val=""/>
+      <w:lvlJc w:val="left"/>
+      <w:pPr>
+        <w:ind w:left="2880" w:hanging="360"/>
+      </w:pPr>
+      <w:rPr>
+        <w:rFonts w:ascii="Symbol" w:hAnsi="Symbol" w:hint="default"/>
+      </w:rPr>
+    </w:lvl>
+    <w:lvl w:ilvl="4" w:tplc="04090003" w:tentative="1">
+      <w:start w:val="1"/>
+      <w:numFmt w:val="bullet"/>
+      <w:lvlText w:val="o"/>
+      <w:lvlJc w:val="left"/>
+      <w:pPr>
+        <w:ind w:left="3600" w:hanging="360"/>
+      </w:pPr>
+      <w:rPr>
+        <w:rFonts w:ascii="Courier New" w:hAnsi="Courier New" w:cs="Courier New" w:hint="default"/>
+      </w:rPr>
+    </w:lvl>
+    <w:lvl w:ilvl="5" w:tplc="04090005" w:tentative="1">
+      <w:start w:val="1"/>
+      <w:numFmt w:val="bullet"/>
+      <w:lvlText w:val=""/>
+      <w:lvlJc w:val="left"/>
+      <w:pPr>
+        <w:ind w:left="4320" w:hanging="360"/>
+      </w:pPr>
+      <w:rPr>
+        <w:rFonts w:ascii="Wingdings" w:hAnsi="Wingdings" w:hint="default"/>
+      </w:rPr>
+    </w:lvl>
+    <w:lvl w:ilvl="6" w:tplc="04090001" w:tentative="1">
+      <w:start w:val="1"/>
+      <w:numFmt w:val="bullet"/>
+      <w:lvlText w:val=""/>
+      <w:lvlJc w:val="left"/>
+      <w:pPr>
+        <w:ind w:left="5040" w:hanging="360"/>
+      </w:pPr>
+      <w:rPr>
+        <w:rFonts w:ascii="Symbol" w:hAnsi="Symbol" w:hint="default"/>
+      </w:rPr>
+    </w:lvl>
+    <w:lvl w:ilvl="7" w:tplc="04090003" w:tentative="1">
+      <w:start w:val="1"/>
+      <w:numFmt w:val="bullet"/>
+      <w:lvlText w:val="o"/>
+      <w:lvlJc w:val="left"/>
+      <w:pPr>
+        <w:ind w:left="5760" w:hanging="360"/>
+      </w:pPr>
+      <w:rPr>
+        <w:rFonts w:ascii="Courier New" w:hAnsi="Courier New" w:cs="Courier New" w:hint="default"/>
+      </w:rPr>
+    </w:lvl>
+    <w:lvl w:ilvl="8" w:tplc="04090005" w:tentative="1">
+      <w:start w:val="1"/>
+      <w:numFmt w:val="bullet"/>
+      <w:lvlText w:val=""/>
+      <w:lvlJc w:val="left"/>
+      <w:pPr>
+        <w:ind w:left="6480" w:hanging="360"/>
+      </w:pPr>
+      <w:rPr>
+        <w:rFonts w:ascii="Wingdings" w:hAnsi="Wingdings" w:hint="default"/>
+      </w:rPr>
+    </w:lvl>
+  </w:abstractNum>
+  <w:abstractNum w:abstractNumId="1" w15:restartNumberingAfterBreak="0">
     <w:nsid w:val="102F1D30"/>
     <w:multiLevelType w:val="hybridMultilevel"/>
     <w:tmpl w:val="DC88FA04"/>
@@ -821,7 +2279,120 @@
       </w:rPr>
     </w:lvl>
   </w:abstractNum>
-  <w:abstractNum w:abstractNumId="1" w15:restartNumberingAfterBreak="0">
+  <w:abstractNum w:abstractNumId="2" w15:restartNumberingAfterBreak="0">
+    <w:nsid w:val="2D0722FD"/>
+    <w:multiLevelType w:val="hybridMultilevel"/>
+    <w:tmpl w:val="022233C4"/>
+    <w:lvl w:ilvl="0" w:tplc="04090001">
+      <w:start w:val="1"/>
+      <w:numFmt w:val="bullet"/>
+      <w:lvlText w:val=""/>
+      <w:lvlJc w:val="left"/>
+      <w:pPr>
+        <w:ind w:left="720" w:hanging="360"/>
+      </w:pPr>
+      <w:rPr>
+        <w:rFonts w:ascii="Symbol" w:hAnsi="Symbol" w:hint="default"/>
+      </w:rPr>
+    </w:lvl>
+    <w:lvl w:ilvl="1" w:tplc="04090003" w:tentative="1">
+      <w:start w:val="1"/>
+      <w:numFmt w:val="bullet"/>
+      <w:lvlText w:val="o"/>
+      <w:lvlJc w:val="left"/>
+      <w:pPr>
+        <w:ind w:left="1440" w:hanging="360"/>
+      </w:pPr>
+      <w:rPr>
+        <w:rFonts w:ascii="Courier New" w:hAnsi="Courier New" w:cs="Courier New" w:hint="default"/>
+      </w:rPr>
+    </w:lvl>
+    <w:lvl w:ilvl="2" w:tplc="04090005" w:tentative="1">
+      <w:start w:val="1"/>
+      <w:numFmt w:val="bullet"/>
+      <w:lvlText w:val=""/>
+      <w:lvlJc w:val="left"/>
+      <w:pPr>
+        <w:ind w:left="2160" w:hanging="360"/>
+      </w:pPr>
+      <w:rPr>
+        <w:rFonts w:ascii="Wingdings" w:hAnsi="Wingdings" w:hint="default"/>
+      </w:rPr>
+    </w:lvl>
+    <w:lvl w:ilvl="3" w:tplc="04090001" w:tentative="1">
+      <w:start w:val="1"/>
+      <w:numFmt w:val="bullet"/>
+      <w:lvlText w:val=""/>
+      <w:lvlJc w:val="left"/>
+      <w:pPr>
+        <w:ind w:left="2880" w:hanging="360"/>
+      </w:pPr>
+      <w:rPr>
+        <w:rFonts w:ascii="Symbol" w:hAnsi="Symbol" w:hint="default"/>
+      </w:rPr>
+    </w:lvl>
+    <w:lvl w:ilvl="4" w:tplc="04090003" w:tentative="1">
+      <w:start w:val="1"/>
+      <w:numFmt w:val="bullet"/>
+      <w:lvlText w:val="o"/>
+      <w:lvlJc w:val="left"/>
+      <w:pPr>
+        <w:ind w:left="3600" w:hanging="360"/>
+      </w:pPr>
+      <w:rPr>
+        <w:rFonts w:ascii="Courier New" w:hAnsi="Courier New" w:cs="Courier New" w:hint="default"/>
+      </w:rPr>
+    </w:lvl>
+    <w:lvl w:ilvl="5" w:tplc="04090005" w:tentative="1">
+      <w:start w:val="1"/>
+      <w:numFmt w:val="bullet"/>
+      <w:lvlText w:val=""/>
+      <w:lvlJc w:val="left"/>
+      <w:pPr>
+        <w:ind w:left="4320" w:hanging="360"/>
+      </w:pPr>
+      <w:rPr>
+        <w:rFonts w:ascii="Wingdings" w:hAnsi="Wingdings" w:hint="default"/>
+      </w:rPr>
+    </w:lvl>
+    <w:lvl w:ilvl="6" w:tplc="04090001" w:tentative="1">
+      <w:start w:val="1"/>
+      <w:numFmt w:val="bullet"/>
+      <w:lvlText w:val=""/>
+      <w:lvlJc w:val="left"/>
+      <w:pPr>
+        <w:ind w:left="5040" w:hanging="360"/>
+      </w:pPr>
+      <w:rPr>
+        <w:rFonts w:ascii="Symbol" w:hAnsi="Symbol" w:hint="default"/>
+      </w:rPr>
+    </w:lvl>
+    <w:lvl w:ilvl="7" w:tplc="04090003" w:tentative="1">
+      <w:start w:val="1"/>
+      <w:numFmt w:val="bullet"/>
+      <w:lvlText w:val="o"/>
+      <w:lvlJc w:val="left"/>
+      <w:pPr>
+        <w:ind w:left="5760" w:hanging="360"/>
+      </w:pPr>
+      <w:rPr>
+        <w:rFonts w:ascii="Courier New" w:hAnsi="Courier New" w:cs="Courier New" w:hint="default"/>
+      </w:rPr>
+    </w:lvl>
+    <w:lvl w:ilvl="8" w:tplc="04090005" w:tentative="1">
+      <w:start w:val="1"/>
+      <w:numFmt w:val="bullet"/>
+      <w:lvlText w:val=""/>
+      <w:lvlJc w:val="left"/>
+      <w:pPr>
+        <w:ind w:left="6480" w:hanging="360"/>
+      </w:pPr>
+      <w:rPr>
+        <w:rFonts w:ascii="Wingdings" w:hAnsi="Wingdings" w:hint="default"/>
+      </w:rPr>
+    </w:lvl>
+  </w:abstractNum>
+  <w:abstractNum w:abstractNumId="3" w15:restartNumberingAfterBreak="0">
     <w:nsid w:val="5BCB39C2"/>
     <w:multiLevelType w:val="hybridMultilevel"/>
     <w:tmpl w:val="203276A6"/>
@@ -910,10 +2481,364 @@
       </w:pPr>
     </w:lvl>
   </w:abstractNum>
+  <w:abstractNum w:abstractNumId="4" w15:restartNumberingAfterBreak="0">
+    <w:nsid w:val="64845589"/>
+    <w:multiLevelType w:val="hybridMultilevel"/>
+    <w:tmpl w:val="568828A6"/>
+    <w:lvl w:ilvl="0" w:tplc="04090001">
+      <w:start w:val="1"/>
+      <w:numFmt w:val="bullet"/>
+      <w:lvlText w:val=""/>
+      <w:lvlJc w:val="left"/>
+      <w:pPr>
+        <w:ind w:left="1440" w:hanging="360"/>
+      </w:pPr>
+      <w:rPr>
+        <w:rFonts w:ascii="Symbol" w:hAnsi="Symbol" w:hint="default"/>
+      </w:rPr>
+    </w:lvl>
+    <w:lvl w:ilvl="1" w:tplc="04090003">
+      <w:start w:val="1"/>
+      <w:numFmt w:val="bullet"/>
+      <w:lvlText w:val="o"/>
+      <w:lvlJc w:val="left"/>
+      <w:pPr>
+        <w:ind w:left="2160" w:hanging="360"/>
+      </w:pPr>
+      <w:rPr>
+        <w:rFonts w:ascii="Courier New" w:hAnsi="Courier New" w:cs="Courier New" w:hint="default"/>
+      </w:rPr>
+    </w:lvl>
+    <w:lvl w:ilvl="2" w:tplc="04090005" w:tentative="1">
+      <w:start w:val="1"/>
+      <w:numFmt w:val="bullet"/>
+      <w:lvlText w:val=""/>
+      <w:lvlJc w:val="left"/>
+      <w:pPr>
+        <w:ind w:left="2880" w:hanging="360"/>
+      </w:pPr>
+      <w:rPr>
+        <w:rFonts w:ascii="Wingdings" w:hAnsi="Wingdings" w:hint="default"/>
+      </w:rPr>
+    </w:lvl>
+    <w:lvl w:ilvl="3" w:tplc="04090001" w:tentative="1">
+      <w:start w:val="1"/>
+      <w:numFmt w:val="bullet"/>
+      <w:lvlText w:val=""/>
+      <w:lvlJc w:val="left"/>
+      <w:pPr>
+        <w:ind w:left="3600" w:hanging="360"/>
+      </w:pPr>
+      <w:rPr>
+        <w:rFonts w:ascii="Symbol" w:hAnsi="Symbol" w:hint="default"/>
+      </w:rPr>
+    </w:lvl>
+    <w:lvl w:ilvl="4" w:tplc="04090003" w:tentative="1">
+      <w:start w:val="1"/>
+      <w:numFmt w:val="bullet"/>
+      <w:lvlText w:val="o"/>
+      <w:lvlJc w:val="left"/>
+      <w:pPr>
+        <w:ind w:left="4320" w:hanging="360"/>
+      </w:pPr>
+      <w:rPr>
+        <w:rFonts w:ascii="Courier New" w:hAnsi="Courier New" w:cs="Courier New" w:hint="default"/>
+      </w:rPr>
+    </w:lvl>
+    <w:lvl w:ilvl="5" w:tplc="04090005" w:tentative="1">
+      <w:start w:val="1"/>
+      <w:numFmt w:val="bullet"/>
+      <w:lvlText w:val=""/>
+      <w:lvlJc w:val="left"/>
+      <w:pPr>
+        <w:ind w:left="5040" w:hanging="360"/>
+      </w:pPr>
+      <w:rPr>
+        <w:rFonts w:ascii="Wingdings" w:hAnsi="Wingdings" w:hint="default"/>
+      </w:rPr>
+    </w:lvl>
+    <w:lvl w:ilvl="6" w:tplc="04090001" w:tentative="1">
+      <w:start w:val="1"/>
+      <w:numFmt w:val="bullet"/>
+      <w:lvlText w:val=""/>
+      <w:lvlJc w:val="left"/>
+      <w:pPr>
+        <w:ind w:left="5760" w:hanging="360"/>
+      </w:pPr>
+      <w:rPr>
+        <w:rFonts w:ascii="Symbol" w:hAnsi="Symbol" w:hint="default"/>
+      </w:rPr>
+    </w:lvl>
+    <w:lvl w:ilvl="7" w:tplc="04090003" w:tentative="1">
+      <w:start w:val="1"/>
+      <w:numFmt w:val="bullet"/>
+      <w:lvlText w:val="o"/>
+      <w:lvlJc w:val="left"/>
+      <w:pPr>
+        <w:ind w:left="6480" w:hanging="360"/>
+      </w:pPr>
+      <w:rPr>
+        <w:rFonts w:ascii="Courier New" w:hAnsi="Courier New" w:cs="Courier New" w:hint="default"/>
+      </w:rPr>
+    </w:lvl>
+    <w:lvl w:ilvl="8" w:tplc="04090005" w:tentative="1">
+      <w:start w:val="1"/>
+      <w:numFmt w:val="bullet"/>
+      <w:lvlText w:val=""/>
+      <w:lvlJc w:val="left"/>
+      <w:pPr>
+        <w:ind w:left="7200" w:hanging="360"/>
+      </w:pPr>
+      <w:rPr>
+        <w:rFonts w:ascii="Wingdings" w:hAnsi="Wingdings" w:hint="default"/>
+      </w:rPr>
+    </w:lvl>
+  </w:abstractNum>
+  <w:abstractNum w:abstractNumId="5" w15:restartNumberingAfterBreak="0">
+    <w:nsid w:val="7B1701CB"/>
+    <w:multiLevelType w:val="hybridMultilevel"/>
+    <w:tmpl w:val="0A362A00"/>
+    <w:lvl w:ilvl="0" w:tplc="04090001">
+      <w:start w:val="1"/>
+      <w:numFmt w:val="bullet"/>
+      <w:lvlText w:val=""/>
+      <w:lvlJc w:val="left"/>
+      <w:pPr>
+        <w:ind w:left="720" w:hanging="360"/>
+      </w:pPr>
+      <w:rPr>
+        <w:rFonts w:ascii="Symbol" w:hAnsi="Symbol" w:hint="default"/>
+      </w:rPr>
+    </w:lvl>
+    <w:lvl w:ilvl="1" w:tplc="04090003" w:tentative="1">
+      <w:start w:val="1"/>
+      <w:numFmt w:val="bullet"/>
+      <w:lvlText w:val="o"/>
+      <w:lvlJc w:val="left"/>
+      <w:pPr>
+        <w:ind w:left="1440" w:hanging="360"/>
+      </w:pPr>
+      <w:rPr>
+        <w:rFonts w:ascii="Courier New" w:hAnsi="Courier New" w:cs="Courier New" w:hint="default"/>
+      </w:rPr>
+    </w:lvl>
+    <w:lvl w:ilvl="2" w:tplc="04090005" w:tentative="1">
+      <w:start w:val="1"/>
+      <w:numFmt w:val="bullet"/>
+      <w:lvlText w:val=""/>
+      <w:lvlJc w:val="left"/>
+      <w:pPr>
+        <w:ind w:left="2160" w:hanging="360"/>
+      </w:pPr>
+      <w:rPr>
+        <w:rFonts w:ascii="Wingdings" w:hAnsi="Wingdings" w:hint="default"/>
+      </w:rPr>
+    </w:lvl>
+    <w:lvl w:ilvl="3" w:tplc="04090001" w:tentative="1">
+      <w:start w:val="1"/>
+      <w:numFmt w:val="bullet"/>
+      <w:lvlText w:val=""/>
+      <w:lvlJc w:val="left"/>
+      <w:pPr>
+        <w:ind w:left="2880" w:hanging="360"/>
+      </w:pPr>
+      <w:rPr>
+        <w:rFonts w:ascii="Symbol" w:hAnsi="Symbol" w:hint="default"/>
+      </w:rPr>
+    </w:lvl>
+    <w:lvl w:ilvl="4" w:tplc="04090003" w:tentative="1">
+      <w:start w:val="1"/>
+      <w:numFmt w:val="bullet"/>
+      <w:lvlText w:val="o"/>
+      <w:lvlJc w:val="left"/>
+      <w:pPr>
+        <w:ind w:left="3600" w:hanging="360"/>
+      </w:pPr>
+      <w:rPr>
+        <w:rFonts w:ascii="Courier New" w:hAnsi="Courier New" w:cs="Courier New" w:hint="default"/>
+      </w:rPr>
+    </w:lvl>
+    <w:lvl w:ilvl="5" w:tplc="04090005" w:tentative="1">
+      <w:start w:val="1"/>
+      <w:numFmt w:val="bullet"/>
+      <w:lvlText w:val=""/>
+      <w:lvlJc w:val="left"/>
+      <w:pPr>
+        <w:ind w:left="4320" w:hanging="360"/>
+      </w:pPr>
+      <w:rPr>
+        <w:rFonts w:ascii="Wingdings" w:hAnsi="Wingdings" w:hint="default"/>
+      </w:rPr>
+    </w:lvl>
+    <w:lvl w:ilvl="6" w:tplc="04090001" w:tentative="1">
+      <w:start w:val="1"/>
+      <w:numFmt w:val="bullet"/>
+      <w:lvlText w:val=""/>
+      <w:lvlJc w:val="left"/>
+      <w:pPr>
+        <w:ind w:left="5040" w:hanging="360"/>
+      </w:pPr>
+      <w:rPr>
+        <w:rFonts w:ascii="Symbol" w:hAnsi="Symbol" w:hint="default"/>
+      </w:rPr>
+    </w:lvl>
+    <w:lvl w:ilvl="7" w:tplc="04090003" w:tentative="1">
+      <w:start w:val="1"/>
+      <w:numFmt w:val="bullet"/>
+      <w:lvlText w:val="o"/>
+      <w:lvlJc w:val="left"/>
+      <w:pPr>
+        <w:ind w:left="5760" w:hanging="360"/>
+      </w:pPr>
+      <w:rPr>
+        <w:rFonts w:ascii="Courier New" w:hAnsi="Courier New" w:cs="Courier New" w:hint="default"/>
+      </w:rPr>
+    </w:lvl>
+    <w:lvl w:ilvl="8" w:tplc="04090005" w:tentative="1">
+      <w:start w:val="1"/>
+      <w:numFmt w:val="bullet"/>
+      <w:lvlText w:val=""/>
+      <w:lvlJc w:val="left"/>
+      <w:pPr>
+        <w:ind w:left="6480" w:hanging="360"/>
+      </w:pPr>
+      <w:rPr>
+        <w:rFonts w:ascii="Wingdings" w:hAnsi="Wingdings" w:hint="default"/>
+      </w:rPr>
+    </w:lvl>
+  </w:abstractNum>
+  <w:abstractNum w:abstractNumId="6" w15:restartNumberingAfterBreak="0">
+    <w:nsid w:val="7D6B3DCA"/>
+    <w:multiLevelType w:val="hybridMultilevel"/>
+    <w:tmpl w:val="5978EC38"/>
+    <w:lvl w:ilvl="0" w:tplc="04090001">
+      <w:start w:val="1"/>
+      <w:numFmt w:val="bullet"/>
+      <w:lvlText w:val=""/>
+      <w:lvlJc w:val="left"/>
+      <w:pPr>
+        <w:ind w:left="1440" w:hanging="360"/>
+      </w:pPr>
+      <w:rPr>
+        <w:rFonts w:ascii="Symbol" w:hAnsi="Symbol" w:hint="default"/>
+      </w:rPr>
+    </w:lvl>
+    <w:lvl w:ilvl="1" w:tplc="04090003" w:tentative="1">
+      <w:start w:val="1"/>
+      <w:numFmt w:val="bullet"/>
+      <w:lvlText w:val="o"/>
+      <w:lvlJc w:val="left"/>
+      <w:pPr>
+        <w:ind w:left="2160" w:hanging="360"/>
+      </w:pPr>
+      <w:rPr>
+        <w:rFonts w:ascii="Courier New" w:hAnsi="Courier New" w:cs="Courier New" w:hint="default"/>
+      </w:rPr>
+    </w:lvl>
+    <w:lvl w:ilvl="2" w:tplc="04090005" w:tentative="1">
+      <w:start w:val="1"/>
+      <w:numFmt w:val="bullet"/>
+      <w:lvlText w:val=""/>
+      <w:lvlJc w:val="left"/>
+      <w:pPr>
+        <w:ind w:left="2880" w:hanging="360"/>
+      </w:pPr>
+      <w:rPr>
+        <w:rFonts w:ascii="Wingdings" w:hAnsi="Wingdings" w:hint="default"/>
+      </w:rPr>
+    </w:lvl>
+    <w:lvl w:ilvl="3" w:tplc="04090001" w:tentative="1">
+      <w:start w:val="1"/>
+      <w:numFmt w:val="bullet"/>
+      <w:lvlText w:val=""/>
+      <w:lvlJc w:val="left"/>
+      <w:pPr>
+        <w:ind w:left="3600" w:hanging="360"/>
+      </w:pPr>
+      <w:rPr>
+        <w:rFonts w:ascii="Symbol" w:hAnsi="Symbol" w:hint="default"/>
+      </w:rPr>
+    </w:lvl>
+    <w:lvl w:ilvl="4" w:tplc="04090003" w:tentative="1">
+      <w:start w:val="1"/>
+      <w:numFmt w:val="bullet"/>
+      <w:lvlText w:val="o"/>
+      <w:lvlJc w:val="left"/>
+      <w:pPr>
+        <w:ind w:left="4320" w:hanging="360"/>
+      </w:pPr>
+      <w:rPr>
+        <w:rFonts w:ascii="Courier New" w:hAnsi="Courier New" w:cs="Courier New" w:hint="default"/>
+      </w:rPr>
+    </w:lvl>
+    <w:lvl w:ilvl="5" w:tplc="04090005" w:tentative="1">
+      <w:start w:val="1"/>
+      <w:numFmt w:val="bullet"/>
+      <w:lvlText w:val=""/>
+      <w:lvlJc w:val="left"/>
+      <w:pPr>
+        <w:ind w:left="5040" w:hanging="360"/>
+      </w:pPr>
+      <w:rPr>
+        <w:rFonts w:ascii="Wingdings" w:hAnsi="Wingdings" w:hint="default"/>
+      </w:rPr>
+    </w:lvl>
+    <w:lvl w:ilvl="6" w:tplc="04090001" w:tentative="1">
+      <w:start w:val="1"/>
+      <w:numFmt w:val="bullet"/>
+      <w:lvlText w:val=""/>
+      <w:lvlJc w:val="left"/>
+      <w:pPr>
+        <w:ind w:left="5760" w:hanging="360"/>
+      </w:pPr>
+      <w:rPr>
+        <w:rFonts w:ascii="Symbol" w:hAnsi="Symbol" w:hint="default"/>
+      </w:rPr>
+    </w:lvl>
+    <w:lvl w:ilvl="7" w:tplc="04090003" w:tentative="1">
+      <w:start w:val="1"/>
+      <w:numFmt w:val="bullet"/>
+      <w:lvlText w:val="o"/>
+      <w:lvlJc w:val="left"/>
+      <w:pPr>
+        <w:ind w:left="6480" w:hanging="360"/>
+      </w:pPr>
+      <w:rPr>
+        <w:rFonts w:ascii="Courier New" w:hAnsi="Courier New" w:cs="Courier New" w:hint="default"/>
+      </w:rPr>
+    </w:lvl>
+    <w:lvl w:ilvl="8" w:tplc="04090005" w:tentative="1">
+      <w:start w:val="1"/>
+      <w:numFmt w:val="bullet"/>
+      <w:lvlText w:val=""/>
+      <w:lvlJc w:val="left"/>
+      <w:pPr>
+        <w:ind w:left="7200" w:hanging="360"/>
+      </w:pPr>
+      <w:rPr>
+        <w:rFonts w:ascii="Wingdings" w:hAnsi="Wingdings" w:hint="default"/>
+      </w:rPr>
+    </w:lvl>
+  </w:abstractNum>
   <w:num w:numId="1">
+    <w:abstractNumId w:val="3"/>
+  </w:num>
+  <w:num w:numId="2">
     <w:abstractNumId w:val="1"/>
   </w:num>
-  <w:num w:numId="2">
+  <w:num w:numId="3">
+    <w:abstractNumId w:val="6"/>
+  </w:num>
+  <w:num w:numId="4">
+    <w:abstractNumId w:val="2"/>
+  </w:num>
+  <w:num w:numId="5">
+    <w:abstractNumId w:val="4"/>
+  </w:num>
+  <w:num w:numId="6">
+    <w:abstractNumId w:val="5"/>
+  </w:num>
+  <w:num w:numId="7">
     <w:abstractNumId w:val="0"/>
   </w:num>
 </w:numbering>
@@ -1339,6 +3264,29 @@
       <w:szCs w:val="32"/>
     </w:rPr>
   </w:style>
+  <w:style w:type="paragraph" w:styleId="Heading3">
+    <w:name w:val="heading 3"/>
+    <w:basedOn w:val="Normal"/>
+    <w:next w:val="Normal"/>
+    <w:link w:val="Heading3Char"/>
+    <w:uiPriority w:val="9"/>
+    <w:semiHidden/>
+    <w:unhideWhenUsed/>
+    <w:qFormat/>
+    <w:rsid w:val="00E12940"/>
+    <w:pPr>
+      <w:keepNext/>
+      <w:keepLines/>
+      <w:spacing w:before="40" w:after="0"/>
+      <w:outlineLvl w:val="2"/>
+    </w:pPr>
+    <w:rPr>
+      <w:rFonts w:asciiTheme="majorHAnsi" w:eastAsiaTheme="majorEastAsia" w:hAnsiTheme="majorHAnsi" w:cstheme="majorBidi"/>
+      <w:color w:val="1F3763" w:themeColor="accent1" w:themeShade="7F"/>
+      <w:sz w:val="24"/>
+      <w:szCs w:val="24"/>
+    </w:rPr>
+  </w:style>
   <w:style w:type="character" w:default="1" w:styleId="DefaultParagraphFont">
     <w:name w:val="Default Paragraph Font"/>
     <w:uiPriority w:val="1"/>
@@ -1389,6 +3337,48 @@
       <w:ind w:left="720"/>
       <w:contextualSpacing/>
     </w:pPr>
+  </w:style>
+  <w:style w:type="paragraph" w:styleId="NormalWeb">
+    <w:name w:val="Normal (Web)"/>
+    <w:basedOn w:val="Normal"/>
+    <w:uiPriority w:val="99"/>
+    <w:unhideWhenUsed/>
+    <w:rsid w:val="00E12940"/>
+    <w:pPr>
+      <w:spacing w:before="100" w:beforeAutospacing="1" w:after="100" w:afterAutospacing="1" w:line="240" w:lineRule="auto"/>
+    </w:pPr>
+    <w:rPr>
+      <w:rFonts w:ascii="Times New Roman" w:eastAsia="Times New Roman" w:hAnsi="Times New Roman" w:cs="Times New Roman"/>
+      <w:sz w:val="24"/>
+      <w:szCs w:val="24"/>
+    </w:rPr>
+  </w:style>
+  <w:style w:type="character" w:customStyle="1" w:styleId="Heading3Char">
+    <w:name w:val="Heading 3 Char"/>
+    <w:basedOn w:val="DefaultParagraphFont"/>
+    <w:link w:val="Heading3"/>
+    <w:uiPriority w:val="9"/>
+    <w:semiHidden/>
+    <w:rsid w:val="00E12940"/>
+    <w:rPr>
+      <w:rFonts w:asciiTheme="majorHAnsi" w:eastAsiaTheme="majorEastAsia" w:hAnsiTheme="majorHAnsi" w:cstheme="majorBidi"/>
+      <w:color w:val="1F3763" w:themeColor="accent1" w:themeShade="7F"/>
+      <w:sz w:val="24"/>
+      <w:szCs w:val="24"/>
+    </w:rPr>
+  </w:style>
+  <w:style w:type="character" w:styleId="HTMLCode">
+    <w:name w:val="HTML Code"/>
+    <w:basedOn w:val="DefaultParagraphFont"/>
+    <w:uiPriority w:val="99"/>
+    <w:semiHidden/>
+    <w:unhideWhenUsed/>
+    <w:rsid w:val="00E12940"/>
+    <w:rPr>
+      <w:rFonts w:ascii="Courier New" w:eastAsia="Times New Roman" w:hAnsi="Courier New" w:cs="Courier New"/>
+      <w:sz w:val="20"/>
+      <w:szCs w:val="20"/>
+    </w:rPr>
   </w:style>
 </w:styles>
 </file>

--- a/equipo 2.docx
+++ b/equipo 2.docx
@@ -1812,6 +1812,341 @@
           <w:color w:val="0070C0"/>
           <w:sz w:val="24"/>
           <w:szCs w:val="24"/>
+        </w:rPr>
+      </w:pPr>
+    </w:p>
+    <w:p>
+      <w:pPr>
+        <w:pStyle w:val="NormalWeb"/>
+        <w:numPr>
+          <w:ilvl w:val="0"/>
+          <w:numId w:val="5"/>
+        </w:numPr>
+        <w:rPr>
+          <w:rFonts w:ascii="Arial" w:hAnsi="Arial" w:cs="Arial"/>
+          <w:lang w:val="es-419"/>
+        </w:rPr>
+      </w:pPr>
+      <w:r>
+        <w:rPr>
+          <w:rFonts w:ascii="Arial" w:hAnsi="Arial" w:cs="Arial"/>
+          <w:b/>
+          <w:bCs/>
+          <w:lang w:val="es-419"/>
+        </w:rPr>
+        <w:t xml:space="preserve">Desarrollo </w:t>
+      </w:r>
+      <w:proofErr w:type="spellStart"/>
+      <w:r>
+        <w:rPr>
+          <w:rFonts w:ascii="Arial" w:hAnsi="Arial" w:cs="Arial"/>
+          <w:b/>
+          <w:bCs/>
+          <w:lang w:val="es-419"/>
+        </w:rPr>
+        <w:t>Frontend</w:t>
+      </w:r>
+      <w:proofErr w:type="spellEnd"/>
+      <w:r>
+        <w:rPr>
+          <w:rFonts w:ascii="Arial" w:hAnsi="Arial" w:cs="Arial"/>
+          <w:b/>
+          <w:bCs/>
+          <w:lang w:val="es-419"/>
+        </w:rPr>
+        <w:t xml:space="preserve"> (Interfaz de Usuario):</w:t>
+      </w:r>
+      <w:r>
+        <w:rPr>
+          <w:rFonts w:ascii="Arial" w:hAnsi="Arial" w:cs="Arial"/>
+          <w:lang w:val="es-419"/>
+        </w:rPr>
+        <w:t xml:space="preserve"> Se utiliza HTML5 semántico para estructurar el blog y CSS3 (junto con metodologías como </w:t>
+      </w:r>
+      <w:proofErr w:type="spellStart"/>
+      <w:r>
+        <w:rPr>
+          <w:rFonts w:ascii="Arial" w:hAnsi="Arial" w:cs="Arial"/>
+          <w:lang w:val="es-419"/>
+        </w:rPr>
+        <w:t>BEM</w:t>
+      </w:r>
+      <w:proofErr w:type="spellEnd"/>
+      <w:r>
+        <w:rPr>
+          <w:rFonts w:ascii="Arial" w:hAnsi="Arial" w:cs="Arial"/>
+          <w:lang w:val="es-419"/>
+        </w:rPr>
+        <w:t xml:space="preserve"> o </w:t>
+      </w:r>
+      <w:proofErr w:type="spellStart"/>
+      <w:r>
+        <w:rPr>
+          <w:rFonts w:ascii="Arial" w:hAnsi="Arial" w:cs="Arial"/>
+          <w:lang w:val="es-419"/>
+        </w:rPr>
+        <w:t>frameworks</w:t>
+      </w:r>
+      <w:proofErr w:type="spellEnd"/>
+      <w:r>
+        <w:rPr>
+          <w:rFonts w:ascii="Arial" w:hAnsi="Arial" w:cs="Arial"/>
+          <w:lang w:val="es-419"/>
+        </w:rPr>
+        <w:t xml:space="preserve"> como </w:t>
+      </w:r>
+      <w:proofErr w:type="spellStart"/>
+      <w:r>
+        <w:rPr>
+          <w:rFonts w:ascii="Arial" w:hAnsi="Arial" w:cs="Arial"/>
+          <w:lang w:val="es-419"/>
+        </w:rPr>
+        <w:t>Tailwind</w:t>
+      </w:r>
+      <w:proofErr w:type="spellEnd"/>
+      <w:r>
+        <w:rPr>
+          <w:rFonts w:ascii="Arial" w:hAnsi="Arial" w:cs="Arial"/>
+          <w:lang w:val="es-419"/>
+        </w:rPr>
+        <w:t xml:space="preserve">) para implementar la paleta de colores </w:t>
+      </w:r>
+      <w:proofErr w:type="spellStart"/>
+      <w:r>
+        <w:rPr>
+          <w:rFonts w:ascii="Arial" w:hAnsi="Arial" w:cs="Arial"/>
+          <w:i/>
+          <w:iCs/>
+          <w:lang w:val="es-419"/>
+        </w:rPr>
+        <w:t>Dark</w:t>
+      </w:r>
+      <w:proofErr w:type="spellEnd"/>
+      <w:r>
+        <w:rPr>
+          <w:rFonts w:ascii="Arial" w:hAnsi="Arial" w:cs="Arial"/>
+          <w:i/>
+          <w:iCs/>
+          <w:lang w:val="es-419"/>
+        </w:rPr>
+        <w:t xml:space="preserve"> </w:t>
+      </w:r>
+      <w:proofErr w:type="spellStart"/>
+      <w:r>
+        <w:rPr>
+          <w:rFonts w:ascii="Arial" w:hAnsi="Arial" w:cs="Arial"/>
+          <w:i/>
+          <w:iCs/>
+          <w:lang w:val="es-419"/>
+        </w:rPr>
+        <w:t>Mode</w:t>
+      </w:r>
+      <w:proofErr w:type="spellEnd"/>
+      <w:r>
+        <w:rPr>
+          <w:rFonts w:ascii="Arial" w:hAnsi="Arial" w:cs="Arial"/>
+          <w:i/>
+          <w:iCs/>
+          <w:lang w:val="es-419"/>
+        </w:rPr>
+        <w:t xml:space="preserve"> Premium</w:t>
+      </w:r>
+      <w:r>
+        <w:rPr>
+          <w:rFonts w:ascii="Arial" w:hAnsi="Arial" w:cs="Arial"/>
+          <w:lang w:val="es-419"/>
+        </w:rPr>
+        <w:t xml:space="preserve"> (</w:t>
+      </w:r>
+      <w:r>
+        <w:rPr>
+          <w:rStyle w:val="HTMLCode"/>
+          <w:rFonts w:ascii="Arial" w:hAnsi="Arial" w:cs="Arial"/>
+          <w:sz w:val="24"/>
+          <w:szCs w:val="24"/>
+          <w:lang w:val="es-419"/>
+        </w:rPr>
+        <w:t>#0B0F19</w:t>
+      </w:r>
+      <w:r>
+        <w:rPr>
+          <w:rFonts w:ascii="Arial" w:hAnsi="Arial" w:cs="Arial"/>
+          <w:lang w:val="es-419"/>
+        </w:rPr>
+        <w:t xml:space="preserve">) y destacar los elementos interactivos en </w:t>
+      </w:r>
+      <w:r>
+        <w:rPr>
+          <w:rFonts w:ascii="Arial" w:hAnsi="Arial" w:cs="Arial"/>
+          <w:b/>
+          <w:bCs/>
+          <w:lang w:val="es-419"/>
+        </w:rPr>
+        <w:t>Azul Rey</w:t>
+      </w:r>
+      <w:r>
+        <w:rPr>
+          <w:rFonts w:ascii="Arial" w:hAnsi="Arial" w:cs="Arial"/>
+          <w:lang w:val="es-419"/>
+        </w:rPr>
+        <w:t xml:space="preserve"> (</w:t>
+      </w:r>
+      <w:r>
+        <w:rPr>
+          <w:rStyle w:val="HTMLCode"/>
+          <w:rFonts w:ascii="Arial" w:hAnsi="Arial" w:cs="Arial"/>
+          <w:sz w:val="24"/>
+          <w:szCs w:val="24"/>
+          <w:lang w:val="es-419"/>
+        </w:rPr>
+        <w:t>#4169E1</w:t>
+      </w:r>
+      <w:r>
+        <w:rPr>
+          <w:rFonts w:ascii="Arial" w:hAnsi="Arial" w:cs="Arial"/>
+          <w:lang w:val="es-419"/>
+        </w:rPr>
+        <w:t>). Se garantiza que el diseño sea 100% responsivo para dispositivos móviles.</w:t>
+      </w:r>
+    </w:p>
+    <w:p>
+      <w:pPr>
+        <w:pStyle w:val="NormalWeb"/>
+        <w:numPr>
+          <w:ilvl w:val="0"/>
+          <w:numId w:val="5"/>
+        </w:numPr>
+        <w:rPr>
+          <w:rFonts w:ascii="Arial" w:hAnsi="Arial" w:cs="Arial"/>
+          <w:lang w:val="es-419"/>
+        </w:rPr>
+      </w:pPr>
+      <w:r>
+        <w:rPr>
+          <w:rFonts w:ascii="Arial" w:hAnsi="Arial" w:cs="Arial"/>
+          <w:b/>
+          <w:bCs/>
+          <w:lang w:val="es-419"/>
+        </w:rPr>
+        <w:t>Lógica Interactiva (JavaScript):</w:t>
+      </w:r>
+      <w:r>
+        <w:rPr>
+          <w:rFonts w:ascii="Arial" w:hAnsi="Arial" w:cs="Arial"/>
+          <w:lang w:val="es-419"/>
+        </w:rPr>
+        <w:t xml:space="preserve"> Se programa el motor de filtrado dinámico del </w:t>
+      </w:r>
+      <w:proofErr w:type="spellStart"/>
+      <w:r>
+        <w:rPr>
+          <w:rFonts w:ascii="Arial" w:hAnsi="Arial" w:cs="Arial"/>
+          <w:i/>
+          <w:iCs/>
+          <w:lang w:val="es-419"/>
+        </w:rPr>
+        <w:t>Mood</w:t>
+      </w:r>
+      <w:proofErr w:type="spellEnd"/>
+      <w:r>
+        <w:rPr>
+          <w:rFonts w:ascii="Arial" w:hAnsi="Arial" w:cs="Arial"/>
+          <w:i/>
+          <w:iCs/>
+          <w:lang w:val="es-419"/>
+        </w:rPr>
+        <w:t xml:space="preserve"> Selector</w:t>
+      </w:r>
+      <w:r>
+        <w:rPr>
+          <w:rFonts w:ascii="Arial" w:hAnsi="Arial" w:cs="Arial"/>
+          <w:lang w:val="es-419"/>
+        </w:rPr>
+        <w:t xml:space="preserve">. Cuando el usuario hace clic en una tarjeta de actividad (ej. "Estudiar con Neurociencia"), JavaScript intercepta el evento, oculta las demás secciones y renderiza asíncronamente las </w:t>
+      </w:r>
+      <w:proofErr w:type="spellStart"/>
+      <w:r>
+        <w:rPr>
+          <w:rFonts w:ascii="Arial" w:hAnsi="Arial" w:cs="Arial"/>
+          <w:lang w:val="es-419"/>
+        </w:rPr>
+        <w:t>playlists</w:t>
+      </w:r>
+      <w:proofErr w:type="spellEnd"/>
+      <w:r>
+        <w:rPr>
+          <w:rFonts w:ascii="Arial" w:hAnsi="Arial" w:cs="Arial"/>
+          <w:lang w:val="es-419"/>
+        </w:rPr>
+        <w:t xml:space="preserve"> y artículos correspondientes a ese estado cognitivo.</w:t>
+      </w:r>
+    </w:p>
+    <w:p>
+      <w:pPr>
+        <w:pStyle w:val="NormalWeb"/>
+        <w:numPr>
+          <w:ilvl w:val="0"/>
+          <w:numId w:val="5"/>
+        </w:numPr>
+        <w:rPr>
+          <w:rFonts w:ascii="Arial" w:hAnsi="Arial" w:cs="Arial"/>
+          <w:lang w:val="es-419"/>
+        </w:rPr>
+      </w:pPr>
+      <w:r>
+        <w:rPr>
+          <w:rFonts w:ascii="Arial" w:hAnsi="Arial" w:cs="Arial"/>
+          <w:b/>
+          <w:bCs/>
+          <w:lang w:val="es-419"/>
+        </w:rPr>
+        <w:lastRenderedPageBreak/>
+        <w:t>Integración Multimedia:</w:t>
+      </w:r>
+      <w:r>
+        <w:rPr>
+          <w:rFonts w:ascii="Arial" w:hAnsi="Arial" w:cs="Arial"/>
+          <w:lang w:val="es-419"/>
+        </w:rPr>
+        <w:t xml:space="preserve"> Se embeben los reproductores y widgets de </w:t>
+      </w:r>
+      <w:proofErr w:type="spellStart"/>
+      <w:r>
+        <w:rPr>
+          <w:rFonts w:ascii="Arial" w:hAnsi="Arial" w:cs="Arial"/>
+          <w:lang w:val="es-419"/>
+        </w:rPr>
+        <w:t>APIs</w:t>
+      </w:r>
+      <w:proofErr w:type="spellEnd"/>
+      <w:r>
+        <w:rPr>
+          <w:rFonts w:ascii="Arial" w:hAnsi="Arial" w:cs="Arial"/>
+          <w:lang w:val="es-419"/>
+        </w:rPr>
+        <w:t xml:space="preserve"> externas (como Spotify y YouTube)</w:t>
+      </w:r>
+      <w:r>
+        <w:rPr>
+          <w:rFonts w:ascii="Arial" w:hAnsi="Arial" w:cs="Arial"/>
+          <w:lang w:val="es-419"/>
+        </w:rPr>
+        <w:t>.</w:t>
+      </w:r>
+    </w:p>
+    <w:p>
+      <w:pPr>
+        <w:pStyle w:val="ListParagraph"/>
+        <w:tabs>
+          <w:tab w:val="left" w:pos="915"/>
+        </w:tabs>
+        <w:rPr>
+          <w:rFonts w:ascii="Arial" w:hAnsi="Arial" w:cs="Arial"/>
+          <w:b/>
+          <w:bCs/>
+          <w:color w:val="0070C0"/>
+          <w:sz w:val="24"/>
+          <w:szCs w:val="24"/>
           <w:lang w:val="es-419"/>
         </w:rPr>
       </w:pPr>
@@ -1865,6 +2200,384 @@
     </w:p>
     <w:p>
       <w:pPr>
+        <w:pStyle w:val="NormalWeb"/>
+        <w:numPr>
+          <w:ilvl w:val="0"/>
+          <w:numId w:val="5"/>
+        </w:numPr>
+        <w:rPr>
+          <w:rFonts w:ascii="Arial" w:hAnsi="Arial" w:cs="Arial"/>
+          <w:lang w:val="es-419"/>
+        </w:rPr>
+      </w:pPr>
+      <w:r>
+        <w:rPr>
+          <w:rFonts w:ascii="Arial" w:hAnsi="Arial" w:cs="Arial"/>
+          <w:b/>
+          <w:bCs/>
+          <w:lang w:val="es-419"/>
+        </w:rPr>
+        <w:t>Flujo de Integración en GitHub (Git Flow):</w:t>
+      </w:r>
+      <w:r>
+        <w:rPr>
+          <w:rFonts w:ascii="Arial" w:hAnsi="Arial" w:cs="Arial"/>
+          <w:lang w:val="es-419"/>
+        </w:rPr>
+        <w:t xml:space="preserve"> Para evitar la pérdida de código o sobreescritura de archivos binarios (como los documentos de Word del equipo), se aplica un estricto control de versiones. El Scrum Master protege la rama </w:t>
+      </w:r>
+      <w:proofErr w:type="spellStart"/>
+      <w:r>
+        <w:rPr>
+          <w:rStyle w:val="HTMLCode"/>
+          <w:rFonts w:ascii="Arial" w:hAnsi="Arial" w:cs="Arial"/>
+          <w:sz w:val="24"/>
+          <w:szCs w:val="24"/>
+          <w:lang w:val="es-419"/>
+        </w:rPr>
+        <w:t>main</w:t>
+      </w:r>
+      <w:proofErr w:type="spellEnd"/>
+      <w:r>
+        <w:rPr>
+          <w:rFonts w:ascii="Arial" w:hAnsi="Arial" w:cs="Arial"/>
+          <w:lang w:val="es-419"/>
+        </w:rPr>
+        <w:t>. Cada integrante del grupo crea y trabaja en su propia rama secundaria (</w:t>
+      </w:r>
+      <w:proofErr w:type="spellStart"/>
+      <w:r>
+        <w:rPr>
+          <w:rStyle w:val="HTMLCode"/>
+          <w:rFonts w:ascii="Arial" w:hAnsi="Arial" w:cs="Arial"/>
+          <w:sz w:val="24"/>
+          <w:szCs w:val="24"/>
+          <w:lang w:val="es-419"/>
+        </w:rPr>
+        <w:t>git</w:t>
+      </w:r>
+      <w:proofErr w:type="spellEnd"/>
+      <w:r>
+        <w:rPr>
+          <w:rStyle w:val="HTMLCode"/>
+          <w:rFonts w:ascii="Arial" w:hAnsi="Arial" w:cs="Arial"/>
+          <w:sz w:val="24"/>
+          <w:szCs w:val="24"/>
+          <w:lang w:val="es-419"/>
+        </w:rPr>
+        <w:t xml:space="preserve"> </w:t>
+      </w:r>
+      <w:proofErr w:type="spellStart"/>
+      <w:r>
+        <w:rPr>
+          <w:rStyle w:val="HTMLCode"/>
+          <w:rFonts w:ascii="Arial" w:hAnsi="Arial" w:cs="Arial"/>
+          <w:sz w:val="24"/>
+          <w:szCs w:val="24"/>
+          <w:lang w:val="es-419"/>
+        </w:rPr>
+        <w:t>checkout</w:t>
+      </w:r>
+      <w:proofErr w:type="spellEnd"/>
+      <w:r>
+        <w:rPr>
+          <w:rStyle w:val="HTMLCode"/>
+          <w:rFonts w:ascii="Arial" w:hAnsi="Arial" w:cs="Arial"/>
+          <w:sz w:val="24"/>
+          <w:szCs w:val="24"/>
+          <w:lang w:val="es-419"/>
+        </w:rPr>
+        <w:t xml:space="preserve"> -b </w:t>
+      </w:r>
+      <w:proofErr w:type="spellStart"/>
+      <w:r>
+        <w:rPr>
+          <w:rStyle w:val="HTMLCode"/>
+          <w:rFonts w:ascii="Arial" w:hAnsi="Arial" w:cs="Arial"/>
+          <w:sz w:val="24"/>
+          <w:szCs w:val="24"/>
+          <w:lang w:val="es-419"/>
+        </w:rPr>
+        <w:t>feature</w:t>
+      </w:r>
+      <w:proofErr w:type="spellEnd"/>
+      <w:r>
+        <w:rPr>
+          <w:rStyle w:val="HTMLCode"/>
+          <w:rFonts w:ascii="Arial" w:hAnsi="Arial" w:cs="Arial"/>
+          <w:sz w:val="24"/>
+          <w:szCs w:val="24"/>
+          <w:lang w:val="es-419"/>
+        </w:rPr>
+        <w:t>/nombre-integrante</w:t>
+      </w:r>
+      <w:r>
+        <w:rPr>
+          <w:rFonts w:ascii="Arial" w:hAnsi="Arial" w:cs="Arial"/>
+          <w:lang w:val="es-419"/>
+        </w:rPr>
+        <w:t>), asegurando el aislamiento del entorno de desarrollo.</w:t>
+      </w:r>
+    </w:p>
+    <w:p>
+      <w:pPr>
+        <w:pStyle w:val="NormalWeb"/>
+        <w:numPr>
+          <w:ilvl w:val="0"/>
+          <w:numId w:val="5"/>
+        </w:numPr>
+        <w:rPr>
+          <w:rFonts w:ascii="Arial" w:hAnsi="Arial" w:cs="Arial"/>
+          <w:lang w:val="es-419"/>
+        </w:rPr>
+      </w:pPr>
+      <w:r>
+        <w:rPr>
+          <w:rFonts w:ascii="Arial" w:hAnsi="Arial" w:cs="Arial"/>
+          <w:b/>
+          <w:bCs/>
+          <w:lang w:val="es-419"/>
+        </w:rPr>
+        <w:t xml:space="preserve">Revisión de Código y </w:t>
+      </w:r>
+      <w:proofErr w:type="spellStart"/>
+      <w:r>
+        <w:rPr>
+          <w:rFonts w:ascii="Arial" w:hAnsi="Arial" w:cs="Arial"/>
+          <w:b/>
+          <w:bCs/>
+          <w:lang w:val="es-419"/>
+        </w:rPr>
+        <w:t>Pull</w:t>
+      </w:r>
+      <w:proofErr w:type="spellEnd"/>
+      <w:r>
+        <w:rPr>
+          <w:rFonts w:ascii="Arial" w:hAnsi="Arial" w:cs="Arial"/>
+          <w:b/>
+          <w:bCs/>
+          <w:lang w:val="es-419"/>
+        </w:rPr>
+        <w:t xml:space="preserve"> </w:t>
+      </w:r>
+      <w:proofErr w:type="spellStart"/>
+      <w:r>
+        <w:rPr>
+          <w:rFonts w:ascii="Arial" w:hAnsi="Arial" w:cs="Arial"/>
+          <w:b/>
+          <w:bCs/>
+          <w:lang w:val="es-419"/>
+        </w:rPr>
+        <w:t>Requests</w:t>
+      </w:r>
+      <w:proofErr w:type="spellEnd"/>
+      <w:r>
+        <w:rPr>
+          <w:rFonts w:ascii="Arial" w:hAnsi="Arial" w:cs="Arial"/>
+          <w:b/>
+          <w:bCs/>
+          <w:lang w:val="es-419"/>
+        </w:rPr>
+        <w:t>:</w:t>
+      </w:r>
+      <w:r>
+        <w:rPr>
+          <w:rFonts w:ascii="Arial" w:hAnsi="Arial" w:cs="Arial"/>
+          <w:lang w:val="es-419"/>
+        </w:rPr>
+        <w:t xml:space="preserve"> Una vez que un integrante termina su archivo o módulo, sube su rama a GitHub (</w:t>
+      </w:r>
+      <w:proofErr w:type="spellStart"/>
+      <w:r>
+        <w:rPr>
+          <w:rStyle w:val="HTMLCode"/>
+          <w:rFonts w:ascii="Arial" w:hAnsi="Arial" w:cs="Arial"/>
+          <w:sz w:val="24"/>
+          <w:szCs w:val="24"/>
+          <w:lang w:val="es-419"/>
+        </w:rPr>
+        <w:t>git</w:t>
+      </w:r>
+      <w:proofErr w:type="spellEnd"/>
+      <w:r>
+        <w:rPr>
+          <w:rStyle w:val="HTMLCode"/>
+          <w:rFonts w:ascii="Arial" w:hAnsi="Arial" w:cs="Arial"/>
+          <w:sz w:val="24"/>
+          <w:szCs w:val="24"/>
+          <w:lang w:val="es-419"/>
+        </w:rPr>
+        <w:t xml:space="preserve"> </w:t>
+      </w:r>
+      <w:proofErr w:type="spellStart"/>
+      <w:r>
+        <w:rPr>
+          <w:rStyle w:val="HTMLCode"/>
+          <w:rFonts w:ascii="Arial" w:hAnsi="Arial" w:cs="Arial"/>
+          <w:sz w:val="24"/>
+          <w:szCs w:val="24"/>
+          <w:lang w:val="es-419"/>
+        </w:rPr>
+        <w:t>push</w:t>
+      </w:r>
+      <w:proofErr w:type="spellEnd"/>
+      <w:r>
+        <w:rPr>
+          <w:rFonts w:ascii="Arial" w:hAnsi="Arial" w:cs="Arial"/>
+          <w:lang w:val="es-419"/>
+        </w:rPr>
+        <w:t xml:space="preserve">) y abre un </w:t>
+      </w:r>
+      <w:proofErr w:type="spellStart"/>
+      <w:r>
+        <w:rPr>
+          <w:rFonts w:ascii="Arial" w:hAnsi="Arial" w:cs="Arial"/>
+          <w:i/>
+          <w:iCs/>
+          <w:lang w:val="es-419"/>
+        </w:rPr>
+        <w:t>Pull</w:t>
+      </w:r>
+      <w:proofErr w:type="spellEnd"/>
+      <w:r>
+        <w:rPr>
+          <w:rFonts w:ascii="Arial" w:hAnsi="Arial" w:cs="Arial"/>
+          <w:i/>
+          <w:iCs/>
+          <w:lang w:val="es-419"/>
+        </w:rPr>
+        <w:t xml:space="preserve"> </w:t>
+      </w:r>
+      <w:proofErr w:type="spellStart"/>
+      <w:r>
+        <w:rPr>
+          <w:rFonts w:ascii="Arial" w:hAnsi="Arial" w:cs="Arial"/>
+          <w:i/>
+          <w:iCs/>
+          <w:lang w:val="es-419"/>
+        </w:rPr>
+        <w:t>Request</w:t>
+      </w:r>
+      <w:proofErr w:type="spellEnd"/>
+      <w:r>
+        <w:rPr>
+          <w:rFonts w:ascii="Arial" w:hAnsi="Arial" w:cs="Arial"/>
+          <w:i/>
+          <w:iCs/>
+          <w:lang w:val="es-419"/>
+        </w:rPr>
+        <w:t xml:space="preserve"> (PR)</w:t>
+      </w:r>
+      <w:r>
+        <w:rPr>
+          <w:rFonts w:ascii="Arial" w:hAnsi="Arial" w:cs="Arial"/>
+          <w:lang w:val="es-419"/>
+        </w:rPr>
+        <w:t xml:space="preserve">. El equipo y el Scrum Master revisan el código visualmente para comprobar que cumpla con los estándares del proyecto y, si no existen conflictos, se realiza el </w:t>
+      </w:r>
+      <w:proofErr w:type="spellStart"/>
+      <w:r>
+        <w:rPr>
+          <w:rFonts w:ascii="Arial" w:hAnsi="Arial" w:cs="Arial"/>
+          <w:i/>
+          <w:iCs/>
+          <w:lang w:val="es-419"/>
+        </w:rPr>
+        <w:t>Merge</w:t>
+      </w:r>
+      <w:proofErr w:type="spellEnd"/>
+      <w:r>
+        <w:rPr>
+          <w:rFonts w:ascii="Arial" w:hAnsi="Arial" w:cs="Arial"/>
+          <w:lang w:val="es-419"/>
+        </w:rPr>
+        <w:t xml:space="preserve"> (fusión) definitivo hacia el </w:t>
+      </w:r>
+      <w:proofErr w:type="spellStart"/>
+      <w:r>
+        <w:rPr>
+          <w:rStyle w:val="HTMLCode"/>
+          <w:rFonts w:ascii="Arial" w:hAnsi="Arial" w:cs="Arial"/>
+          <w:sz w:val="24"/>
+          <w:szCs w:val="24"/>
+          <w:lang w:val="es-419"/>
+        </w:rPr>
+        <w:t>main</w:t>
+      </w:r>
+      <w:proofErr w:type="spellEnd"/>
+      <w:r>
+        <w:rPr>
+          <w:rFonts w:ascii="Arial" w:hAnsi="Arial" w:cs="Arial"/>
+          <w:lang w:val="es-419"/>
+        </w:rPr>
+        <w:t>.</w:t>
+      </w:r>
+    </w:p>
+    <w:p>
+      <w:pPr>
+        <w:pStyle w:val="NormalWeb"/>
+        <w:numPr>
+          <w:ilvl w:val="0"/>
+          <w:numId w:val="5"/>
+        </w:numPr>
+        <w:rPr>
+          <w:rFonts w:ascii="Arial" w:hAnsi="Arial" w:cs="Arial"/>
+          <w:lang w:val="es-419"/>
+        </w:rPr>
+      </w:pPr>
+      <w:r>
+        <w:rPr>
+          <w:rFonts w:ascii="Arial" w:hAnsi="Arial" w:cs="Arial"/>
+          <w:b/>
+          <w:bCs/>
+          <w:lang w:val="es-419"/>
+        </w:rPr>
+        <w:t xml:space="preserve">Pruebas Funcionales y de </w:t>
+      </w:r>
+      <w:proofErr w:type="spellStart"/>
+      <w:r>
+        <w:rPr>
+          <w:rFonts w:ascii="Arial" w:hAnsi="Arial" w:cs="Arial"/>
+          <w:b/>
+          <w:bCs/>
+          <w:lang w:val="es-419"/>
+        </w:rPr>
+        <w:t>Responsividad</w:t>
+      </w:r>
+      <w:proofErr w:type="spellEnd"/>
+      <w:r>
+        <w:rPr>
+          <w:rFonts w:ascii="Arial" w:hAnsi="Arial" w:cs="Arial"/>
+          <w:b/>
+          <w:bCs/>
+          <w:lang w:val="es-419"/>
+        </w:rPr>
+        <w:t>:</w:t>
+      </w:r>
+      <w:r>
+        <w:rPr>
+          <w:rFonts w:ascii="Arial" w:hAnsi="Arial" w:cs="Arial"/>
+          <w:lang w:val="es-419"/>
+        </w:rPr>
+        <w:t xml:space="preserve"> Se ejecuta el sitio web varias veces en un entorno local y controlado. Se realizan pruebas cruzadas en diferentes navegadores web (Chrome, Firefox, Edge, Safari) y simuladores de pantallas móviles</w:t>
+      </w:r>
+    </w:p>
+    <w:p>
+      <w:pPr>
+        <w:pStyle w:val="ListParagraph"/>
+        <w:rPr>
+          <w:rFonts w:ascii="Arial" w:hAnsi="Arial" w:cs="Arial"/>
+          <w:b/>
+          <w:bCs/>
+          <w:color w:val="0070C0"/>
+          <w:sz w:val="24"/>
+          <w:szCs w:val="24"/>
+          <w:lang w:val="es-419"/>
+        </w:rPr>
+      </w:pPr>
+    </w:p>
+    <w:p>
+      <w:pPr>
         <w:pStyle w:val="ListParagraph"/>
         <w:tabs>
           <w:tab w:val="left" w:pos="915"/>
@@ -1965,9 +2678,225 @@
     </w:p>
     <w:p>
       <w:pPr>
+        <w:spacing w:before="100" w:beforeAutospacing="1" w:after="100" w:afterAutospacing="1" w:line="240" w:lineRule="auto"/>
+        <w:ind w:left="720"/>
+        <w:rPr>
+          <w:rFonts w:ascii="Arial" w:eastAsia="Times New Roman" w:hAnsi="Arial" w:cs="Arial"/>
+          <w:sz w:val="24"/>
+          <w:szCs w:val="24"/>
+          <w:lang w:val="es-419"/>
+        </w:rPr>
+      </w:pPr>
+      <w:r>
+        <w:rPr>
+          <w:rFonts w:ascii="Arial" w:eastAsia="Times New Roman" w:hAnsi="Arial" w:cs="Arial"/>
+          <w:sz w:val="24"/>
+          <w:szCs w:val="24"/>
+          <w:lang w:val="es-419"/>
+        </w:rPr>
+        <w:t>Una vez que el blog de música está en línea y accesible al público, comienza la fase de mantenimiento y operación continua para asegurar su estabilidad a largo plazo.</w:t>
+      </w:r>
+    </w:p>
+    <w:p>
+      <w:pPr>
+        <w:numPr>
+          <w:ilvl w:val="0"/>
+          <w:numId w:val="9"/>
+        </w:numPr>
+        <w:tabs>
+          <w:tab w:val="clear" w:pos="720"/>
+          <w:tab w:val="num" w:pos="1440"/>
+        </w:tabs>
+        <w:spacing w:before="100" w:beforeAutospacing="1" w:after="100" w:afterAutospacing="1" w:line="240" w:lineRule="auto"/>
+        <w:ind w:left="1440"/>
+        <w:rPr>
+          <w:rFonts w:ascii="Arial" w:eastAsia="Times New Roman" w:hAnsi="Arial" w:cs="Arial"/>
+          <w:sz w:val="24"/>
+          <w:szCs w:val="24"/>
+          <w:lang w:val="es-419"/>
+        </w:rPr>
+      </w:pPr>
+      <w:r>
+        <w:rPr>
+          <w:rFonts w:ascii="Arial" w:eastAsia="Times New Roman" w:hAnsi="Arial" w:cs="Arial"/>
+          <w:b/>
+          <w:bCs/>
+          <w:sz w:val="24"/>
+          <w:szCs w:val="24"/>
+          <w:lang w:val="es-419"/>
+        </w:rPr>
+        <w:t>Monitoreo de Rendimiento:</w:t>
+      </w:r>
+      <w:r>
+        <w:rPr>
+          <w:rFonts w:ascii="Arial" w:eastAsia="Times New Roman" w:hAnsi="Arial" w:cs="Arial"/>
+          <w:sz w:val="24"/>
+          <w:szCs w:val="24"/>
+          <w:lang w:val="es-419"/>
+        </w:rPr>
+        <w:t xml:space="preserve"> Se revisa periódicamente el comportamiento del sitio utilizando herramientas de auditoría (como Google </w:t>
+      </w:r>
+      <w:proofErr w:type="spellStart"/>
+      <w:r>
+        <w:rPr>
+          <w:rFonts w:ascii="Arial" w:eastAsia="Times New Roman" w:hAnsi="Arial" w:cs="Arial"/>
+          <w:sz w:val="24"/>
+          <w:szCs w:val="24"/>
+          <w:lang w:val="es-419"/>
+        </w:rPr>
+        <w:t>Lighthouse</w:t>
+      </w:r>
+      <w:proofErr w:type="spellEnd"/>
+      <w:r>
+        <w:rPr>
+          <w:rFonts w:ascii="Arial" w:eastAsia="Times New Roman" w:hAnsi="Arial" w:cs="Arial"/>
+          <w:sz w:val="24"/>
+          <w:szCs w:val="24"/>
+          <w:lang w:val="es-419"/>
+        </w:rPr>
+        <w:t>) para garantizar que los scripts de los reproductores musicales embebidos de Spotify o YouTube no ralenticen el blog con el paso del tiempo.</w:t>
+      </w:r>
+    </w:p>
+    <w:p>
+      <w:pPr>
+        <w:numPr>
+          <w:ilvl w:val="0"/>
+          <w:numId w:val="9"/>
+        </w:numPr>
+        <w:tabs>
+          <w:tab w:val="clear" w:pos="720"/>
+          <w:tab w:val="num" w:pos="1440"/>
+        </w:tabs>
+        <w:spacing w:before="100" w:beforeAutospacing="1" w:after="100" w:afterAutospacing="1" w:line="240" w:lineRule="auto"/>
+        <w:ind w:left="1440"/>
+        <w:rPr>
+          <w:rFonts w:ascii="Arial" w:eastAsia="Times New Roman" w:hAnsi="Arial" w:cs="Arial"/>
+          <w:sz w:val="24"/>
+          <w:szCs w:val="24"/>
+          <w:lang w:val="es-419"/>
+        </w:rPr>
+      </w:pPr>
+      <w:r>
+        <w:rPr>
+          <w:rFonts w:ascii="Arial" w:eastAsia="Times New Roman" w:hAnsi="Arial" w:cs="Arial"/>
+          <w:b/>
+          <w:bCs/>
+          <w:sz w:val="24"/>
+          <w:szCs w:val="24"/>
+          <w:lang w:val="es-419"/>
+        </w:rPr>
+        <w:t>Corrección de Errores (</w:t>
+      </w:r>
+      <w:proofErr w:type="spellStart"/>
+      <w:r>
+        <w:rPr>
+          <w:rFonts w:ascii="Arial" w:eastAsia="Times New Roman" w:hAnsi="Arial" w:cs="Arial"/>
+          <w:b/>
+          <w:bCs/>
+          <w:sz w:val="24"/>
+          <w:szCs w:val="24"/>
+          <w:lang w:val="es-419"/>
+        </w:rPr>
+        <w:t>Hotfixes</w:t>
+      </w:r>
+      <w:proofErr w:type="spellEnd"/>
+      <w:r>
+        <w:rPr>
+          <w:rFonts w:ascii="Arial" w:eastAsia="Times New Roman" w:hAnsi="Arial" w:cs="Arial"/>
+          <w:b/>
+          <w:bCs/>
+          <w:sz w:val="24"/>
+          <w:szCs w:val="24"/>
+          <w:lang w:val="es-419"/>
+        </w:rPr>
+        <w:t>):</w:t>
+      </w:r>
+      <w:r>
+        <w:rPr>
+          <w:rFonts w:ascii="Arial" w:eastAsia="Times New Roman" w:hAnsi="Arial" w:cs="Arial"/>
+          <w:sz w:val="24"/>
+          <w:szCs w:val="24"/>
+          <w:lang w:val="es-419"/>
+        </w:rPr>
+        <w:t xml:space="preserve"> En caso de que se detecte una falla visual en un dispositivo específico o un enlace roto en un artículo de neurociencia, el equipo abre rápidamente una rama de reparación rápida para solucionar el error y actualizar el servidor sin tumbar la plataforma.</w:t>
+      </w:r>
+    </w:p>
+    <w:p>
+      <w:pPr>
+        <w:numPr>
+          <w:ilvl w:val="0"/>
+          <w:numId w:val="9"/>
+        </w:numPr>
+        <w:tabs>
+          <w:tab w:val="clear" w:pos="720"/>
+          <w:tab w:val="num" w:pos="1440"/>
+        </w:tabs>
+        <w:spacing w:before="100" w:beforeAutospacing="1" w:after="100" w:afterAutospacing="1" w:line="240" w:lineRule="auto"/>
+        <w:ind w:left="1440"/>
+        <w:rPr>
+          <w:rFonts w:ascii="Arial" w:eastAsia="Times New Roman" w:hAnsi="Arial" w:cs="Arial"/>
+          <w:sz w:val="24"/>
+          <w:szCs w:val="24"/>
+          <w:lang w:val="es-419"/>
+        </w:rPr>
+      </w:pPr>
+      <w:r>
+        <w:rPr>
+          <w:rFonts w:ascii="Arial" w:eastAsia="Times New Roman" w:hAnsi="Arial" w:cs="Arial"/>
+          <w:b/>
+          <w:bCs/>
+          <w:sz w:val="24"/>
+          <w:szCs w:val="24"/>
+          <w:lang w:val="es-419"/>
+        </w:rPr>
+        <w:t>Actualización de Contenido Musical:</w:t>
+      </w:r>
+      <w:r>
+        <w:rPr>
+          <w:rFonts w:ascii="Arial" w:eastAsia="Times New Roman" w:hAnsi="Arial" w:cs="Arial"/>
+          <w:sz w:val="24"/>
+          <w:szCs w:val="24"/>
+          <w:lang w:val="es-419"/>
+        </w:rPr>
+        <w:t xml:space="preserve"> Como parte del ciclo de vida del blog, se planifican tareas en Trello para refrescar mensualmente las sugerencias de canciones, añadir nuevas </w:t>
+      </w:r>
+      <w:proofErr w:type="spellStart"/>
+      <w:r>
+        <w:rPr>
+          <w:rFonts w:ascii="Arial" w:eastAsia="Times New Roman" w:hAnsi="Arial" w:cs="Arial"/>
+          <w:sz w:val="24"/>
+          <w:szCs w:val="24"/>
+          <w:lang w:val="es-419"/>
+        </w:rPr>
+        <w:t>playlists</w:t>
+      </w:r>
+      <w:proofErr w:type="spellEnd"/>
+      <w:r>
+        <w:rPr>
+          <w:rFonts w:ascii="Arial" w:eastAsia="Times New Roman" w:hAnsi="Arial" w:cs="Arial"/>
+          <w:sz w:val="24"/>
+          <w:szCs w:val="24"/>
+          <w:lang w:val="es-419"/>
+        </w:rPr>
+        <w:t xml:space="preserve"> para estudiar y </w:t>
+      </w:r>
+      <w:r>
+        <w:rPr>
+          <w:rFonts w:ascii="Arial" w:eastAsia="Times New Roman" w:hAnsi="Arial" w:cs="Arial"/>
+          <w:sz w:val="24"/>
+          <w:szCs w:val="24"/>
+          <w:lang w:val="es-419"/>
+        </w:rPr>
+        <w:lastRenderedPageBreak/>
+        <w:t>actualizar los artículos científicos sobre el impacto de la música en el cerebro, manteniendo el sitio web dinámico, moderno y atractivo para los melómanos.</w:t>
+      </w:r>
+    </w:p>
+    <w:p>
+      <w:pPr>
         <w:tabs>
           <w:tab w:val="left" w:pos="915"/>
         </w:tabs>
+        <w:ind w:left="720"/>
         <w:rPr>
           <w:rFonts w:ascii="Arial" w:hAnsi="Arial" w:cs="Arial"/>
           <w:sz w:val="24"/>
@@ -1981,6 +2910,7 @@
         <w:tabs>
           <w:tab w:val="left" w:pos="915"/>
         </w:tabs>
+        <w:ind w:left="360"/>
         <w:rPr>
           <w:rFonts w:ascii="Arial" w:hAnsi="Arial" w:cs="Arial"/>
           <w:sz w:val="24"/>
@@ -2280,6 +3210,119 @@
     </w:lvl>
   </w:abstractNum>
   <w:abstractNum w:abstractNumId="2" w15:restartNumberingAfterBreak="0">
+    <w:nsid w:val="1CB32EB8"/>
+    <w:multiLevelType w:val="hybridMultilevel"/>
+    <w:tmpl w:val="FDF421AC"/>
+    <w:lvl w:ilvl="0" w:tplc="04090001">
+      <w:start w:val="1"/>
+      <w:numFmt w:val="bullet"/>
+      <w:lvlText w:val=""/>
+      <w:lvlJc w:val="left"/>
+      <w:pPr>
+        <w:ind w:left="720" w:hanging="360"/>
+      </w:pPr>
+      <w:rPr>
+        <w:rFonts w:ascii="Symbol" w:hAnsi="Symbol" w:hint="default"/>
+      </w:rPr>
+    </w:lvl>
+    <w:lvl w:ilvl="1" w:tplc="04090003" w:tentative="1">
+      <w:start w:val="1"/>
+      <w:numFmt w:val="bullet"/>
+      <w:lvlText w:val="o"/>
+      <w:lvlJc w:val="left"/>
+      <w:pPr>
+        <w:ind w:left="1440" w:hanging="360"/>
+      </w:pPr>
+      <w:rPr>
+        <w:rFonts w:ascii="Courier New" w:hAnsi="Courier New" w:cs="Courier New" w:hint="default"/>
+      </w:rPr>
+    </w:lvl>
+    <w:lvl w:ilvl="2" w:tplc="04090005" w:tentative="1">
+      <w:start w:val="1"/>
+      <w:numFmt w:val="bullet"/>
+      <w:lvlText w:val=""/>
+      <w:lvlJc w:val="left"/>
+      <w:pPr>
+        <w:ind w:left="2160" w:hanging="360"/>
+      </w:pPr>
+      <w:rPr>
+        <w:rFonts w:ascii="Wingdings" w:hAnsi="Wingdings" w:hint="default"/>
+      </w:rPr>
+    </w:lvl>
+    <w:lvl w:ilvl="3" w:tplc="04090001" w:tentative="1">
+      <w:start w:val="1"/>
+      <w:numFmt w:val="bullet"/>
+      <w:lvlText w:val=""/>
+      <w:lvlJc w:val="left"/>
+      <w:pPr>
+        <w:ind w:left="2880" w:hanging="360"/>
+      </w:pPr>
+      <w:rPr>
+        <w:rFonts w:ascii="Symbol" w:hAnsi="Symbol" w:hint="default"/>
+      </w:rPr>
+    </w:lvl>
+    <w:lvl w:ilvl="4" w:tplc="04090003" w:tentative="1">
+      <w:start w:val="1"/>
+      <w:numFmt w:val="bullet"/>
+      <w:lvlText w:val="o"/>
+      <w:lvlJc w:val="left"/>
+      <w:pPr>
+        <w:ind w:left="3600" w:hanging="360"/>
+      </w:pPr>
+      <w:rPr>
+        <w:rFonts w:ascii="Courier New" w:hAnsi="Courier New" w:cs="Courier New" w:hint="default"/>
+      </w:rPr>
+    </w:lvl>
+    <w:lvl w:ilvl="5" w:tplc="04090005" w:tentative="1">
+      <w:start w:val="1"/>
+      <w:numFmt w:val="bullet"/>
+      <w:lvlText w:val=""/>
+      <w:lvlJc w:val="left"/>
+      <w:pPr>
+        <w:ind w:left="4320" w:hanging="360"/>
+      </w:pPr>
+      <w:rPr>
+        <w:rFonts w:ascii="Wingdings" w:hAnsi="Wingdings" w:hint="default"/>
+      </w:rPr>
+    </w:lvl>
+    <w:lvl w:ilvl="6" w:tplc="04090001" w:tentative="1">
+      <w:start w:val="1"/>
+      <w:numFmt w:val="bullet"/>
+      <w:lvlText w:val=""/>
+      <w:lvlJc w:val="left"/>
+      <w:pPr>
+        <w:ind w:left="5040" w:hanging="360"/>
+      </w:pPr>
+      <w:rPr>
+        <w:rFonts w:ascii="Symbol" w:hAnsi="Symbol" w:hint="default"/>
+      </w:rPr>
+    </w:lvl>
+    <w:lvl w:ilvl="7" w:tplc="04090003" w:tentative="1">
+      <w:start w:val="1"/>
+      <w:numFmt w:val="bullet"/>
+      <w:lvlText w:val="o"/>
+      <w:lvlJc w:val="left"/>
+      <w:pPr>
+        <w:ind w:left="5760" w:hanging="360"/>
+      </w:pPr>
+      <w:rPr>
+        <w:rFonts w:ascii="Courier New" w:hAnsi="Courier New" w:cs="Courier New" w:hint="default"/>
+      </w:rPr>
+    </w:lvl>
+    <w:lvl w:ilvl="8" w:tplc="04090005" w:tentative="1">
+      <w:start w:val="1"/>
+      <w:numFmt w:val="bullet"/>
+      <w:lvlText w:val=""/>
+      <w:lvlJc w:val="left"/>
+      <w:pPr>
+        <w:ind w:left="6480" w:hanging="360"/>
+      </w:pPr>
+      <w:rPr>
+        <w:rFonts w:ascii="Wingdings" w:hAnsi="Wingdings" w:hint="default"/>
+      </w:rPr>
+    </w:lvl>
+  </w:abstractNum>
+  <w:abstractNum w:abstractNumId="3" w15:restartNumberingAfterBreak="0">
     <w:nsid w:val="2D0722FD"/>
     <w:multiLevelType w:val="hybridMultilevel"/>
     <w:tmpl w:val="022233C4"/>
@@ -2392,7 +3435,120 @@
       </w:rPr>
     </w:lvl>
   </w:abstractNum>
-  <w:abstractNum w:abstractNumId="3" w15:restartNumberingAfterBreak="0">
+  <w:abstractNum w:abstractNumId="4" w15:restartNumberingAfterBreak="0">
+    <w:nsid w:val="35C74CFF"/>
+    <w:multiLevelType w:val="hybridMultilevel"/>
+    <w:tmpl w:val="19368FB6"/>
+    <w:lvl w:ilvl="0" w:tplc="04090001">
+      <w:start w:val="1"/>
+      <w:numFmt w:val="bullet"/>
+      <w:lvlText w:val=""/>
+      <w:lvlJc w:val="left"/>
+      <w:pPr>
+        <w:ind w:left="720" w:hanging="360"/>
+      </w:pPr>
+      <w:rPr>
+        <w:rFonts w:ascii="Symbol" w:hAnsi="Symbol" w:hint="default"/>
+      </w:rPr>
+    </w:lvl>
+    <w:lvl w:ilvl="1" w:tplc="04090003" w:tentative="1">
+      <w:start w:val="1"/>
+      <w:numFmt w:val="bullet"/>
+      <w:lvlText w:val="o"/>
+      <w:lvlJc w:val="left"/>
+      <w:pPr>
+        <w:ind w:left="1440" w:hanging="360"/>
+      </w:pPr>
+      <w:rPr>
+        <w:rFonts w:ascii="Courier New" w:hAnsi="Courier New" w:cs="Courier New" w:hint="default"/>
+      </w:rPr>
+    </w:lvl>
+    <w:lvl w:ilvl="2" w:tplc="04090005" w:tentative="1">
+      <w:start w:val="1"/>
+      <w:numFmt w:val="bullet"/>
+      <w:lvlText w:val=""/>
+      <w:lvlJc w:val="left"/>
+      <w:pPr>
+        <w:ind w:left="2160" w:hanging="360"/>
+      </w:pPr>
+      <w:rPr>
+        <w:rFonts w:ascii="Wingdings" w:hAnsi="Wingdings" w:hint="default"/>
+      </w:rPr>
+    </w:lvl>
+    <w:lvl w:ilvl="3" w:tplc="04090001" w:tentative="1">
+      <w:start w:val="1"/>
+      <w:numFmt w:val="bullet"/>
+      <w:lvlText w:val=""/>
+      <w:lvlJc w:val="left"/>
+      <w:pPr>
+        <w:ind w:left="2880" w:hanging="360"/>
+      </w:pPr>
+      <w:rPr>
+        <w:rFonts w:ascii="Symbol" w:hAnsi="Symbol" w:hint="default"/>
+      </w:rPr>
+    </w:lvl>
+    <w:lvl w:ilvl="4" w:tplc="04090003" w:tentative="1">
+      <w:start w:val="1"/>
+      <w:numFmt w:val="bullet"/>
+      <w:lvlText w:val="o"/>
+      <w:lvlJc w:val="left"/>
+      <w:pPr>
+        <w:ind w:left="3600" w:hanging="360"/>
+      </w:pPr>
+      <w:rPr>
+        <w:rFonts w:ascii="Courier New" w:hAnsi="Courier New" w:cs="Courier New" w:hint="default"/>
+      </w:rPr>
+    </w:lvl>
+    <w:lvl w:ilvl="5" w:tplc="04090005" w:tentative="1">
+      <w:start w:val="1"/>
+      <w:numFmt w:val="bullet"/>
+      <w:lvlText w:val=""/>
+      <w:lvlJc w:val="left"/>
+      <w:pPr>
+        <w:ind w:left="4320" w:hanging="360"/>
+      </w:pPr>
+      <w:rPr>
+        <w:rFonts w:ascii="Wingdings" w:hAnsi="Wingdings" w:hint="default"/>
+      </w:rPr>
+    </w:lvl>
+    <w:lvl w:ilvl="6" w:tplc="04090001" w:tentative="1">
+      <w:start w:val="1"/>
+      <w:numFmt w:val="bullet"/>
+      <w:lvlText w:val=""/>
+      <w:lvlJc w:val="left"/>
+      <w:pPr>
+        <w:ind w:left="5040" w:hanging="360"/>
+      </w:pPr>
+      <w:rPr>
+        <w:rFonts w:ascii="Symbol" w:hAnsi="Symbol" w:hint="default"/>
+      </w:rPr>
+    </w:lvl>
+    <w:lvl w:ilvl="7" w:tplc="04090003" w:tentative="1">
+      <w:start w:val="1"/>
+      <w:numFmt w:val="bullet"/>
+      <w:lvlText w:val="o"/>
+      <w:lvlJc w:val="left"/>
+      <w:pPr>
+        <w:ind w:left="5760" w:hanging="360"/>
+      </w:pPr>
+      <w:rPr>
+        <w:rFonts w:ascii="Courier New" w:hAnsi="Courier New" w:cs="Courier New" w:hint="default"/>
+      </w:rPr>
+    </w:lvl>
+    <w:lvl w:ilvl="8" w:tplc="04090005" w:tentative="1">
+      <w:start w:val="1"/>
+      <w:numFmt w:val="bullet"/>
+      <w:lvlText w:val=""/>
+      <w:lvlJc w:val="left"/>
+      <w:pPr>
+        <w:ind w:left="6480" w:hanging="360"/>
+      </w:pPr>
+      <w:rPr>
+        <w:rFonts w:ascii="Wingdings" w:hAnsi="Wingdings" w:hint="default"/>
+      </w:rPr>
+    </w:lvl>
+  </w:abstractNum>
+  <w:abstractNum w:abstractNumId="5" w15:restartNumberingAfterBreak="0">
     <w:nsid w:val="5BCB39C2"/>
     <w:multiLevelType w:val="hybridMultilevel"/>
     <w:tmpl w:val="203276A6"/>
@@ -2481,7 +3637,7 @@
       </w:pPr>
     </w:lvl>
   </w:abstractNum>
-  <w:abstractNum w:abstractNumId="4" w15:restartNumberingAfterBreak="0">
+  <w:abstractNum w:abstractNumId="6" w15:restartNumberingAfterBreak="0">
     <w:nsid w:val="64845589"/>
     <w:multiLevelType w:val="hybridMultilevel"/>
     <w:tmpl w:val="568828A6"/>
@@ -2594,7 +3750,156 @@
       </w:rPr>
     </w:lvl>
   </w:abstractNum>
-  <w:abstractNum w:abstractNumId="5" w15:restartNumberingAfterBreak="0">
+  <w:abstractNum w:abstractNumId="7" w15:restartNumberingAfterBreak="0">
+    <w:nsid w:val="75C67054"/>
+    <w:multiLevelType w:val="multilevel"/>
+    <w:tmpl w:val="320ECAAC"/>
+    <w:lvl w:ilvl="0">
+      <w:start w:val="1"/>
+      <w:numFmt w:val="bullet"/>
+      <w:lvlText w:val=""/>
+      <w:lvlJc w:val="left"/>
+      <w:pPr>
+        <w:tabs>
+          <w:tab w:val="num" w:pos="720"/>
+        </w:tabs>
+        <w:ind w:left="720" w:hanging="360"/>
+      </w:pPr>
+      <w:rPr>
+        <w:rFonts w:ascii="Symbol" w:hAnsi="Symbol" w:hint="default"/>
+        <w:sz w:val="20"/>
+      </w:rPr>
+    </w:lvl>
+    <w:lvl w:ilvl="1" w:tentative="1">
+      <w:start w:val="1"/>
+      <w:numFmt w:val="bullet"/>
+      <w:lvlText w:val="o"/>
+      <w:lvlJc w:val="left"/>
+      <w:pPr>
+        <w:tabs>
+          <w:tab w:val="num" w:pos="1440"/>
+        </w:tabs>
+        <w:ind w:left="1440" w:hanging="360"/>
+      </w:pPr>
+      <w:rPr>
+        <w:rFonts w:ascii="Courier New" w:hAnsi="Courier New" w:hint="default"/>
+        <w:sz w:val="20"/>
+      </w:rPr>
+    </w:lvl>
+    <w:lvl w:ilvl="2" w:tentative="1">
+      <w:start w:val="1"/>
+      <w:numFmt w:val="bullet"/>
+      <w:lvlText w:val=""/>
+      <w:lvlJc w:val="left"/>
+      <w:pPr>
+        <w:tabs>
+          <w:tab w:val="num" w:pos="2160"/>
+        </w:tabs>
+        <w:ind w:left="2160" w:hanging="360"/>
+      </w:pPr>
+      <w:rPr>
+        <w:rFonts w:ascii="Wingdings" w:hAnsi="Wingdings" w:hint="default"/>
+        <w:sz w:val="20"/>
+      </w:rPr>
+    </w:lvl>
+    <w:lvl w:ilvl="3" w:tentative="1">
+      <w:start w:val="1"/>
+      <w:numFmt w:val="bullet"/>
+      <w:lvlText w:val=""/>
+      <w:lvlJc w:val="left"/>
+      <w:pPr>
+        <w:tabs>
+          <w:tab w:val="num" w:pos="2880"/>
+        </w:tabs>
+        <w:ind w:left="2880" w:hanging="360"/>
+      </w:pPr>
+      <w:rPr>
+        <w:rFonts w:ascii="Wingdings" w:hAnsi="Wingdings" w:hint="default"/>
+        <w:sz w:val="20"/>
+      </w:rPr>
+    </w:lvl>
+    <w:lvl w:ilvl="4" w:tentative="1">
+      <w:start w:val="1"/>
+      <w:numFmt w:val="bullet"/>
+      <w:lvlText w:val=""/>
+      <w:lvlJc w:val="left"/>
+      <w:pPr>
+        <w:tabs>
+          <w:tab w:val="num" w:pos="3600"/>
+        </w:tabs>
+        <w:ind w:left="3600" w:hanging="360"/>
+      </w:pPr>
+      <w:rPr>
+        <w:rFonts w:ascii="Wingdings" w:hAnsi="Wingdings" w:hint="default"/>
+        <w:sz w:val="20"/>
+      </w:rPr>
+    </w:lvl>
+    <w:lvl w:ilvl="5" w:tentative="1">
+      <w:start w:val="1"/>
+      <w:numFmt w:val="bullet"/>
+      <w:lvlText w:val=""/>
+      <w:lvlJc w:val="left"/>
+      <w:pPr>
+        <w:tabs>
+          <w:tab w:val="num" w:pos="4320"/>
+        </w:tabs>
+        <w:ind w:left="4320" w:hanging="360"/>
+      </w:pPr>
+      <w:rPr>
+        <w:rFonts w:ascii="Wingdings" w:hAnsi="Wingdings" w:hint="default"/>
+        <w:sz w:val="20"/>
+      </w:rPr>
+    </w:lvl>
+    <w:lvl w:ilvl="6" w:tentative="1">
+      <w:start w:val="1"/>
+      <w:numFmt w:val="bullet"/>
+      <w:lvlText w:val=""/>
+      <w:lvlJc w:val="left"/>
+      <w:pPr>
+        <w:tabs>
+          <w:tab w:val="num" w:pos="5040"/>
+        </w:tabs>
+        <w:ind w:left="5040" w:hanging="360"/>
+      </w:pPr>
+      <w:rPr>
+        <w:rFonts w:ascii="Wingdings" w:hAnsi="Wingdings" w:hint="default"/>
+        <w:sz w:val="20"/>
+      </w:rPr>
+    </w:lvl>
+    <w:lvl w:ilvl="7" w:tentative="1">
+      <w:start w:val="1"/>
+      <w:numFmt w:val="bullet"/>
+      <w:lvlText w:val=""/>
+      <w:lvlJc w:val="left"/>
+      <w:pPr>
+        <w:tabs>
+          <w:tab w:val="num" w:pos="5760"/>
+        </w:tabs>
+        <w:ind w:left="5760" w:hanging="360"/>
+      </w:pPr>
+      <w:rPr>
+        <w:rFonts w:ascii="Wingdings" w:hAnsi="Wingdings" w:hint="default"/>
+        <w:sz w:val="20"/>
+      </w:rPr>
+    </w:lvl>
+    <w:lvl w:ilvl="8" w:tentative="1">
+      <w:start w:val="1"/>
+      <w:numFmt w:val="bullet"/>
+      <w:lvlText w:val=""/>
+      <w:lvlJc w:val="left"/>
+      <w:pPr>
+        <w:tabs>
+          <w:tab w:val="num" w:pos="6480"/>
+        </w:tabs>
+        <w:ind w:left="6480" w:hanging="360"/>
+      </w:pPr>
+      <w:rPr>
+        <w:rFonts w:ascii="Wingdings" w:hAnsi="Wingdings" w:hint="default"/>
+        <w:sz w:val="20"/>
+      </w:rPr>
+    </w:lvl>
+  </w:abstractNum>
+  <w:abstractNum w:abstractNumId="8" w15:restartNumberingAfterBreak="0">
     <w:nsid w:val="7B1701CB"/>
     <w:multiLevelType w:val="hybridMultilevel"/>
     <w:tmpl w:val="0A362A00"/>
@@ -2707,7 +4012,7 @@
       </w:rPr>
     </w:lvl>
   </w:abstractNum>
-  <w:abstractNum w:abstractNumId="6" w15:restartNumberingAfterBreak="0">
+  <w:abstractNum w:abstractNumId="9" w15:restartNumberingAfterBreak="0">
     <w:nsid w:val="7D6B3DCA"/>
     <w:multiLevelType w:val="hybridMultilevel"/>
     <w:tmpl w:val="5978EC38"/>
@@ -2821,25 +4126,34 @@
     </w:lvl>
   </w:abstractNum>
   <w:num w:numId="1">
-    <w:abstractNumId w:val="3"/>
+    <w:abstractNumId w:val="5"/>
   </w:num>
   <w:num w:numId="2">
     <w:abstractNumId w:val="1"/>
   </w:num>
   <w:num w:numId="3">
+    <w:abstractNumId w:val="9"/>
+  </w:num>
+  <w:num w:numId="4">
+    <w:abstractNumId w:val="3"/>
+  </w:num>
+  <w:num w:numId="5">
     <w:abstractNumId w:val="6"/>
   </w:num>
-  <w:num w:numId="4">
-    <w:abstractNumId w:val="2"/>
-  </w:num>
-  <w:num w:numId="5">
-    <w:abstractNumId w:val="4"/>
-  </w:num>
   <w:num w:numId="6">
-    <w:abstractNumId w:val="5"/>
+    <w:abstractNumId w:val="8"/>
   </w:num>
   <w:num w:numId="7">
     <w:abstractNumId w:val="0"/>
+  </w:num>
+  <w:num w:numId="8">
+    <w:abstractNumId w:val="2"/>
+  </w:num>
+  <w:num w:numId="9">
+    <w:abstractNumId w:val="7"/>
+  </w:num>
+  <w:num w:numId="10">
+    <w:abstractNumId w:val="4"/>
   </w:num>
 </w:numbering>
 </file>
